--- a/docs/PMO-site-copy.docx
+++ b/docs/PMO-site-copy.docx
@@ -8,7 +8,7 @@
         <w:spacing w:after="120" w:before="240"/>
       </w:pPr>
       <w:r>
-        <w:t xml:space="preserve">PMO minisite — copy deck (revised)</w:t>
+        <w:t xml:space="preserve">project management minisite: copy deck (revised)</w:t>
       </w:r>
     </w:p>
     <w:p>
@@ -132,7 +132,7 @@
               <w:spacing w:after="40"/>
             </w:pPr>
             <w:r>
-              <w:t xml:space="preserve">Revised copy — text that replaces or refines earlier wording.</w:t>
+              <w:t xml:space="preserve">Revised copy: text that replaces or refines earlier wording.</w:t>
             </w:r>
           </w:p>
         </w:tc>
@@ -178,7 +178,7 @@
               <w:spacing w:after="40"/>
             </w:pPr>
             <w:r>
-              <w:t xml:space="preserve">New copy or connector — net-new lines or bridging phrases.</w:t>
+              <w:t xml:space="preserve">New copy or connector: net-new lines or bridging phrases.</w:t>
             </w:r>
           </w:p>
         </w:tc>
@@ -301,7 +301,7 @@
               <w:spacing w:after="80"/>
             </w:pPr>
             <w:r>
-              <w:t xml:space="preserve">monday.com for PMO</w:t>
+              <w:t xml:space="preserve">monday.com for project management</w:t>
             </w:r>
           </w:p>
         </w:tc>
@@ -354,7 +354,7 @@
               <w:spacing w:after="80"/>
             </w:pPr>
             <w:r>
-              <w:t xml:space="preserve">Deliver projects with a full team behind you. AI-powered project management with agents that work alongside your team in monday.com.</w:t>
+              <w:t xml:space="preserve">Drive your projects forward. AI-powered project management with agents that work alongside your team in monday.com.</w:t>
             </w:r>
           </w:p>
         </w:tc>
@@ -669,138 +669,32 @@
               <w:spacing w:after="80"/>
             </w:pPr>
             <w:r>
-              <w:t xml:space="preserve">Eyebrow</w:t>
-            </w:r>
-          </w:p>
-        </w:tc>
-        <w:tc>
-          <w:tcPr>
-            <w:tcW w:type="pct" w:w="72%"/>
-            <w:tcBorders>
-              <w:top w:val="single" w:color="E5E5E8" w:sz="1"/>
-              <w:left w:val="single" w:color="E5E5E8" w:sz="1"/>
-              <w:bottom w:val="single" w:color="E5E5E8" w:sz="1"/>
-              <w:right w:val="single" w:color="E5E5E8" w:sz="1"/>
-            </w:tcBorders>
-            <w:tcMar>
-              <w:top w:type="dxa" w:w="60"/>
-              <w:left w:type="dxa" w:w="120"/>
-              <w:bottom w:type="dxa" w:w="60"/>
-              <w:right w:type="dxa" w:w="120"/>
-            </w:tcMar>
-          </w:tcPr>
-          <w:p>
-            <w:pPr>
-              <w:spacing w:after="80"/>
-            </w:pPr>
-            <w:r>
-              <w:t xml:space="preserve">monday.com | AI-powered project management</w:t>
-            </w:r>
-          </w:p>
-        </w:tc>
-      </w:tr>
-      <w:tr>
-        <w:tc>
-          <w:tcPr>
-            <w:tcW w:type="pct" w:w="28%"/>
-            <w:tcBorders>
-              <w:top w:val="single" w:color="E5E5E8" w:sz="1"/>
-              <w:left w:val="single" w:color="E5E5E8" w:sz="1"/>
-              <w:bottom w:val="single" w:color="E5E5E8" w:sz="1"/>
-              <w:right w:val="single" w:color="E5E5E8" w:sz="1"/>
-            </w:tcBorders>
-            <w:shd w:fill="F4F4F5" w:val="clear"/>
-            <w:tcMar>
-              <w:top w:type="dxa" w:w="60"/>
-              <w:left w:type="dxa" w:w="120"/>
-              <w:bottom w:type="dxa" w:w="60"/>
-              <w:right w:type="dxa" w:w="120"/>
-            </w:tcMar>
-          </w:tcPr>
-          <w:p>
-            <w:pPr>
-              <w:spacing w:after="80"/>
-            </w:pPr>
-            <w:r>
-              <w:t xml:space="preserve">H1 line 1</w:t>
-            </w:r>
-          </w:p>
-        </w:tc>
-        <w:tc>
-          <w:tcPr>
-            <w:tcW w:type="pct" w:w="72%"/>
-            <w:tcBorders>
-              <w:top w:val="single" w:color="E5E5E8" w:sz="1"/>
-              <w:left w:val="single" w:color="E5E5E8" w:sz="1"/>
-              <w:bottom w:val="single" w:color="E5E5E8" w:sz="1"/>
-              <w:right w:val="single" w:color="E5E5E8" w:sz="1"/>
-            </w:tcBorders>
-            <w:tcMar>
-              <w:top w:type="dxa" w:w="60"/>
-              <w:left w:type="dxa" w:w="120"/>
-              <w:bottom w:type="dxa" w:w="60"/>
-              <w:right w:type="dxa" w:w="120"/>
-            </w:tcMar>
-          </w:tcPr>
-          <w:p>
-            <w:pPr>
-              <w:spacing w:after="80"/>
-            </w:pPr>
-            <w:r>
-              <w:t xml:space="preserve">Deliver projects, with</w:t>
-            </w:r>
-          </w:p>
-        </w:tc>
-      </w:tr>
-      <w:tr>
-        <w:tc>
-          <w:tcPr>
-            <w:tcW w:type="pct" w:w="28%"/>
-            <w:tcBorders>
-              <w:top w:val="single" w:color="E5E5E8" w:sz="1"/>
-              <w:left w:val="single" w:color="E5E5E8" w:sz="1"/>
-              <w:bottom w:val="single" w:color="E5E5E8" w:sz="1"/>
-              <w:right w:val="single" w:color="E5E5E8" w:sz="1"/>
-            </w:tcBorders>
-            <w:shd w:fill="F4F4F5" w:val="clear"/>
-            <w:tcMar>
-              <w:top w:type="dxa" w:w="60"/>
-              <w:left w:type="dxa" w:w="120"/>
-              <w:bottom w:type="dxa" w:w="60"/>
-              <w:right w:type="dxa" w:w="120"/>
-            </w:tcMar>
-          </w:tcPr>
-          <w:p>
-            <w:pPr>
-              <w:spacing w:after="80"/>
-            </w:pPr>
-            <w:r>
-              <w:t xml:space="preserve">H1 line 2</w:t>
-            </w:r>
-          </w:p>
-        </w:tc>
-        <w:tc>
-          <w:tcPr>
-            <w:tcW w:type="pct" w:w="72%"/>
-            <w:tcBorders>
-              <w:top w:val="single" w:color="E5E5E8" w:sz="1"/>
-              <w:left w:val="single" w:color="E5E5E8" w:sz="1"/>
-              <w:bottom w:val="single" w:color="E5E5E8" w:sz="1"/>
-              <w:right w:val="single" w:color="E5E5E8" w:sz="1"/>
-            </w:tcBorders>
-            <w:tcMar>
-              <w:top w:type="dxa" w:w="60"/>
-              <w:left w:type="dxa" w:w="120"/>
-              <w:bottom w:type="dxa" w:w="60"/>
-              <w:right w:type="dxa" w:w="120"/>
-            </w:tcMar>
-          </w:tcPr>
-          <w:p>
-            <w:pPr>
-              <w:spacing w:after="80"/>
-            </w:pPr>
-            <w:r>
-              <w:t xml:space="preserve">a full team behind you</w:t>
+              <w:t xml:space="preserve">H1</w:t>
+            </w:r>
+          </w:p>
+        </w:tc>
+        <w:tc>
+          <w:tcPr>
+            <w:tcW w:type="pct" w:w="72%"/>
+            <w:tcBorders>
+              <w:top w:val="single" w:color="E5E5E8" w:sz="1"/>
+              <w:left w:val="single" w:color="E5E5E8" w:sz="1"/>
+              <w:bottom w:val="single" w:color="E5E5E8" w:sz="1"/>
+              <w:right w:val="single" w:color="E5E5E8" w:sz="1"/>
+            </w:tcBorders>
+            <w:tcMar>
+              <w:top w:type="dxa" w:w="60"/>
+              <w:left w:type="dxa" w:w="120"/>
+              <w:bottom w:type="dxa" w:w="60"/>
+              <w:right w:type="dxa" w:w="120"/>
+            </w:tcMar>
+          </w:tcPr>
+          <w:p>
+            <w:pPr>
+              <w:spacing w:after="80"/>
+            </w:pPr>
+            <w:r>
+              <w:t xml:space="preserve">Your projects, fully staffed.</w:t>
             </w:r>
           </w:p>
         </w:tc>
@@ -853,7 +747,7 @@
               <w:spacing w:after="80"/>
             </w:pPr>
             <w:r>
-              <w:t xml:space="preserve">Always-on agents work alongside your team, chasing updates, flagging risks, and reporting to leadership so your people don't have to.</w:t>
+              <w:t xml:space="preserve">Status updates, risk flags, executive reports: your agents handle the follow-through so your team can focus on the work that actually moves things forward.</w:t>
             </w:r>
           </w:p>
         </w:tc>
@@ -1013,112 +907,6 @@
             </w:pPr>
             <w:r>
               <w:t xml:space="preserve">Free forever. No credit card needed.</w:t>
-            </w:r>
-          </w:p>
-        </w:tc>
-      </w:tr>
-      <w:tr>
-        <w:tc>
-          <w:tcPr>
-            <w:tcW w:type="pct" w:w="28%"/>
-            <w:tcBorders>
-              <w:top w:val="single" w:color="E5E5E8" w:sz="1"/>
-              <w:left w:val="single" w:color="E5E5E8" w:sz="1"/>
-              <w:bottom w:val="single" w:color="E5E5E8" w:sz="1"/>
-              <w:right w:val="single" w:color="E5E5E8" w:sz="1"/>
-            </w:tcBorders>
-            <w:shd w:fill="F4F4F5" w:val="clear"/>
-            <w:tcMar>
-              <w:top w:type="dxa" w:w="60"/>
-              <w:left w:type="dxa" w:w="120"/>
-              <w:bottom w:type="dxa" w:w="60"/>
-              <w:right w:type="dxa" w:w="120"/>
-            </w:tcMar>
-          </w:tcPr>
-          <w:p>
-            <w:pPr>
-              <w:spacing w:after="80"/>
-            </w:pPr>
-            <w:r>
-              <w:t xml:space="preserve">Trust line</w:t>
-            </w:r>
-          </w:p>
-        </w:tc>
-        <w:tc>
-          <w:tcPr>
-            <w:tcW w:type="pct" w:w="72%"/>
-            <w:tcBorders>
-              <w:top w:val="single" w:color="E5E5E8" w:sz="1"/>
-              <w:left w:val="single" w:color="E5E5E8" w:sz="1"/>
-              <w:bottom w:val="single" w:color="E5E5E8" w:sz="1"/>
-              <w:right w:val="single" w:color="E5E5E8" w:sz="1"/>
-            </w:tcBorders>
-            <w:tcMar>
-              <w:top w:type="dxa" w:w="60"/>
-              <w:left w:type="dxa" w:w="120"/>
-              <w:bottom w:type="dxa" w:w="60"/>
-              <w:right w:type="dxa" w:w="120"/>
-            </w:tcMar>
-          </w:tcPr>
-          <w:p>
-            <w:pPr>
-              <w:spacing w:after="80"/>
-            </w:pPr>
-            <w:r>
-              <w:t xml:space="preserve">Trusted by 250,000+ customers worldwide</w:t>
-            </w:r>
-          </w:p>
-        </w:tc>
-      </w:tr>
-      <w:tr>
-        <w:tc>
-          <w:tcPr>
-            <w:tcW w:type="pct" w:w="28%"/>
-            <w:tcBorders>
-              <w:top w:val="single" w:color="E5E5E8" w:sz="1"/>
-              <w:left w:val="single" w:color="E5E5E8" w:sz="1"/>
-              <w:bottom w:val="single" w:color="E5E5E8" w:sz="1"/>
-              <w:right w:val="single" w:color="E5E5E8" w:sz="1"/>
-            </w:tcBorders>
-            <w:shd w:fill="F4F4F5" w:val="clear"/>
-            <w:tcMar>
-              <w:top w:type="dxa" w:w="60"/>
-              <w:left w:type="dxa" w:w="120"/>
-              <w:bottom w:type="dxa" w:w="60"/>
-              <w:right w:type="dxa" w:w="120"/>
-            </w:tcMar>
-          </w:tcPr>
-          <w:p>
-            <w:pPr>
-              <w:spacing w:after="80"/>
-            </w:pPr>
-            <w:r>
-              <w:t xml:space="preserve">Logo strip</w:t>
-            </w:r>
-          </w:p>
-        </w:tc>
-        <w:tc>
-          <w:tcPr>
-            <w:tcW w:type="pct" w:w="72%"/>
-            <w:tcBorders>
-              <w:top w:val="single" w:color="E5E5E8" w:sz="1"/>
-              <w:left w:val="single" w:color="E5E5E8" w:sz="1"/>
-              <w:bottom w:val="single" w:color="E5E5E8" w:sz="1"/>
-              <w:right w:val="single" w:color="E5E5E8" w:sz="1"/>
-            </w:tcBorders>
-            <w:tcMar>
-              <w:top w:type="dxa" w:w="60"/>
-              <w:left w:type="dxa" w:w="120"/>
-              <w:bottom w:type="dxa" w:w="60"/>
-              <w:right w:type="dxa" w:w="120"/>
-            </w:tcMar>
-          </w:tcPr>
-          <w:p>
-            <w:pPr>
-              <w:spacing w:after="80"/>
-            </w:pPr>
-            <w:r>
-              <w:t xml:space="preserve">Canva, Coca-Cola, Lionsgate, McDonald's, BMW, Cartier, VML</w:t>
             </w:r>
           </w:p>
         </w:tc>
@@ -1135,7 +923,7 @@
         <w:spacing w:after="100" w:before="200"/>
       </w:pPr>
       <w:r>
-        <w:t xml:space="preserve">Hero showcase (chrome &amp; placeholder)</w:t>
+        <w:t xml:space="preserve">Logo bar</w:t>
       </w:r>
     </w:p>
     <w:tbl>
@@ -1210,350 +998,85 @@
               <w:spacing w:after="80"/>
             </w:pPr>
             <w:r>
-              <w:t xml:space="preserve">Window chrome</w:t>
-            </w:r>
-          </w:p>
-        </w:tc>
-        <w:tc>
-          <w:tcPr>
-            <w:tcW w:type="pct" w:w="72%"/>
-            <w:tcBorders>
-              <w:top w:val="single" w:color="E5E5E8" w:sz="1"/>
-              <w:left w:val="single" w:color="E5E5E8" w:sz="1"/>
-              <w:bottom w:val="single" w:color="E5E5E8" w:sz="1"/>
-              <w:right w:val="single" w:color="E5E5E8" w:sz="1"/>
-            </w:tcBorders>
-            <w:tcMar>
-              <w:top w:type="dxa" w:w="60"/>
-              <w:left w:type="dxa" w:w="120"/>
-              <w:bottom w:type="dxa" w:w="60"/>
-              <w:right w:type="dxa" w:w="120"/>
-            </w:tcMar>
-          </w:tcPr>
-          <w:p>
-            <w:pPr>
-              <w:spacing w:after="80"/>
-            </w:pPr>
-            <w:r>
-              <w:t xml:space="preserve">Agent session · monday.com</w:t>
-            </w:r>
-          </w:p>
-        </w:tc>
-      </w:tr>
-      <w:tr>
-        <w:tc>
-          <w:tcPr>
-            <w:tcW w:type="pct" w:w="28%"/>
-            <w:tcBorders>
-              <w:top w:val="single" w:color="E5E5E8" w:sz="1"/>
-              <w:left w:val="single" w:color="E5E5E8" w:sz="1"/>
-              <w:bottom w:val="single" w:color="E5E5E8" w:sz="1"/>
-              <w:right w:val="single" w:color="E5E5E8" w:sz="1"/>
-            </w:tcBorders>
-            <w:shd w:fill="F4F4F5" w:val="clear"/>
-            <w:tcMar>
-              <w:top w:type="dxa" w:w="60"/>
-              <w:left w:type="dxa" w:w="120"/>
-              <w:bottom w:type="dxa" w:w="60"/>
-              <w:right w:type="dxa" w:w="120"/>
-            </w:tcMar>
-          </w:tcPr>
-          <w:p>
-            <w:pPr>
-              <w:spacing w:after="80"/>
-            </w:pPr>
-            <w:r>
-              <w:t xml:space="preserve">Subline</w:t>
-            </w:r>
-          </w:p>
-        </w:tc>
-        <w:tc>
-          <w:tcPr>
-            <w:tcW w:type="pct" w:w="72%"/>
-            <w:tcBorders>
-              <w:top w:val="single" w:color="E5E5E8" w:sz="1"/>
-              <w:left w:val="single" w:color="E5E5E8" w:sz="1"/>
-              <w:bottom w:val="single" w:color="E5E5E8" w:sz="1"/>
-              <w:right w:val="single" w:color="E5E5E8" w:sz="1"/>
-            </w:tcBorders>
-            <w:tcMar>
-              <w:top w:type="dxa" w:w="60"/>
-              <w:left w:type="dxa" w:w="120"/>
-              <w:bottom w:type="dxa" w:w="60"/>
-              <w:right w:type="dxa" w:w="120"/>
-            </w:tcMar>
-          </w:tcPr>
-          <w:p>
-            <w:pPr>
-              <w:spacing w:after="80"/>
-            </w:pPr>
-            <w:r>
-              <w:t xml:space="preserve">Context · Docs · Slack · Drive</w:t>
-            </w:r>
-          </w:p>
-        </w:tc>
-      </w:tr>
-      <w:tr>
-        <w:tc>
-          <w:tcPr>
-            <w:tcW w:type="pct" w:w="28%"/>
-            <w:tcBorders>
-              <w:top w:val="single" w:color="E5E5E8" w:sz="1"/>
-              <w:left w:val="single" w:color="E5E5E8" w:sz="1"/>
-              <w:bottom w:val="single" w:color="E5E5E8" w:sz="1"/>
-              <w:right w:val="single" w:color="E5E5E8" w:sz="1"/>
-            </w:tcBorders>
-            <w:shd w:fill="F4F4F5" w:val="clear"/>
-            <w:tcMar>
-              <w:top w:type="dxa" w:w="60"/>
-              <w:left w:type="dxa" w:w="120"/>
-              <w:bottom w:type="dxa" w:w="60"/>
-              <w:right w:type="dxa" w:w="120"/>
-            </w:tcMar>
-          </w:tcPr>
-          <w:p>
-            <w:pPr>
-              <w:spacing w:after="80"/>
-            </w:pPr>
-            <w:r>
-              <w:t xml:space="preserve">Placeholder title</w:t>
-            </w:r>
-          </w:p>
-        </w:tc>
-        <w:tc>
-          <w:tcPr>
-            <w:tcW w:type="pct" w:w="72%"/>
-            <w:tcBorders>
-              <w:top w:val="single" w:color="E5E5E8" w:sz="1"/>
-              <w:left w:val="single" w:color="E5E5E8" w:sz="1"/>
-              <w:bottom w:val="single" w:color="E5E5E8" w:sz="1"/>
-              <w:right w:val="single" w:color="E5E5E8" w:sz="1"/>
-            </w:tcBorders>
-            <w:tcMar>
-              <w:top w:type="dxa" w:w="60"/>
-              <w:left w:type="dxa" w:w="120"/>
-              <w:bottom w:type="dxa" w:w="60"/>
-              <w:right w:type="dxa" w:w="120"/>
-            </w:tcMar>
-          </w:tcPr>
-          <w:p>
-            <w:pPr>
-              <w:spacing w:after="80"/>
-            </w:pPr>
-            <w:r>
-              <w:t xml:space="preserve">Video placeholder — planned reel</w:t>
-            </w:r>
-          </w:p>
-        </w:tc>
-      </w:tr>
-      <w:tr>
-        <w:tc>
-          <w:tcPr>
-            <w:tcW w:type="pct" w:w="28%"/>
-            <w:tcBorders>
-              <w:top w:val="single" w:color="E5E5E8" w:sz="1"/>
-              <w:left w:val="single" w:color="E5E5E8" w:sz="1"/>
-              <w:bottom w:val="single" w:color="E5E5E8" w:sz="1"/>
-              <w:right w:val="single" w:color="E5E5E8" w:sz="1"/>
-            </w:tcBorders>
-            <w:shd w:fill="F4F4F5" w:val="clear"/>
-            <w:tcMar>
-              <w:top w:type="dxa" w:w="60"/>
-              <w:left w:type="dxa" w:w="120"/>
-              <w:bottom w:type="dxa" w:w="60"/>
-              <w:right w:type="dxa" w:w="120"/>
-            </w:tcMar>
-          </w:tcPr>
-          <w:p>
-            <w:pPr>
-              <w:spacing w:after="80"/>
-            </w:pPr>
-            <w:r>
-              <w:t xml:space="preserve">Placeholder body</w:t>
-            </w:r>
-          </w:p>
-        </w:tc>
-        <w:tc>
-          <w:tcPr>
-            <w:tcW w:type="pct" w:w="72%"/>
-            <w:tcBorders>
-              <w:top w:val="single" w:color="E5E5E8" w:sz="1"/>
-              <w:left w:val="single" w:color="E5E5E8" w:sz="1"/>
-              <w:bottom w:val="single" w:color="E5E5E8" w:sz="1"/>
-              <w:right w:val="single" w:color="E5E5E8" w:sz="1"/>
-            </w:tcBorders>
-            <w:tcMar>
-              <w:top w:type="dxa" w:w="60"/>
-              <w:left w:type="dxa" w:w="120"/>
-              <w:bottom w:type="dxa" w:w="60"/>
-              <w:right w:type="dxa" w:w="120"/>
-            </w:tcMar>
-          </w:tcPr>
-          <w:p>
-            <w:pPr>
-              <w:spacing w:after="80"/>
-            </w:pPr>
-            <w:r>
-              <w:t xml:space="preserve">One continuous hero video, cut into five equal chapters (this list). Show: brief / docs syncing into monday → project board scaffolding → portfolio / resources → risk / agent strip beat → executive reporting &amp; portfolios. Export as public/videos/pmo-hero-activities.mp4 when ready; each chapter below jumps the preview to that beat.</w:t>
-            </w:r>
-          </w:p>
-        </w:tc>
-      </w:tr>
-      <w:tr>
-        <w:tc>
-          <w:tcPr>
-            <w:tcW w:type="pct" w:w="28%"/>
-            <w:tcBorders>
-              <w:top w:val="single" w:color="E5E5E8" w:sz="1"/>
-              <w:left w:val="single" w:color="E5E5E8" w:sz="1"/>
-              <w:bottom w:val="single" w:color="E5E5E8" w:sz="1"/>
-              <w:right w:val="single" w:color="E5E5E8" w:sz="1"/>
-            </w:tcBorders>
-            <w:shd w:fill="F4F4F5" w:val="clear"/>
-            <w:tcMar>
-              <w:top w:type="dxa" w:w="60"/>
-              <w:left w:type="dxa" w:w="120"/>
-              <w:bottom w:type="dxa" w:w="60"/>
-              <w:right w:type="dxa" w:w="120"/>
-            </w:tcMar>
-          </w:tcPr>
-          <w:p>
-            <w:pPr>
-              <w:spacing w:after="80"/>
-            </w:pPr>
-            <w:r>
-              <w:t xml:space="preserve">Overlay card title</w:t>
-            </w:r>
-          </w:p>
-        </w:tc>
-        <w:tc>
-          <w:tcPr>
-            <w:tcW w:type="pct" w:w="72%"/>
-            <w:tcBorders>
-              <w:top w:val="single" w:color="E5E5E8" w:sz="1"/>
-              <w:left w:val="single" w:color="E5E5E8" w:sz="1"/>
-              <w:bottom w:val="single" w:color="E5E5E8" w:sz="1"/>
-              <w:right w:val="single" w:color="E5E5E8" w:sz="1"/>
-            </w:tcBorders>
-            <w:tcMar>
-              <w:top w:type="dxa" w:w="60"/>
-              <w:left w:type="dxa" w:w="120"/>
-              <w:bottom w:type="dxa" w:w="60"/>
-              <w:right w:type="dxa" w:w="120"/>
-            </w:tcMar>
-          </w:tcPr>
-          <w:p>
-            <w:pPr>
-              <w:spacing w:after="80"/>
-            </w:pPr>
-            <w:r>
-              <w:t xml:space="preserve">PMO agent</w:t>
-            </w:r>
-          </w:p>
-        </w:tc>
-      </w:tr>
-      <w:tr>
-        <w:tc>
-          <w:tcPr>
-            <w:tcW w:type="pct" w:w="28%"/>
-            <w:tcBorders>
-              <w:top w:val="single" w:color="E5E5E8" w:sz="1"/>
-              <w:left w:val="single" w:color="E5E5E8" w:sz="1"/>
-              <w:bottom w:val="single" w:color="E5E5E8" w:sz="1"/>
-              <w:right w:val="single" w:color="E5E5E8" w:sz="1"/>
-            </w:tcBorders>
-            <w:shd w:fill="F4F4F5" w:val="clear"/>
-            <w:tcMar>
-              <w:top w:type="dxa" w:w="60"/>
-              <w:left w:type="dxa" w:w="120"/>
-              <w:bottom w:type="dxa" w:w="60"/>
-              <w:right w:type="dxa" w:w="120"/>
-            </w:tcMar>
-          </w:tcPr>
-          <w:p>
-            <w:pPr>
-              <w:spacing w:after="80"/>
-            </w:pPr>
-            <w:r>
-              <w:t xml:space="preserve">Overlay card subtitle</w:t>
-            </w:r>
-          </w:p>
-        </w:tc>
-        <w:tc>
-          <w:tcPr>
-            <w:tcW w:type="pct" w:w="72%"/>
-            <w:tcBorders>
-              <w:top w:val="single" w:color="E5E5E8" w:sz="1"/>
-              <w:left w:val="single" w:color="E5E5E8" w:sz="1"/>
-              <w:bottom w:val="single" w:color="E5E5E8" w:sz="1"/>
-              <w:right w:val="single" w:color="E5E5E8" w:sz="1"/>
-            </w:tcBorders>
-            <w:tcMar>
-              <w:top w:type="dxa" w:w="60"/>
-              <w:left w:type="dxa" w:w="120"/>
-              <w:bottom w:type="dxa" w:w="60"/>
-              <w:right w:type="dxa" w:w="120"/>
-            </w:tcMar>
-          </w:tcPr>
-          <w:p>
-            <w:pPr>
-              <w:spacing w:after="80"/>
-            </w:pPr>
-            <w:r>
-              <w:t xml:space="preserve">monday.com</w:t>
-            </w:r>
-          </w:p>
-        </w:tc>
-      </w:tr>
-      <w:tr>
-        <w:tc>
-          <w:tcPr>
-            <w:tcW w:type="pct" w:w="28%"/>
-            <w:tcBorders>
-              <w:top w:val="single" w:color="E5E5E8" w:sz="1"/>
-              <w:left w:val="single" w:color="E5E5E8" w:sz="1"/>
-              <w:bottom w:val="single" w:color="E5E5E8" w:sz="1"/>
-              <w:right w:val="single" w:color="E5E5E8" w:sz="1"/>
-            </w:tcBorders>
-            <w:shd w:fill="F4F4F5" w:val="clear"/>
-            <w:tcMar>
-              <w:top w:type="dxa" w:w="60"/>
-              <w:left w:type="dxa" w:w="120"/>
-              <w:bottom w:type="dxa" w:w="60"/>
-              <w:right w:type="dxa" w:w="120"/>
-            </w:tcMar>
-          </w:tcPr>
-          <w:p>
-            <w:pPr>
-              <w:spacing w:after="80"/>
-            </w:pPr>
-            <w:r>
-              <w:t xml:space="preserve">Region aria-label</w:t>
-            </w:r>
-          </w:p>
-        </w:tc>
-        <w:tc>
-          <w:tcPr>
-            <w:tcW w:type="pct" w:w="72%"/>
-            <w:tcBorders>
-              <w:top w:val="single" w:color="E5E5E8" w:sz="1"/>
-              <w:left w:val="single" w:color="E5E5E8" w:sz="1"/>
-              <w:bottom w:val="single" w:color="E5E5E8" w:sz="1"/>
-              <w:right w:val="single" w:color="E5E5E8" w:sz="1"/>
-            </w:tcBorders>
-            <w:tcMar>
-              <w:top w:type="dxa" w:w="60"/>
-              <w:left w:type="dxa" w:w="120"/>
-              <w:bottom w:type="dxa" w:w="60"/>
-              <w:right w:type="dxa" w:w="120"/>
-            </w:tcMar>
-          </w:tcPr>
-          <w:p>
-            <w:pPr>
-              <w:spacing w:after="80"/>
-            </w:pPr>
-            <w:r>
-              <w:t xml:space="preserve">PMO agent workflow: hero video placeholder</w:t>
+              <w:t xml:space="preserve">Label</w:t>
+            </w:r>
+          </w:p>
+        </w:tc>
+        <w:tc>
+          <w:tcPr>
+            <w:tcW w:type="pct" w:w="72%"/>
+            <w:tcBorders>
+              <w:top w:val="single" w:color="E5E5E8" w:sz="1"/>
+              <w:left w:val="single" w:color="E5E5E8" w:sz="1"/>
+              <w:bottom w:val="single" w:color="E5E5E8" w:sz="1"/>
+              <w:right w:val="single" w:color="E5E5E8" w:sz="1"/>
+            </w:tcBorders>
+            <w:tcMar>
+              <w:top w:type="dxa" w:w="60"/>
+              <w:left w:type="dxa" w:w="120"/>
+              <w:bottom w:type="dxa" w:w="60"/>
+              <w:right w:type="dxa" w:w="120"/>
+            </w:tcMar>
+          </w:tcPr>
+          <w:p>
+            <w:pPr>
+              <w:spacing w:after="80"/>
+            </w:pPr>
+            <w:r>
+              <w:t xml:space="preserve">Trusted by 250,000+ customers worldwide</w:t>
+            </w:r>
+          </w:p>
+        </w:tc>
+      </w:tr>
+      <w:tr>
+        <w:tc>
+          <w:tcPr>
+            <w:tcW w:type="pct" w:w="28%"/>
+            <w:tcBorders>
+              <w:top w:val="single" w:color="E5E5E8" w:sz="1"/>
+              <w:left w:val="single" w:color="E5E5E8" w:sz="1"/>
+              <w:bottom w:val="single" w:color="E5E5E8" w:sz="1"/>
+              <w:right w:val="single" w:color="E5E5E8" w:sz="1"/>
+            </w:tcBorders>
+            <w:shd w:fill="F4F4F5" w:val="clear"/>
+            <w:tcMar>
+              <w:top w:type="dxa" w:w="60"/>
+              <w:left w:type="dxa" w:w="120"/>
+              <w:bottom w:type="dxa" w:w="60"/>
+              <w:right w:type="dxa" w:w="120"/>
+            </w:tcMar>
+          </w:tcPr>
+          <w:p>
+            <w:pPr>
+              <w:spacing w:after="80"/>
+            </w:pPr>
+            <w:r>
+              <w:t xml:space="preserve">Logo strip</w:t>
+            </w:r>
+          </w:p>
+        </w:tc>
+        <w:tc>
+          <w:tcPr>
+            <w:tcW w:type="pct" w:w="72%"/>
+            <w:tcBorders>
+              <w:top w:val="single" w:color="E5E5E8" w:sz="1"/>
+              <w:left w:val="single" w:color="E5E5E8" w:sz="1"/>
+              <w:bottom w:val="single" w:color="E5E5E8" w:sz="1"/>
+              <w:right w:val="single" w:color="E5E5E8" w:sz="1"/>
+            </w:tcBorders>
+            <w:tcMar>
+              <w:top w:type="dxa" w:w="60"/>
+              <w:left w:type="dxa" w:w="120"/>
+              <w:bottom w:type="dxa" w:w="60"/>
+              <w:right w:type="dxa" w:w="120"/>
+            </w:tcMar>
+          </w:tcPr>
+          <w:p>
+            <w:pPr>
+              <w:spacing w:after="80"/>
+            </w:pPr>
+            <w:r>
+              <w:t xml:space="preserve">Canva, Coca-Cola, Lionsgate, McDonald's, BMW, Cartier, VML</w:t>
             </w:r>
           </w:p>
         </w:tc>
@@ -1570,16 +1093,7 @@
         <w:spacing w:after="100" w:before="200"/>
       </w:pPr>
       <w:r>
-        <w:t xml:space="preserve">Hero story steps</w:t>
-      </w:r>
-    </w:p>
-    <w:p>
-      <w:pPr>
-        <w:pStyle w:val="Heading3"/>
-        <w:spacing w:after="80" w:before="160"/>
-      </w:pPr>
-      <w:r>
-        <w:t xml:space="preserve">Step 1</w:t>
+        <w:t xml:space="preserve">Hero showcase (placeholder)</w:t>
       </w:r>
     </w:p>
     <w:tbl>
@@ -1654,85 +1168,85 @@
               <w:spacing w:after="80"/>
             </w:pPr>
             <w:r>
-              <w:t xml:space="preserve">Title</w:t>
-            </w:r>
-          </w:p>
-        </w:tc>
-        <w:tc>
-          <w:tcPr>
-            <w:tcW w:type="pct" w:w="72%"/>
-            <w:tcBorders>
-              <w:top w:val="single" w:color="E5E5E8" w:sz="1"/>
-              <w:left w:val="single" w:color="E5E5E8" w:sz="1"/>
-              <w:bottom w:val="single" w:color="E5E5E8" w:sz="1"/>
-              <w:right w:val="single" w:color="E5E5E8" w:sz="1"/>
-            </w:tcBorders>
-            <w:tcMar>
-              <w:top w:type="dxa" w:w="60"/>
-              <w:left w:type="dxa" w:w="120"/>
-              <w:bottom w:type="dxa" w:w="60"/>
-              <w:right w:type="dxa" w:w="120"/>
-            </w:tcMar>
-          </w:tcPr>
-          <w:p>
-            <w:pPr>
-              <w:spacing w:after="80"/>
-            </w:pPr>
-            <w:r>
-              <w:t xml:space="preserve">Context, live in monday</w:t>
-            </w:r>
-          </w:p>
-        </w:tc>
-      </w:tr>
-      <w:tr>
-        <w:tc>
-          <w:tcPr>
-            <w:tcW w:type="pct" w:w="28%"/>
-            <w:tcBorders>
-              <w:top w:val="single" w:color="E5E5E8" w:sz="1"/>
-              <w:left w:val="single" w:color="E5E5E8" w:sz="1"/>
-              <w:bottom w:val="single" w:color="E5E5E8" w:sz="1"/>
-              <w:right w:val="single" w:color="E5E5E8" w:sz="1"/>
-            </w:tcBorders>
-            <w:shd w:fill="F4F4F5" w:val="clear"/>
-            <w:tcMar>
-              <w:top w:type="dxa" w:w="60"/>
-              <w:left w:type="dxa" w:w="120"/>
-              <w:bottom w:type="dxa" w:w="60"/>
-              <w:right w:type="dxa" w:w="120"/>
-            </w:tcMar>
-          </w:tcPr>
-          <w:p>
-            <w:pPr>
-              <w:spacing w:after="80"/>
-            </w:pPr>
-            <w:r>
-              <w:t xml:space="preserve">Body</w:t>
-            </w:r>
-          </w:p>
-        </w:tc>
-        <w:tc>
-          <w:tcPr>
-            <w:tcW w:type="pct" w:w="72%"/>
-            <w:tcBorders>
-              <w:top w:val="single" w:color="E5E5E8" w:sz="1"/>
-              <w:left w:val="single" w:color="E5E5E8" w:sz="1"/>
-              <w:bottom w:val="single" w:color="E5E5E8" w:sz="1"/>
-              <w:right w:val="single" w:color="E5E5E8" w:sz="1"/>
-            </w:tcBorders>
-            <w:tcMar>
-              <w:top w:type="dxa" w:w="60"/>
-              <w:left w:type="dxa" w:w="120"/>
-              <w:bottom w:type="dxa" w:w="60"/>
-              <w:right w:type="dxa" w:w="120"/>
-            </w:tcMar>
-          </w:tcPr>
-          <w:p>
-            <w:pPr>
-              <w:spacing w:after="80"/>
-            </w:pPr>
-            <w:r>
-              <w:t xml:space="preserve">Your brief stays where your team writes—agents read blocks and docs, then sync structure, owners, and dates into monday.</w:t>
+              <w:t xml:space="preserve">Placeholder</w:t>
+            </w:r>
+          </w:p>
+        </w:tc>
+        <w:tc>
+          <w:tcPr>
+            <w:tcW w:type="pct" w:w="72%"/>
+            <w:tcBorders>
+              <w:top w:val="single" w:color="E5E5E8" w:sz="1"/>
+              <w:left w:val="single" w:color="E5E5E8" w:sz="1"/>
+              <w:bottom w:val="single" w:color="E5E5E8" w:sz="1"/>
+              <w:right w:val="single" w:color="E5E5E8" w:sz="1"/>
+            </w:tcBorders>
+            <w:tcMar>
+              <w:top w:type="dxa" w:w="60"/>
+              <w:left w:type="dxa" w:w="120"/>
+              <w:bottom w:type="dxa" w:w="60"/>
+              <w:right w:type="dxa" w:w="120"/>
+            </w:tcMar>
+          </w:tcPr>
+          <w:p>
+            <w:pPr>
+              <w:spacing w:after="80"/>
+            </w:pPr>
+            <w:r>
+              <w:t xml:space="preserve">HERO IMAGE PLACEHOLDER (black box)</w:t>
+            </w:r>
+          </w:p>
+        </w:tc>
+      </w:tr>
+      <w:tr>
+        <w:tc>
+          <w:tcPr>
+            <w:tcW w:type="pct" w:w="28%"/>
+            <w:tcBorders>
+              <w:top w:val="single" w:color="E5E5E8" w:sz="1"/>
+              <w:left w:val="single" w:color="E5E5E8" w:sz="1"/>
+              <w:bottom w:val="single" w:color="E5E5E8" w:sz="1"/>
+              <w:right w:val="single" w:color="E5E5E8" w:sz="1"/>
+            </w:tcBorders>
+            <w:shd w:fill="F4F4F5" w:val="clear"/>
+            <w:tcMar>
+              <w:top w:type="dxa" w:w="60"/>
+              <w:left w:type="dxa" w:w="120"/>
+              <w:bottom w:type="dxa" w:w="60"/>
+              <w:right w:type="dxa" w:w="120"/>
+            </w:tcMar>
+          </w:tcPr>
+          <w:p>
+            <w:pPr>
+              <w:spacing w:after="80"/>
+            </w:pPr>
+            <w:r>
+              <w:t xml:space="preserve">Region aria-label</w:t>
+            </w:r>
+          </w:p>
+        </w:tc>
+        <w:tc>
+          <w:tcPr>
+            <w:tcW w:type="pct" w:w="72%"/>
+            <w:tcBorders>
+              <w:top w:val="single" w:color="E5E5E8" w:sz="1"/>
+              <w:left w:val="single" w:color="E5E5E8" w:sz="1"/>
+              <w:bottom w:val="single" w:color="E5E5E8" w:sz="1"/>
+              <w:right w:val="single" w:color="E5E5E8" w:sz="1"/>
+            </w:tcBorders>
+            <w:tcMar>
+              <w:top w:type="dxa" w:w="60"/>
+              <w:left w:type="dxa" w:w="120"/>
+              <w:bottom w:type="dxa" w:w="60"/>
+              <w:right w:type="dxa" w:w="120"/>
+            </w:tcMar>
+          </w:tcPr>
+          <w:p>
+            <w:pPr>
+              <w:spacing w:after="80"/>
+            </w:pPr>
+            <w:r>
+              <w:t xml:space="preserve">Hero image placeholder</w:t>
             </w:r>
           </w:p>
         </w:tc>
@@ -1740,11 +1254,16 @@
     </w:tbl>
     <w:p>
       <w:pPr>
-        <w:pStyle w:val="Heading3"/>
-        <w:spacing w:after="80" w:before="160"/>
+        <w:spacing w:after="200"/>
+      </w:pPr>
+    </w:p>
+    <w:p>
+      <w:pPr>
+        <w:pStyle w:val="Heading2"/>
+        <w:spacing w:after="100" w:before="200"/>
       </w:pPr>
       <w:r>
-        <w:t xml:space="preserve">Step 2</w:t>
+        <w:t xml:space="preserve">Feature tabs (How it works)</w:t>
       </w:r>
     </w:p>
     <w:tbl>
@@ -1819,804 +1338,33 @@
               <w:spacing w:after="80"/>
             </w:pPr>
             <w:r>
-              <w:t xml:space="preserve">Title</w:t>
-            </w:r>
-          </w:p>
-        </w:tc>
-        <w:tc>
-          <w:tcPr>
-            <w:tcW w:type="pct" w:w="72%"/>
-            <w:tcBorders>
-              <w:top w:val="single" w:color="E5E5E8" w:sz="1"/>
-              <w:left w:val="single" w:color="E5E5E8" w:sz="1"/>
-              <w:bottom w:val="single" w:color="E5E5E8" w:sz="1"/>
-              <w:right w:val="single" w:color="E5E5E8" w:sz="1"/>
-            </w:tcBorders>
-            <w:tcMar>
-              <w:top w:type="dxa" w:w="60"/>
-              <w:left w:type="dxa" w:w="120"/>
-              <w:bottom w:type="dxa" w:w="60"/>
-              <w:right w:type="dxa" w:w="120"/>
-            </w:tcMar>
-          </w:tcPr>
-          <w:p>
-            <w:pPr>
-              <w:spacing w:after="80"/>
-            </w:pPr>
-            <w:r>
-              <w:t xml:space="preserve">Agent builds your project board</w:t>
-            </w:r>
-          </w:p>
-        </w:tc>
-      </w:tr>
-      <w:tr>
-        <w:tc>
-          <w:tcPr>
-            <w:tcW w:type="pct" w:w="28%"/>
-            <w:tcBorders>
-              <w:top w:val="single" w:color="E5E5E8" w:sz="1"/>
-              <w:left w:val="single" w:color="E5E5E8" w:sz="1"/>
-              <w:bottom w:val="single" w:color="E5E5E8" w:sz="1"/>
-              <w:right w:val="single" w:color="E5E5E8" w:sz="1"/>
-            </w:tcBorders>
-            <w:shd w:fill="F4F4F5" w:val="clear"/>
-            <w:tcMar>
-              <w:top w:type="dxa" w:w="60"/>
-              <w:left w:type="dxa" w:w="120"/>
-              <w:bottom w:type="dxa" w:w="60"/>
-              <w:right w:type="dxa" w:w="120"/>
-            </w:tcMar>
-          </w:tcPr>
-          <w:p>
-            <w:pPr>
-              <w:spacing w:after="80"/>
-            </w:pPr>
-            <w:r>
-              <w:t xml:space="preserve">Body</w:t>
-            </w:r>
-          </w:p>
-        </w:tc>
-        <w:tc>
-          <w:tcPr>
-            <w:tcW w:type="pct" w:w="72%"/>
-            <w:tcBorders>
-              <w:top w:val="single" w:color="E5E5E8" w:sz="1"/>
-              <w:left w:val="single" w:color="E5E5E8" w:sz="1"/>
-              <w:bottom w:val="single" w:color="E5E5E8" w:sz="1"/>
-              <w:right w:val="single" w:color="E5E5E8" w:sz="1"/>
-            </w:tcBorders>
-            <w:tcMar>
-              <w:top w:type="dxa" w:w="60"/>
-              <w:left w:type="dxa" w:w="120"/>
-              <w:bottom w:type="dxa" w:w="60"/>
-              <w:right w:type="dxa" w:w="120"/>
-            </w:tcMar>
-          </w:tcPr>
-          <w:p>
-            <w:pPr>
-              <w:spacing w:after="80"/>
-            </w:pPr>
-            <w:r>
-              <w:t xml:space="preserve">The PMO agent creates the workspace structure—groups, items, and timelines—ready for your team.</w:t>
-            </w:r>
-          </w:p>
-        </w:tc>
-      </w:tr>
-      <w:tr>
-        <w:tc>
-          <w:tcPr>
-            <w:tcW w:type="pct" w:w="28%"/>
-            <w:tcBorders>
-              <w:top w:val="single" w:color="E5E5E8" w:sz="1"/>
-              <w:left w:val="single" w:color="E5E5E8" w:sz="1"/>
-              <w:bottom w:val="single" w:color="E5E5E8" w:sz="1"/>
-              <w:right w:val="single" w:color="E5E5E8" w:sz="1"/>
-            </w:tcBorders>
-            <w:shd w:fill="F4F4F5" w:val="clear"/>
-            <w:tcMar>
-              <w:top w:type="dxa" w:w="60"/>
-              <w:left w:type="dxa" w:w="120"/>
-              <w:bottom w:type="dxa" w:w="60"/>
-              <w:right w:type="dxa" w:w="120"/>
-            </w:tcMar>
-          </w:tcPr>
-          <w:p>
-            <w:pPr>
-              <w:spacing w:after="80"/>
-            </w:pPr>
-            <w:r>
-              <w:t xml:space="preserve">Image alt</w:t>
-            </w:r>
-          </w:p>
-        </w:tc>
-        <w:tc>
-          <w:tcPr>
-            <w:tcW w:type="pct" w:w="72%"/>
-            <w:tcBorders>
-              <w:top w:val="single" w:color="E5E5E8" w:sz="1"/>
-              <w:left w:val="single" w:color="E5E5E8" w:sz="1"/>
-              <w:bottom w:val="single" w:color="E5E5E8" w:sz="1"/>
-              <w:right w:val="single" w:color="E5E5E8" w:sz="1"/>
-            </w:tcBorders>
-            <w:tcMar>
-              <w:top w:type="dxa" w:w="60"/>
-              <w:left w:type="dxa" w:w="120"/>
-              <w:bottom w:type="dxa" w:w="60"/>
-              <w:right w:type="dxa" w:w="120"/>
-            </w:tcMar>
-          </w:tcPr>
-          <w:p>
-            <w:pPr>
-              <w:spacing w:after="80"/>
-            </w:pPr>
-            <w:r>
-              <w:t xml:space="preserve">monday work management project board created by an AI agent</w:t>
-            </w:r>
-          </w:p>
-        </w:tc>
-      </w:tr>
-    </w:tbl>
-    <w:p>
-      <w:pPr>
-        <w:pStyle w:val="Heading3"/>
-        <w:spacing w:after="80" w:before="160"/>
-      </w:pPr>
-      <w:r>
-        <w:t xml:space="preserve">Step 3</w:t>
-      </w:r>
-    </w:p>
-    <w:tbl>
-      <w:tblPr>
-        <w:tblW w:type="pct" w:w="100%"/>
-        <w:tblBorders>
-          <w:top w:val="single" w:color="auto" w:sz="4"/>
-          <w:left w:val="single" w:color="auto" w:sz="4"/>
-          <w:bottom w:val="single" w:color="auto" w:sz="4"/>
-          <w:right w:val="single" w:color="auto" w:sz="4"/>
-          <w:insideH w:val="single" w:color="auto" w:sz="4"/>
-          <w:insideV w:val="single" w:color="auto" w:sz="4"/>
-        </w:tblBorders>
-      </w:tblPr>
-      <w:tblGrid>
-        <w:gridCol w:w="3200"/>
-        <w:gridCol w:w="6800"/>
-      </w:tblGrid>
-      <w:tr>
-        <w:trPr>
-          <w:tblHeader/>
-        </w:trPr>
-        <w:tc>
-          <w:tcPr>
-            <w:shd w:fill="6161FF" w:val="clear"/>
-            <w:tcMar>
-              <w:top w:type="dxa" w:w="80"/>
-              <w:left w:type="dxa" w:w="120"/>
-              <w:bottom w:type="dxa" w:w="80"/>
-              <w:right w:type="dxa" w:w="120"/>
-            </w:tcMar>
-          </w:tcPr>
-          <w:p>
-            <text>Field</text>
-          </w:p>
-        </w:tc>
-        <w:tc>
-          <w:tcPr>
-            <w:shd w:fill="6161FF" w:val="clear"/>
-            <w:tcMar>
-              <w:top w:type="dxa" w:w="80"/>
-              <w:left w:type="dxa" w:w="120"/>
-              <w:bottom w:type="dxa" w:w="80"/>
-              <w:right w:type="dxa" w:w="120"/>
-            </w:tcMar>
-          </w:tcPr>
-          <w:p>
-            <text>Copy</text>
-          </w:p>
-        </w:tc>
-      </w:tr>
-      <w:tr>
-        <w:tc>
-          <w:tcPr>
-            <w:tcW w:type="pct" w:w="28%"/>
-            <w:tcBorders>
-              <w:top w:val="single" w:color="E5E5E8" w:sz="1"/>
-              <w:left w:val="single" w:color="E5E5E8" w:sz="1"/>
-              <w:bottom w:val="single" w:color="E5E5E8" w:sz="1"/>
-              <w:right w:val="single" w:color="E5E5E8" w:sz="1"/>
-            </w:tcBorders>
-            <w:shd w:fill="F4F4F5" w:val="clear"/>
-            <w:tcMar>
-              <w:top w:type="dxa" w:w="60"/>
-              <w:left w:type="dxa" w:w="120"/>
-              <w:bottom w:type="dxa" w:w="60"/>
-              <w:right w:type="dxa" w:w="120"/>
-            </w:tcMar>
-          </w:tcPr>
-          <w:p>
-            <w:pPr>
-              <w:spacing w:after="80"/>
-            </w:pPr>
-            <w:r>
-              <w:t xml:space="preserve">Title</w:t>
-            </w:r>
-          </w:p>
-        </w:tc>
-        <w:tc>
-          <w:tcPr>
-            <w:tcW w:type="pct" w:w="72%"/>
-            <w:tcBorders>
-              <w:top w:val="single" w:color="E5E5E8" w:sz="1"/>
-              <w:left w:val="single" w:color="E5E5E8" w:sz="1"/>
-              <w:bottom w:val="single" w:color="E5E5E8" w:sz="1"/>
-              <w:right w:val="single" w:color="E5E5E8" w:sz="1"/>
-            </w:tcBorders>
-            <w:tcMar>
-              <w:top w:type="dxa" w:w="60"/>
-              <w:left w:type="dxa" w:w="120"/>
-              <w:bottom w:type="dxa" w:w="60"/>
-              <w:right w:type="dxa" w:w="120"/>
-            </w:tcMar>
-          </w:tcPr>
-          <w:p>
-            <w:pPr>
-              <w:spacing w:after="80"/>
-            </w:pPr>
-            <w:r>
-              <w:t xml:space="preserve">Allocate resources</w:t>
-            </w:r>
-          </w:p>
-        </w:tc>
-      </w:tr>
-      <w:tr>
-        <w:tc>
-          <w:tcPr>
-            <w:tcW w:type="pct" w:w="28%"/>
-            <w:tcBorders>
-              <w:top w:val="single" w:color="E5E5E8" w:sz="1"/>
-              <w:left w:val="single" w:color="E5E5E8" w:sz="1"/>
-              <w:bottom w:val="single" w:color="E5E5E8" w:sz="1"/>
-              <w:right w:val="single" w:color="E5E5E8" w:sz="1"/>
-            </w:tcBorders>
-            <w:shd w:fill="F4F4F5" w:val="clear"/>
-            <w:tcMar>
-              <w:top w:type="dxa" w:w="60"/>
-              <w:left w:type="dxa" w:w="120"/>
-              <w:bottom w:type="dxa" w:w="60"/>
-              <w:right w:type="dxa" w:w="120"/>
-            </w:tcMar>
-          </w:tcPr>
-          <w:p>
-            <w:pPr>
-              <w:spacing w:after="80"/>
-            </w:pPr>
-            <w:r>
-              <w:t xml:space="preserve">Body</w:t>
-            </w:r>
-          </w:p>
-        </w:tc>
-        <w:tc>
-          <w:tcPr>
-            <w:tcW w:type="pct" w:w="72%"/>
-            <w:tcBorders>
-              <w:top w:val="single" w:color="E5E5E8" w:sz="1"/>
-              <w:left w:val="single" w:color="E5E5E8" w:sz="1"/>
-              <w:bottom w:val="single" w:color="E5E5E8" w:sz="1"/>
-              <w:right w:val="single" w:color="E5E5E8" w:sz="1"/>
-            </w:tcBorders>
-            <w:tcMar>
-              <w:top w:type="dxa" w:w="60"/>
-              <w:left w:type="dxa" w:w="120"/>
-              <w:bottom w:type="dxa" w:w="60"/>
-              <w:right w:type="dxa" w:w="120"/>
-            </w:tcMar>
-          </w:tcPr>
-          <w:p>
-            <w:pPr>
-              <w:spacing w:after="80"/>
-            </w:pPr>
-            <w:r>
-              <w:t xml:space="preserve">See capacity and ownership across workstreams so the right people are on the right work.</w:t>
-            </w:r>
-          </w:p>
-        </w:tc>
-      </w:tr>
-      <w:tr>
-        <w:tc>
-          <w:tcPr>
-            <w:tcW w:type="pct" w:w="28%"/>
-            <w:tcBorders>
-              <w:top w:val="single" w:color="E5E5E8" w:sz="1"/>
-              <w:left w:val="single" w:color="E5E5E8" w:sz="1"/>
-              <w:bottom w:val="single" w:color="E5E5E8" w:sz="1"/>
-              <w:right w:val="single" w:color="E5E5E8" w:sz="1"/>
-            </w:tcBorders>
-            <w:shd w:fill="F4F4F5" w:val="clear"/>
-            <w:tcMar>
-              <w:top w:type="dxa" w:w="60"/>
-              <w:left w:type="dxa" w:w="120"/>
-              <w:bottom w:type="dxa" w:w="60"/>
-              <w:right w:type="dxa" w:w="120"/>
-            </w:tcMar>
-          </w:tcPr>
-          <w:p>
-            <w:pPr>
-              <w:spacing w:after="80"/>
-            </w:pPr>
-            <w:r>
-              <w:t xml:space="preserve">Image alt</w:t>
-            </w:r>
-          </w:p>
-        </w:tc>
-        <w:tc>
-          <w:tcPr>
-            <w:tcW w:type="pct" w:w="72%"/>
-            <w:tcBorders>
-              <w:top w:val="single" w:color="E5E5E8" w:sz="1"/>
-              <w:left w:val="single" w:color="E5E5E8" w:sz="1"/>
-              <w:bottom w:val="single" w:color="E5E5E8" w:sz="1"/>
-              <w:right w:val="single" w:color="E5E5E8" w:sz="1"/>
-            </w:tcBorders>
-            <w:tcMar>
-              <w:top w:type="dxa" w:w="60"/>
-              <w:left w:type="dxa" w:w="120"/>
-              <w:bottom w:type="dxa" w:w="60"/>
-              <w:right w:type="dxa" w:w="120"/>
-            </w:tcMar>
-          </w:tcPr>
-          <w:p>
-            <w:pPr>
-              <w:spacing w:after="80"/>
-            </w:pPr>
-            <w:r>
-              <w:t xml:space="preserve">Portfolio and resource view in monday.com</w:t>
-            </w:r>
-          </w:p>
-        </w:tc>
-      </w:tr>
-    </w:tbl>
-    <w:p>
-      <w:pPr>
-        <w:pStyle w:val="Heading3"/>
-        <w:spacing w:after="80" w:before="160"/>
-      </w:pPr>
-      <w:r>
-        <w:t xml:space="preserve">Step 4</w:t>
-      </w:r>
-    </w:p>
-    <w:tbl>
-      <w:tblPr>
-        <w:tblW w:type="pct" w:w="100%"/>
-        <w:tblBorders>
-          <w:top w:val="single" w:color="auto" w:sz="4"/>
-          <w:left w:val="single" w:color="auto" w:sz="4"/>
-          <w:bottom w:val="single" w:color="auto" w:sz="4"/>
-          <w:right w:val="single" w:color="auto" w:sz="4"/>
-          <w:insideH w:val="single" w:color="auto" w:sz="4"/>
-          <w:insideV w:val="single" w:color="auto" w:sz="4"/>
-        </w:tblBorders>
-      </w:tblPr>
-      <w:tblGrid>
-        <w:gridCol w:w="3200"/>
-        <w:gridCol w:w="6800"/>
-      </w:tblGrid>
-      <w:tr>
-        <w:trPr>
-          <w:tblHeader/>
-        </w:trPr>
-        <w:tc>
-          <w:tcPr>
-            <w:shd w:fill="6161FF" w:val="clear"/>
-            <w:tcMar>
-              <w:top w:type="dxa" w:w="80"/>
-              <w:left w:type="dxa" w:w="120"/>
-              <w:bottom w:type="dxa" w:w="80"/>
-              <w:right w:type="dxa" w:w="120"/>
-            </w:tcMar>
-          </w:tcPr>
-          <w:p>
-            <text>Field</text>
-          </w:p>
-        </w:tc>
-        <w:tc>
-          <w:tcPr>
-            <w:shd w:fill="6161FF" w:val="clear"/>
-            <w:tcMar>
-              <w:top w:type="dxa" w:w="80"/>
-              <w:left w:type="dxa" w:w="120"/>
-              <w:bottom w:type="dxa" w:w="80"/>
-              <w:right w:type="dxa" w:w="120"/>
-            </w:tcMar>
-          </w:tcPr>
-          <w:p>
-            <text>Copy</text>
-          </w:p>
-        </w:tc>
-      </w:tr>
-      <w:tr>
-        <w:tc>
-          <w:tcPr>
-            <w:tcW w:type="pct" w:w="28%"/>
-            <w:tcBorders>
-              <w:top w:val="single" w:color="E5E5E8" w:sz="1"/>
-              <w:left w:val="single" w:color="E5E5E8" w:sz="1"/>
-              <w:bottom w:val="single" w:color="E5E5E8" w:sz="1"/>
-              <w:right w:val="single" w:color="E5E5E8" w:sz="1"/>
-            </w:tcBorders>
-            <w:shd w:fill="F4F4F5" w:val="clear"/>
-            <w:tcMar>
-              <w:top w:type="dxa" w:w="60"/>
-              <w:left w:type="dxa" w:w="120"/>
-              <w:bottom w:type="dxa" w:w="60"/>
-              <w:right w:type="dxa" w:w="120"/>
-            </w:tcMar>
-          </w:tcPr>
-          <w:p>
-            <w:pPr>
-              <w:spacing w:after="80"/>
-            </w:pPr>
-            <w:r>
-              <w:t xml:space="preserve">Title</w:t>
-            </w:r>
-          </w:p>
-        </w:tc>
-        <w:tc>
-          <w:tcPr>
-            <w:tcW w:type="pct" w:w="72%"/>
-            <w:tcBorders>
-              <w:top w:val="single" w:color="E5E5E8" w:sz="1"/>
-              <w:left w:val="single" w:color="E5E5E8" w:sz="1"/>
-              <w:bottom w:val="single" w:color="E5E5E8" w:sz="1"/>
-              <w:right w:val="single" w:color="E5E5E8" w:sz="1"/>
-            </w:tcBorders>
-            <w:tcMar>
-              <w:top w:type="dxa" w:w="60"/>
-              <w:left w:type="dxa" w:w="120"/>
-              <w:bottom w:type="dxa" w:w="60"/>
-              <w:right w:type="dxa" w:w="120"/>
-            </w:tcMar>
-          </w:tcPr>
-          <w:p>
-            <w:pPr>
-              <w:spacing w:after="80"/>
-            </w:pPr>
-            <w:r>
-              <w:t xml:space="preserve">Flag risks early</w:t>
-            </w:r>
-          </w:p>
-        </w:tc>
-      </w:tr>
-      <w:tr>
-        <w:tc>
-          <w:tcPr>
-            <w:tcW w:type="pct" w:w="28%"/>
-            <w:tcBorders>
-              <w:top w:val="single" w:color="E5E5E8" w:sz="1"/>
-              <w:left w:val="single" w:color="E5E5E8" w:sz="1"/>
-              <w:bottom w:val="single" w:color="E5E5E8" w:sz="1"/>
-              <w:right w:val="single" w:color="E5E5E8" w:sz="1"/>
-            </w:tcBorders>
-            <w:shd w:fill="F4F4F5" w:val="clear"/>
-            <w:tcMar>
-              <w:top w:type="dxa" w:w="60"/>
-              <w:left w:type="dxa" w:w="120"/>
-              <w:bottom w:type="dxa" w:w="60"/>
-              <w:right w:type="dxa" w:w="120"/>
-            </w:tcMar>
-          </w:tcPr>
-          <w:p>
-            <w:pPr>
-              <w:spacing w:after="80"/>
-            </w:pPr>
-            <w:r>
-              <w:t xml:space="preserve">Body</w:t>
-            </w:r>
-          </w:p>
-        </w:tc>
-        <w:tc>
-          <w:tcPr>
-            <w:tcW w:type="pct" w:w="72%"/>
-            <w:tcBorders>
-              <w:top w:val="single" w:color="E5E5E8" w:sz="1"/>
-              <w:left w:val="single" w:color="E5E5E8" w:sz="1"/>
-              <w:bottom w:val="single" w:color="E5E5E8" w:sz="1"/>
-              <w:right w:val="single" w:color="E5E5E8" w:sz="1"/>
-            </w:tcBorders>
-            <w:tcMar>
-              <w:top w:type="dxa" w:w="60"/>
-              <w:left w:type="dxa" w:w="120"/>
-              <w:bottom w:type="dxa" w:w="60"/>
-              <w:right w:type="dxa" w:w="120"/>
-            </w:tcMar>
-          </w:tcPr>
-          <w:p>
-            <w:pPr>
-              <w:spacing w:after="80"/>
-            </w:pPr>
-            <w:r>
-              <w:t xml:space="preserve">Agents surface delays, conflicts, and dependencies before they derail delivery.</w:t>
-            </w:r>
-          </w:p>
-        </w:tc>
-      </w:tr>
-    </w:tbl>
-    <w:p>
-      <w:pPr>
-        <w:pStyle w:val="Heading3"/>
-        <w:spacing w:after="80" w:before="160"/>
-      </w:pPr>
-      <w:r>
-        <w:t xml:space="preserve">Step 5</w:t>
-      </w:r>
-    </w:p>
-    <w:tbl>
-      <w:tblPr>
-        <w:tblW w:type="pct" w:w="100%"/>
-        <w:tblBorders>
-          <w:top w:val="single" w:color="auto" w:sz="4"/>
-          <w:left w:val="single" w:color="auto" w:sz="4"/>
-          <w:bottom w:val="single" w:color="auto" w:sz="4"/>
-          <w:right w:val="single" w:color="auto" w:sz="4"/>
-          <w:insideH w:val="single" w:color="auto" w:sz="4"/>
-          <w:insideV w:val="single" w:color="auto" w:sz="4"/>
-        </w:tblBorders>
-      </w:tblPr>
-      <w:tblGrid>
-        <w:gridCol w:w="3200"/>
-        <w:gridCol w:w="6800"/>
-      </w:tblGrid>
-      <w:tr>
-        <w:trPr>
-          <w:tblHeader/>
-        </w:trPr>
-        <w:tc>
-          <w:tcPr>
-            <w:shd w:fill="6161FF" w:val="clear"/>
-            <w:tcMar>
-              <w:top w:type="dxa" w:w="80"/>
-              <w:left w:type="dxa" w:w="120"/>
-              <w:bottom w:type="dxa" w:w="80"/>
-              <w:right w:type="dxa" w:w="120"/>
-            </w:tcMar>
-          </w:tcPr>
-          <w:p>
-            <text>Field</text>
-          </w:p>
-        </w:tc>
-        <w:tc>
-          <w:tcPr>
-            <w:shd w:fill="6161FF" w:val="clear"/>
-            <w:tcMar>
-              <w:top w:type="dxa" w:w="80"/>
-              <w:left w:type="dxa" w:w="120"/>
-              <w:bottom w:type="dxa" w:w="80"/>
-              <w:right w:type="dxa" w:w="120"/>
-            </w:tcMar>
-          </w:tcPr>
-          <w:p>
-            <text>Copy</text>
-          </w:p>
-        </w:tc>
-      </w:tr>
-      <w:tr>
-        <w:tc>
-          <w:tcPr>
-            <w:tcW w:type="pct" w:w="28%"/>
-            <w:tcBorders>
-              <w:top w:val="single" w:color="E5E5E8" w:sz="1"/>
-              <w:left w:val="single" w:color="E5E5E8" w:sz="1"/>
-              <w:bottom w:val="single" w:color="E5E5E8" w:sz="1"/>
-              <w:right w:val="single" w:color="E5E5E8" w:sz="1"/>
-            </w:tcBorders>
-            <w:shd w:fill="F4F4F5" w:val="clear"/>
-            <w:tcMar>
-              <w:top w:type="dxa" w:w="60"/>
-              <w:left w:type="dxa" w:w="120"/>
-              <w:bottom w:type="dxa" w:w="60"/>
-              <w:right w:type="dxa" w:w="120"/>
-            </w:tcMar>
-          </w:tcPr>
-          <w:p>
-            <w:pPr>
-              <w:spacing w:after="80"/>
-            </w:pPr>
-            <w:r>
-              <w:t xml:space="preserve">Title</w:t>
-            </w:r>
-          </w:p>
-        </w:tc>
-        <w:tc>
-          <w:tcPr>
-            <w:tcW w:type="pct" w:w="72%"/>
-            <w:tcBorders>
-              <w:top w:val="single" w:color="E5E5E8" w:sz="1"/>
-              <w:left w:val="single" w:color="E5E5E8" w:sz="1"/>
-              <w:bottom w:val="single" w:color="E5E5E8" w:sz="1"/>
-              <w:right w:val="single" w:color="E5E5E8" w:sz="1"/>
-            </w:tcBorders>
-            <w:tcMar>
-              <w:top w:type="dxa" w:w="60"/>
-              <w:left w:type="dxa" w:w="120"/>
-              <w:bottom w:type="dxa" w:w="60"/>
-              <w:right w:type="dxa" w:w="120"/>
-            </w:tcMar>
-          </w:tcPr>
-          <w:p>
-            <w:pPr>
-              <w:spacing w:after="80"/>
-            </w:pPr>
-            <w:r>
-              <w:t xml:space="preserve">Generate executive reports</w:t>
-            </w:r>
-          </w:p>
-        </w:tc>
-      </w:tr>
-      <w:tr>
-        <w:tc>
-          <w:tcPr>
-            <w:tcW w:type="pct" w:w="28%"/>
-            <w:tcBorders>
-              <w:top w:val="single" w:color="E5E5E8" w:sz="1"/>
-              <w:left w:val="single" w:color="E5E5E8" w:sz="1"/>
-              <w:bottom w:val="single" w:color="E5E5E8" w:sz="1"/>
-              <w:right w:val="single" w:color="E5E5E8" w:sz="1"/>
-            </w:tcBorders>
-            <w:shd w:fill="F4F4F5" w:val="clear"/>
-            <w:tcMar>
-              <w:top w:type="dxa" w:w="60"/>
-              <w:left w:type="dxa" w:w="120"/>
-              <w:bottom w:type="dxa" w:w="60"/>
-              <w:right w:type="dxa" w:w="120"/>
-            </w:tcMar>
-          </w:tcPr>
-          <w:p>
-            <w:pPr>
-              <w:spacing w:after="80"/>
-            </w:pPr>
-            <w:r>
-              <w:t xml:space="preserve">Body</w:t>
-            </w:r>
-          </w:p>
-        </w:tc>
-        <w:tc>
-          <w:tcPr>
-            <w:tcW w:type="pct" w:w="72%"/>
-            <w:tcBorders>
-              <w:top w:val="single" w:color="E5E5E8" w:sz="1"/>
-              <w:left w:val="single" w:color="E5E5E8" w:sz="1"/>
-              <w:bottom w:val="single" w:color="E5E5E8" w:sz="1"/>
-              <w:right w:val="single" w:color="E5E5E8" w:sz="1"/>
-            </w:tcBorders>
-            <w:tcMar>
-              <w:top w:type="dxa" w:w="60"/>
-              <w:left w:type="dxa" w:w="120"/>
-              <w:bottom w:type="dxa" w:w="60"/>
-              <w:right w:type="dxa" w:w="120"/>
-            </w:tcMar>
-          </w:tcPr>
-          <w:p>
-            <w:pPr>
-              <w:spacing w:after="80"/>
-            </w:pPr>
-            <w:r>
-              <w:t xml:space="preserve">Leadership-ready rollups from live data—no deck assembly or manual exports.</w:t>
-            </w:r>
-          </w:p>
-        </w:tc>
-      </w:tr>
-      <w:tr>
-        <w:tc>
-          <w:tcPr>
-            <w:tcW w:type="pct" w:w="28%"/>
-            <w:tcBorders>
-              <w:top w:val="single" w:color="E5E5E8" w:sz="1"/>
-              <w:left w:val="single" w:color="E5E5E8" w:sz="1"/>
-              <w:bottom w:val="single" w:color="E5E5E8" w:sz="1"/>
-              <w:right w:val="single" w:color="E5E5E8" w:sz="1"/>
-            </w:tcBorders>
-            <w:shd w:fill="F4F4F5" w:val="clear"/>
-            <w:tcMar>
-              <w:top w:type="dxa" w:w="60"/>
-              <w:left w:type="dxa" w:w="120"/>
-              <w:bottom w:type="dxa" w:w="60"/>
-              <w:right w:type="dxa" w:w="120"/>
-            </w:tcMar>
-          </w:tcPr>
-          <w:p>
-            <w:pPr>
-              <w:spacing w:after="80"/>
-            </w:pPr>
-            <w:r>
-              <w:t xml:space="preserve">Image alt</w:t>
-            </w:r>
-          </w:p>
-        </w:tc>
-        <w:tc>
-          <w:tcPr>
-            <w:tcW w:type="pct" w:w="72%"/>
-            <w:tcBorders>
-              <w:top w:val="single" w:color="E5E5E8" w:sz="1"/>
-              <w:left w:val="single" w:color="E5E5E8" w:sz="1"/>
-              <w:bottom w:val="single" w:color="E5E5E8" w:sz="1"/>
-              <w:right w:val="single" w:color="E5E5E8" w:sz="1"/>
-            </w:tcBorders>
-            <w:tcMar>
-              <w:top w:type="dxa" w:w="60"/>
-              <w:left w:type="dxa" w:w="120"/>
-              <w:bottom w:type="dxa" w:w="60"/>
-              <w:right w:type="dxa" w:w="120"/>
-            </w:tcMar>
-          </w:tcPr>
-          <w:p>
-            <w:pPr>
-              <w:spacing w:after="80"/>
-            </w:pPr>
-            <w:r>
-              <w:t xml:space="preserve">Projects and portfolios reporting in monday.com</w:t>
-            </w:r>
-          </w:p>
-        </w:tc>
-      </w:tr>
-    </w:tbl>
-    <w:p>
-      <w:pPr>
-        <w:spacing w:after="200"/>
-      </w:pPr>
-    </w:p>
-    <w:p>
-      <w:pPr>
-        <w:pStyle w:val="Heading2"/>
-        <w:spacing w:after="100" w:before="200"/>
-      </w:pPr>
-      <w:r>
-        <w:t xml:space="preserve">Feature tabs</w:t>
-      </w:r>
-    </w:p>
-    <w:tbl>
-      <w:tblPr>
-        <w:tblW w:type="pct" w:w="100%"/>
-        <w:tblBorders>
-          <w:top w:val="single" w:color="auto" w:sz="4"/>
-          <w:left w:val="single" w:color="auto" w:sz="4"/>
-          <w:bottom w:val="single" w:color="auto" w:sz="4"/>
-          <w:right w:val="single" w:color="auto" w:sz="4"/>
-          <w:insideH w:val="single" w:color="auto" w:sz="4"/>
-          <w:insideV w:val="single" w:color="auto" w:sz="4"/>
-        </w:tblBorders>
-      </w:tblPr>
-      <w:tblGrid>
-        <w:gridCol w:w="3200"/>
-        <w:gridCol w:w="6800"/>
-      </w:tblGrid>
-      <w:tr>
-        <w:trPr>
-          <w:tblHeader/>
-        </w:trPr>
-        <w:tc>
-          <w:tcPr>
-            <w:shd w:fill="6161FF" w:val="clear"/>
-            <w:tcMar>
-              <w:top w:type="dxa" w:w="80"/>
-              <w:left w:type="dxa" w:w="120"/>
-              <w:bottom w:type="dxa" w:w="80"/>
-              <w:right w:type="dxa" w:w="120"/>
-            </w:tcMar>
-          </w:tcPr>
-          <w:p>
-            <text>Field</text>
-          </w:p>
-        </w:tc>
-        <w:tc>
-          <w:tcPr>
-            <w:shd w:fill="6161FF" w:val="clear"/>
-            <w:tcMar>
-              <w:top w:type="dxa" w:w="80"/>
-              <w:left w:type="dxa" w:w="120"/>
-              <w:bottom w:type="dxa" w:w="80"/>
-              <w:right w:type="dxa" w:w="120"/>
-            </w:tcMar>
-          </w:tcPr>
-          <w:p>
-            <text>Copy</text>
+              <w:t xml:space="preserve">Chip</w:t>
+            </w:r>
+          </w:p>
+        </w:tc>
+        <w:tc>
+          <w:tcPr>
+            <w:tcW w:type="pct" w:w="72%"/>
+            <w:tcBorders>
+              <w:top w:val="single" w:color="E5E5E8" w:sz="1"/>
+              <w:left w:val="single" w:color="E5E5E8" w:sz="1"/>
+              <w:bottom w:val="single" w:color="E5E5E8" w:sz="1"/>
+              <w:right w:val="single" w:color="E5E5E8" w:sz="1"/>
+            </w:tcBorders>
+            <w:tcMar>
+              <w:top w:type="dxa" w:w="60"/>
+              <w:left w:type="dxa" w:w="120"/>
+              <w:bottom w:type="dxa" w:w="60"/>
+              <w:right w:type="dxa" w:w="120"/>
+            </w:tcMar>
+          </w:tcPr>
+          <w:p>
+            <w:pPr>
+              <w:spacing w:after="80"/>
+            </w:pPr>
+            <w:r>
+              <w:t xml:space="preserve">How it works</w:t>
+            </w:r>
           </w:p>
         </w:tc>
       </w:tr>
@@ -2668,7 +1416,7 @@
               <w:spacing w:after="80"/>
             </w:pPr>
             <w:r>
-              <w:t xml:space="preserve">Every project, end-to-end.</w:t>
+              <w:t xml:space="preserve">From brief to done, without the manual work</w:t>
             </w:r>
           </w:p>
         </w:tc>
@@ -2721,7 +1469,7 @@
               <w:spacing w:after="80"/>
             </w:pPr>
             <w:r>
-              <w:t xml:space="preserve">Focus on outcomes and decisions. AI handles coordination, monitoring, reporting, and the follow-through that slows projects down.</w:t>
+              <w:t xml:space="preserve">Every stage keeps moving because your agents are always on and your platform always has the full picture.</w:t>
             </w:r>
           </w:p>
         </w:tc>
@@ -2827,7 +1575,7 @@
               <w:spacing w:after="80"/>
             </w:pPr>
             <w:r>
-              <w:t xml:space="preserve">Plan · Align · Execute · Track · Report</w:t>
+              <w:t xml:space="preserve">Plan · Align · Run · Track · Report</w:t>
             </w:r>
           </w:p>
         </w:tc>
@@ -2997,7 +1745,7 @@
               <w:spacing w:after="80"/>
             </w:pPr>
             <w:r>
-              <w:t xml:space="preserve">AI agents</w:t>
+              <w:t xml:space="preserve">Your agents</w:t>
             </w:r>
           </w:p>
         </w:tc>
@@ -3050,7 +1798,7 @@
               <w:spacing w:after="80"/>
             </w:pPr>
             <w:r>
-              <w:t xml:space="preserve">Meet your team's new teammates</w:t>
+              <w:t xml:space="preserve">A new kind of project team</w:t>
             </w:r>
           </w:p>
         </w:tc>
@@ -3103,7 +1851,7 @@
               <w:spacing w:after="80"/>
             </w:pPr>
             <w:r>
-              <w:t xml:space="preserve">Purpose-built agents that live inside monday, keeping your projects moving without manual coordination.</w:t>
+              <w:t xml:space="preserve">Purpose-built agents that live inside monday, picking up the coordination work your team shouldn't have to do.</w:t>
             </w:r>
           </w:p>
         </w:tc>
@@ -3115,7 +1863,7 @@
         <w:spacing w:after="80" w:before="160"/>
       </w:pPr>
       <w:r>
-        <w:t xml:space="preserve">Adam — Project Agent</w:t>
+        <w:t xml:space="preserve">project management agent</w:t>
       </w:r>
     </w:p>
     <w:tbl>
@@ -3215,7 +1963,7 @@
               <w:spacing w:after="80"/>
             </w:pPr>
             <w:r>
-              <w:t xml:space="preserve">Prioritizes your day by surfacing key projects, risks, and meetings</w:t>
+              <w:t xml:space="preserve">Keeps your plan current as things change.</w:t>
             </w:r>
           </w:p>
         </w:tc>
@@ -3268,7 +2016,7 @@
               <w:spacing w:after="80"/>
             </w:pPr>
             <w:r>
-              <w:t xml:space="preserve">Your always-on project co-pilot, native to monday</w:t>
+              <w:t xml:space="preserve">Owners, dates, and priorities updated without anyone having to ask.</w:t>
             </w:r>
           </w:p>
         </w:tc>
@@ -3380,7 +2128,7 @@
               <w:spacing w:after="80"/>
             </w:pPr>
             <w:r>
-              <w:t xml:space="preserve">Detects schedule, dependency, and workload risks across projects in real time</w:t>
+              <w:t xml:space="preserve">Spots what's about to go wrong before it does.</w:t>
             </w:r>
           </w:p>
         </w:tc>
@@ -3433,7 +2181,7 @@
               <w:spacing w:after="80"/>
             </w:pPr>
             <w:r>
-              <w:t xml:space="preserve">Reassigns owners, updates timelines, and alerts stakeholders before delays happen</w:t>
+              <w:t xml:space="preserve">So you can act while you still have options.</w:t>
             </w:r>
           </w:p>
         </w:tc>
@@ -3545,7 +2293,7 @@
               <w:spacing w:after="80"/>
             </w:pPr>
             <w:r>
-              <w:t xml:space="preserve">Generates AI-curated executive reports on demand from live project data</w:t>
+              <w:t xml:space="preserve">Your exec update, ready before the meeting.</w:t>
             </w:r>
           </w:p>
         </w:tc>
@@ -3598,7 +2346,7 @@
               <w:spacing w:after="80"/>
             </w:pPr>
             <w:r>
-              <w:t xml:space="preserve">No manual prep, just share the report</w:t>
+              <w:t xml:space="preserve">No prep, no manual pull, just send it.</w:t>
             </w:r>
           </w:p>
         </w:tc>
@@ -3710,7 +2458,7 @@
               <w:spacing w:after="80"/>
             </w:pPr>
             <w:r>
-              <w:t xml:space="preserve">Monitors capacity and recommends reallocation when demand shifts</w:t>
+              <w:t xml:space="preserve">Shows you where your people are stretched and where you have room, across every active project.</w:t>
             </w:r>
           </w:p>
         </w:tc>
@@ -3763,7 +2511,7 @@
               <w:spacing w:after="80"/>
             </w:pPr>
             <w:r>
-              <w:t xml:space="preserve">Flags conflicts before they create delivery bottlenecks</w:t>
+              <w:t xml:space="preserve">Shift work before overload turns into missed dates.</w:t>
             </w:r>
           </w:p>
         </w:tc>
@@ -3875,7 +2623,7 @@
               <w:spacing w:after="80"/>
             </w:pPr>
             <w:r>
-              <w:t xml:space="preserve">Proactively surfaces cross-project blockers before they cascade</w:t>
+              <w:t xml:space="preserve">Tracks what's blocking what.</w:t>
             </w:r>
           </w:p>
         </w:tc>
@@ -3928,172 +2676,7 @@
               <w:spacing w:after="80"/>
             </w:pPr>
             <w:r>
-              <w:t xml:space="preserve">Notifies teams the moment a dependency is at risk</w:t>
-            </w:r>
-          </w:p>
-        </w:tc>
-      </w:tr>
-    </w:tbl>
-    <w:p>
-      <w:pPr>
-        <w:pStyle w:val="Heading3"/>
-        <w:spacing w:after="80" w:before="160"/>
-      </w:pPr>
-      <w:r>
-        <w:t xml:space="preserve">Smart RAG</w:t>
-      </w:r>
-    </w:p>
-    <w:tbl>
-      <w:tblPr>
-        <w:tblW w:type="pct" w:w="100%"/>
-        <w:tblBorders>
-          <w:top w:val="single" w:color="auto" w:sz="4"/>
-          <w:left w:val="single" w:color="auto" w:sz="4"/>
-          <w:bottom w:val="single" w:color="auto" w:sz="4"/>
-          <w:right w:val="single" w:color="auto" w:sz="4"/>
-          <w:insideH w:val="single" w:color="auto" w:sz="4"/>
-          <w:insideV w:val="single" w:color="auto" w:sz="4"/>
-        </w:tblBorders>
-      </w:tblPr>
-      <w:tblGrid>
-        <w:gridCol w:w="3200"/>
-        <w:gridCol w:w="6800"/>
-      </w:tblGrid>
-      <w:tr>
-        <w:trPr>
-          <w:tblHeader/>
-        </w:trPr>
-        <w:tc>
-          <w:tcPr>
-            <w:shd w:fill="6161FF" w:val="clear"/>
-            <w:tcMar>
-              <w:top w:type="dxa" w:w="80"/>
-              <w:left w:type="dxa" w:w="120"/>
-              <w:bottom w:type="dxa" w:w="80"/>
-              <w:right w:type="dxa" w:w="120"/>
-            </w:tcMar>
-          </w:tcPr>
-          <w:p>
-            <text>Field</text>
-          </w:p>
-        </w:tc>
-        <w:tc>
-          <w:tcPr>
-            <w:shd w:fill="6161FF" w:val="clear"/>
-            <w:tcMar>
-              <w:top w:type="dxa" w:w="80"/>
-              <w:left w:type="dxa" w:w="120"/>
-              <w:bottom w:type="dxa" w:w="80"/>
-              <w:right w:type="dxa" w:w="120"/>
-            </w:tcMar>
-          </w:tcPr>
-          <w:p>
-            <text>Copy</text>
-          </w:p>
-        </w:tc>
-      </w:tr>
-      <w:tr>
-        <w:tc>
-          <w:tcPr>
-            <w:tcW w:type="pct" w:w="28%"/>
-            <w:tcBorders>
-              <w:top w:val="single" w:color="E5E5E8" w:sz="1"/>
-              <w:left w:val="single" w:color="E5E5E8" w:sz="1"/>
-              <w:bottom w:val="single" w:color="E5E5E8" w:sz="1"/>
-              <w:right w:val="single" w:color="E5E5E8" w:sz="1"/>
-            </w:tcBorders>
-            <w:shd w:fill="F4F4F5" w:val="clear"/>
-            <w:tcMar>
-              <w:top w:type="dxa" w:w="60"/>
-              <w:left w:type="dxa" w:w="120"/>
-              <w:bottom w:type="dxa" w:w="60"/>
-              <w:right w:type="dxa" w:w="120"/>
-            </w:tcMar>
-          </w:tcPr>
-          <w:p>
-            <w:pPr>
-              <w:spacing w:after="80"/>
-            </w:pPr>
-            <w:r>
-              <w:t xml:space="preserve">Bullet 1</w:t>
-            </w:r>
-          </w:p>
-        </w:tc>
-        <w:tc>
-          <w:tcPr>
-            <w:tcW w:type="pct" w:w="72%"/>
-            <w:tcBorders>
-              <w:top w:val="single" w:color="E5E5E8" w:sz="1"/>
-              <w:left w:val="single" w:color="E5E5E8" w:sz="1"/>
-              <w:bottom w:val="single" w:color="E5E5E8" w:sz="1"/>
-              <w:right w:val="single" w:color="E5E5E8" w:sz="1"/>
-            </w:tcBorders>
-            <w:tcMar>
-              <w:top w:type="dxa" w:w="60"/>
-              <w:left w:type="dxa" w:w="120"/>
-              <w:bottom w:type="dxa" w:w="60"/>
-              <w:right w:type="dxa" w:w="120"/>
-            </w:tcMar>
-          </w:tcPr>
-          <w:p>
-            <w:pPr>
-              <w:spacing w:after="80"/>
-            </w:pPr>
-            <w:r>
-              <w:t xml:space="preserve">Reads project signals and indicates when to adjust RAG status</w:t>
-            </w:r>
-          </w:p>
-        </w:tc>
-      </w:tr>
-      <w:tr>
-        <w:tc>
-          <w:tcPr>
-            <w:tcW w:type="pct" w:w="28%"/>
-            <w:tcBorders>
-              <w:top w:val="single" w:color="E5E5E8" w:sz="1"/>
-              <w:left w:val="single" w:color="E5E5E8" w:sz="1"/>
-              <w:bottom w:val="single" w:color="E5E5E8" w:sz="1"/>
-              <w:right w:val="single" w:color="E5E5E8" w:sz="1"/>
-            </w:tcBorders>
-            <w:shd w:fill="F4F4F5" w:val="clear"/>
-            <w:tcMar>
-              <w:top w:type="dxa" w:w="60"/>
-              <w:left w:type="dxa" w:w="120"/>
-              <w:bottom w:type="dxa" w:w="60"/>
-              <w:right w:type="dxa" w:w="120"/>
-            </w:tcMar>
-          </w:tcPr>
-          <w:p>
-            <w:pPr>
-              <w:spacing w:after="80"/>
-            </w:pPr>
-            <w:r>
-              <w:t xml:space="preserve">Bullet 2</w:t>
-            </w:r>
-          </w:p>
-        </w:tc>
-        <w:tc>
-          <w:tcPr>
-            <w:tcW w:type="pct" w:w="72%"/>
-            <w:tcBorders>
-              <w:top w:val="single" w:color="E5E5E8" w:sz="1"/>
-              <w:left w:val="single" w:color="E5E5E8" w:sz="1"/>
-              <w:bottom w:val="single" w:color="E5E5E8" w:sz="1"/>
-              <w:right w:val="single" w:color="E5E5E8" w:sz="1"/>
-            </w:tcBorders>
-            <w:tcMar>
-              <w:top w:type="dxa" w:w="60"/>
-              <w:left w:type="dxa" w:w="120"/>
-              <w:bottom w:type="dxa" w:w="60"/>
-              <w:right w:type="dxa" w:w="120"/>
-            </w:tcMar>
-          </w:tcPr>
-          <w:p>
-            <w:pPr>
-              <w:spacing w:after="80"/>
-            </w:pPr>
-            <w:r>
-              <w:t xml:space="preserve">Keeps leadership reporting accurate without manual updates</w:t>
+              <w:t xml:space="preserve">So one slipped task doesn't quietly derail everything downstream.</w:t>
             </w:r>
           </w:p>
         </w:tc>
@@ -4205,7 +2788,7 @@
               <w:spacing w:after="80"/>
             </w:pPr>
             <w:r>
-              <w:t xml:space="preserve">Define custom instructions and workflows so agents match exactly how your team works</w:t>
+              <w:t xml:space="preserve">Build an agent for how your team actually works.</w:t>
             </w:r>
           </w:p>
         </w:tc>
@@ -4258,7 +2841,7 @@
               <w:spacing w:after="80"/>
             </w:pPr>
             <w:r>
-              <w:t xml:space="preserve">Build and iterate in monday without writing code</w:t>
+              <w:t xml:space="preserve">Define custom instructions and iterate in monday without writing code.</w:t>
             </w:r>
           </w:p>
         </w:tc>
@@ -4275,7 +2858,7 @@
         <w:spacing w:after="100" w:before="200"/>
       </w:pPr>
       <w:r>
-        <w:t xml:space="preserve">People &amp; capacity</w:t>
+        <w:t xml:space="preserve">Resource management (Your people)</w:t>
       </w:r>
     </w:p>
     <w:tbl>
@@ -4375,7 +2958,7 @@
               <w:spacing w:after="80"/>
             </w:pPr>
             <w:r>
-              <w:t xml:space="preserve">People &amp; capacity</w:t>
+              <w:t xml:space="preserve">Your people</w:t>
             </w:r>
           </w:p>
         </w:tc>
@@ -4428,7 +3011,7 @@
               <w:spacing w:after="80"/>
             </w:pPr>
             <w:r>
-              <w:t xml:space="preserve">Make the most out of your workforce</w:t>
+              <w:t xml:space="preserve">Your best people on your most important work</w:t>
             </w:r>
           </w:p>
         </w:tc>
@@ -4481,7 +3064,7 @@
               <w:spacing w:after="80"/>
             </w:pPr>
             <w:r>
-              <w:t xml:space="preserve">With agents taking the busy work, you can make sure that the right people work on the right priorities, while easily balancing their capacity.</w:t>
+              <w:t xml:space="preserve">When agents handle the coordination, you can see who's overloaded, who has capacity, and whether your staffing matches your priorities, before it's too late to change it.</w:t>
             </w:r>
           </w:p>
         </w:tc>
@@ -4568,7 +3151,7 @@
               <w:spacing w:after="80"/>
             </w:pPr>
             <w:r>
-              <w:t xml:space="preserve">Plan resource needs — headline</w:t>
+              <w:t xml:space="preserve">Plan resource needs: headline</w:t>
             </w:r>
           </w:p>
         </w:tc>
@@ -4621,7 +3204,7 @@
               <w:spacing w:after="80"/>
             </w:pPr>
             <w:r>
-              <w:t xml:space="preserve">Plan resource needs — body</w:t>
+              <w:t xml:space="preserve">Plan resource needs: body</w:t>
             </w:r>
           </w:p>
         </w:tc>
@@ -4674,297 +3257,191 @@
               <w:spacing w:after="80"/>
             </w:pPr>
             <w:r>
-              <w:t xml:space="preserve">Allocate the right person — headline</w:t>
-            </w:r>
-          </w:p>
-        </w:tc>
-        <w:tc>
-          <w:tcPr>
-            <w:tcW w:type="pct" w:w="72%"/>
-            <w:tcBorders>
-              <w:top w:val="single" w:color="E5E5E8" w:sz="1"/>
-              <w:left w:val="single" w:color="E5E5E8" w:sz="1"/>
-              <w:bottom w:val="single" w:color="E5E5E8" w:sz="1"/>
-              <w:right w:val="single" w:color="E5E5E8" w:sz="1"/>
-            </w:tcBorders>
-            <w:tcMar>
-              <w:top w:type="dxa" w:w="60"/>
-              <w:left w:type="dxa" w:w="120"/>
-              <w:bottom w:type="dxa" w:w="60"/>
-              <w:right w:type="dxa" w:w="120"/>
-            </w:tcMar>
-          </w:tcPr>
-          <w:p>
-            <w:pPr>
-              <w:spacing w:after="80"/>
-            </w:pPr>
-            <w:r>
-              <w:t xml:space="preserve">Match people to work with confidence</w:t>
-            </w:r>
-          </w:p>
-        </w:tc>
-      </w:tr>
-      <w:tr>
-        <w:tc>
-          <w:tcPr>
-            <w:tcW w:type="pct" w:w="28%"/>
-            <w:tcBorders>
-              <w:top w:val="single" w:color="E5E5E8" w:sz="1"/>
-              <w:left w:val="single" w:color="E5E5E8" w:sz="1"/>
-              <w:bottom w:val="single" w:color="E5E5E8" w:sz="1"/>
-              <w:right w:val="single" w:color="E5E5E8" w:sz="1"/>
-            </w:tcBorders>
-            <w:shd w:fill="F4F4F5" w:val="clear"/>
-            <w:tcMar>
-              <w:top w:type="dxa" w:w="60"/>
-              <w:left w:type="dxa" w:w="120"/>
-              <w:bottom w:type="dxa" w:w="60"/>
-              <w:right w:type="dxa" w:w="120"/>
-            </w:tcMar>
-          </w:tcPr>
-          <w:p>
-            <w:pPr>
-              <w:spacing w:after="80"/>
-            </w:pPr>
-            <w:r>
-              <w:t xml:space="preserve">Allocate the right person — body</w:t>
-            </w:r>
-          </w:p>
-        </w:tc>
-        <w:tc>
-          <w:tcPr>
-            <w:tcW w:type="pct" w:w="72%"/>
-            <w:tcBorders>
-              <w:top w:val="single" w:color="E5E5E8" w:sz="1"/>
-              <w:left w:val="single" w:color="E5E5E8" w:sz="1"/>
-              <w:bottom w:val="single" w:color="E5E5E8" w:sz="1"/>
-              <w:right w:val="single" w:color="E5E5E8" w:sz="1"/>
-            </w:tcBorders>
-            <w:tcMar>
-              <w:top w:type="dxa" w:w="60"/>
-              <w:left w:type="dxa" w:w="120"/>
-              <w:bottom w:type="dxa" w:w="60"/>
-              <w:right w:type="dxa" w:w="120"/>
-            </w:tcMar>
-          </w:tcPr>
-          <w:p>
-            <w:pPr>
-              <w:spacing w:after="80"/>
-            </w:pPr>
-            <w:r>
-              <w:t xml:space="preserve">Assign owners by skills, availability, and fit. Everyone sees the same plan, agents included.</w:t>
-            </w:r>
-          </w:p>
-        </w:tc>
-      </w:tr>
-      <w:tr>
-        <w:tc>
-          <w:tcPr>
-            <w:tcW w:type="pct" w:w="28%"/>
-            <w:tcBorders>
-              <w:top w:val="single" w:color="E5E5E8" w:sz="1"/>
-              <w:left w:val="single" w:color="E5E5E8" w:sz="1"/>
-              <w:bottom w:val="single" w:color="E5E5E8" w:sz="1"/>
-              <w:right w:val="single" w:color="E5E5E8" w:sz="1"/>
-            </w:tcBorders>
-            <w:shd w:fill="F4F4F5" w:val="clear"/>
-            <w:tcMar>
-              <w:top w:type="dxa" w:w="60"/>
-              <w:left w:type="dxa" w:w="120"/>
-              <w:bottom w:type="dxa" w:w="60"/>
-              <w:right w:type="dxa" w:w="120"/>
-            </w:tcMar>
-          </w:tcPr>
-          <w:p>
-            <w:pPr>
-              <w:spacing w:after="80"/>
-            </w:pPr>
-            <w:r>
-              <w:t xml:space="preserve">Balance capacity — headline</w:t>
-            </w:r>
-          </w:p>
-        </w:tc>
-        <w:tc>
-          <w:tcPr>
-            <w:tcW w:type="pct" w:w="72%"/>
-            <w:tcBorders>
-              <w:top w:val="single" w:color="E5E5E8" w:sz="1"/>
-              <w:left w:val="single" w:color="E5E5E8" w:sz="1"/>
-              <w:bottom w:val="single" w:color="E5E5E8" w:sz="1"/>
-              <w:right w:val="single" w:color="E5E5E8" w:sz="1"/>
-            </w:tcBorders>
-            <w:tcMar>
-              <w:top w:type="dxa" w:w="60"/>
-              <w:left w:type="dxa" w:w="120"/>
-              <w:bottom w:type="dxa" w:w="60"/>
-              <w:right w:type="dxa" w:w="120"/>
-            </w:tcMar>
-          </w:tcPr>
-          <w:p>
-            <w:pPr>
-              <w:spacing w:after="80"/>
-            </w:pPr>
-            <w:r>
-              <w:t xml:space="preserve">Read load before it breaks delivery</w:t>
-            </w:r>
-          </w:p>
-        </w:tc>
-      </w:tr>
-      <w:tr>
-        <w:tc>
-          <w:tcPr>
-            <w:tcW w:type="pct" w:w="28%"/>
-            <w:tcBorders>
-              <w:top w:val="single" w:color="E5E5E8" w:sz="1"/>
-              <w:left w:val="single" w:color="E5E5E8" w:sz="1"/>
-              <w:bottom w:val="single" w:color="E5E5E8" w:sz="1"/>
-              <w:right w:val="single" w:color="E5E5E8" w:sz="1"/>
-            </w:tcBorders>
-            <w:shd w:fill="F4F4F5" w:val="clear"/>
-            <w:tcMar>
-              <w:top w:type="dxa" w:w="60"/>
-              <w:left w:type="dxa" w:w="120"/>
-              <w:bottom w:type="dxa" w:w="60"/>
-              <w:right w:type="dxa" w:w="120"/>
-            </w:tcMar>
-          </w:tcPr>
-          <w:p>
-            <w:pPr>
-              <w:spacing w:after="80"/>
-            </w:pPr>
-            <w:r>
-              <w:t xml:space="preserve">Balance capacity — body</w:t>
-            </w:r>
-          </w:p>
-        </w:tc>
-        <w:tc>
-          <w:tcPr>
-            <w:tcW w:type="pct" w:w="72%"/>
-            <w:tcBorders>
-              <w:top w:val="single" w:color="E5E5E8" w:sz="1"/>
-              <w:left w:val="single" w:color="E5E5E8" w:sz="1"/>
-              <w:bottom w:val="single" w:color="E5E5E8" w:sz="1"/>
-              <w:right w:val="single" w:color="E5E5E8" w:sz="1"/>
-            </w:tcBorders>
-            <w:tcMar>
-              <w:top w:type="dxa" w:w="60"/>
-              <w:left w:type="dxa" w:w="120"/>
-              <w:bottom w:type="dxa" w:w="60"/>
-              <w:right w:type="dxa" w:w="120"/>
-            </w:tcMar>
-          </w:tcPr>
-          <w:p>
-            <w:pPr>
-              <w:spacing w:after="80"/>
-            </w:pPr>
-            <w:r>
-              <w:t xml:space="preserve">Spot overload and gaps across teams in one view. Tradeoffs stay visible instead of buried in spreadsheets.</w:t>
-            </w:r>
-          </w:p>
-        </w:tc>
-      </w:tr>
-      <w:tr>
-        <w:tc>
-          <w:tcPr>
-            <w:tcW w:type="pct" w:w="28%"/>
-            <w:tcBorders>
-              <w:top w:val="single" w:color="E5E5E8" w:sz="1"/>
-              <w:left w:val="single" w:color="E5E5E8" w:sz="1"/>
-              <w:bottom w:val="single" w:color="E5E5E8" w:sz="1"/>
-              <w:right w:val="single" w:color="E5E5E8" w:sz="1"/>
-            </w:tcBorders>
-            <w:shd w:fill="F4F4F5" w:val="clear"/>
-            <w:tcMar>
-              <w:top w:type="dxa" w:w="60"/>
-              <w:left w:type="dxa" w:w="120"/>
-              <w:bottom w:type="dxa" w:w="60"/>
-              <w:right w:type="dxa" w:w="120"/>
-            </w:tcMar>
-          </w:tcPr>
-          <w:p>
-            <w:pPr>
-              <w:spacing w:after="80"/>
-            </w:pPr>
-            <w:r>
-              <w:t xml:space="preserve">Data-driven hiring — headline</w:t>
-            </w:r>
-          </w:p>
-        </w:tc>
-        <w:tc>
-          <w:tcPr>
-            <w:tcW w:type="pct" w:w="72%"/>
-            <w:tcBorders>
-              <w:top w:val="single" w:color="E5E5E8" w:sz="1"/>
-              <w:left w:val="single" w:color="E5E5E8" w:sz="1"/>
-              <w:bottom w:val="single" w:color="E5E5E8" w:sz="1"/>
-              <w:right w:val="single" w:color="E5E5E8" w:sz="1"/>
-            </w:tcBorders>
-            <w:tcMar>
-              <w:top w:type="dxa" w:w="60"/>
-              <w:left w:type="dxa" w:w="120"/>
-              <w:bottom w:type="dxa" w:w="60"/>
-              <w:right w:type="dxa" w:w="120"/>
-            </w:tcMar>
-          </w:tcPr>
-          <w:p>
-            <w:pPr>
-              <w:spacing w:after="80"/>
-            </w:pPr>
-            <w:r>
-              <w:t xml:space="preserve">Hire and move people with the same data your projects run on</w:t>
-            </w:r>
-          </w:p>
-        </w:tc>
-      </w:tr>
-      <w:tr>
-        <w:tc>
-          <w:tcPr>
-            <w:tcW w:type="pct" w:w="28%"/>
-            <w:tcBorders>
-              <w:top w:val="single" w:color="E5E5E8" w:sz="1"/>
-              <w:left w:val="single" w:color="E5E5E8" w:sz="1"/>
-              <w:bottom w:val="single" w:color="E5E5E8" w:sz="1"/>
-              <w:right w:val="single" w:color="E5E5E8" w:sz="1"/>
-            </w:tcBorders>
-            <w:shd w:fill="F4F4F5" w:val="clear"/>
-            <w:tcMar>
-              <w:top w:type="dxa" w:w="60"/>
-              <w:left w:type="dxa" w:w="120"/>
-              <w:bottom w:type="dxa" w:w="60"/>
-              <w:right w:type="dxa" w:w="120"/>
-            </w:tcMar>
-          </w:tcPr>
-          <w:p>
-            <w:pPr>
-              <w:spacing w:after="80"/>
-            </w:pPr>
-            <w:r>
-              <w:t xml:space="preserve">Data-driven hiring — body</w:t>
-            </w:r>
-          </w:p>
-        </w:tc>
-        <w:tc>
-          <w:tcPr>
-            <w:tcW w:type="pct" w:w="72%"/>
-            <w:tcBorders>
-              <w:top w:val="single" w:color="E5E5E8" w:sz="1"/>
-              <w:left w:val="single" w:color="E5E5E8" w:sz="1"/>
-              <w:bottom w:val="single" w:color="E5E5E8" w:sz="1"/>
-              <w:right w:val="single" w:color="E5E5E8" w:sz="1"/>
-            </w:tcBorders>
-            <w:tcMar>
-              <w:top w:type="dxa" w:w="60"/>
-              <w:left w:type="dxa" w:w="120"/>
-              <w:bottom w:type="dxa" w:w="60"/>
-              <w:right w:type="dxa" w:w="120"/>
-            </w:tcMar>
-          </w:tcPr>
-          <w:p>
-            <w:pPr>
-              <w:spacing w:after="80"/>
-            </w:pPr>
-            <w:r>
-              <w:t xml:space="preserve">Compare skills gaps, workload, and cost in one view—so new roles and staffing changes line up with what delivery actually needs, not one-off asks.</w:t>
+              <w:t xml:space="preserve">Allocate the right person: headline</w:t>
+            </w:r>
+          </w:p>
+        </w:tc>
+        <w:tc>
+          <w:tcPr>
+            <w:tcW w:type="pct" w:w="72%"/>
+            <w:tcBorders>
+              <w:top w:val="single" w:color="E5E5E8" w:sz="1"/>
+              <w:left w:val="single" w:color="E5E5E8" w:sz="1"/>
+              <w:bottom w:val="single" w:color="E5E5E8" w:sz="1"/>
+              <w:right w:val="single" w:color="E5E5E8" w:sz="1"/>
+            </w:tcBorders>
+            <w:tcMar>
+              <w:top w:type="dxa" w:w="60"/>
+              <w:left w:type="dxa" w:w="120"/>
+              <w:bottom w:type="dxa" w:w="60"/>
+              <w:right w:type="dxa" w:w="120"/>
+            </w:tcMar>
+          </w:tcPr>
+          <w:p>
+            <w:pPr>
+              <w:spacing w:after="80"/>
+            </w:pPr>
+            <w:r>
+              <w:t xml:space="preserve">Match the right person to every role</w:t>
+            </w:r>
+          </w:p>
+        </w:tc>
+      </w:tr>
+      <w:tr>
+        <w:tc>
+          <w:tcPr>
+            <w:tcW w:type="pct" w:w="28%"/>
+            <w:tcBorders>
+              <w:top w:val="single" w:color="E5E5E8" w:sz="1"/>
+              <w:left w:val="single" w:color="E5E5E8" w:sz="1"/>
+              <w:bottom w:val="single" w:color="E5E5E8" w:sz="1"/>
+              <w:right w:val="single" w:color="E5E5E8" w:sz="1"/>
+            </w:tcBorders>
+            <w:shd w:fill="F4F4F5" w:val="clear"/>
+            <w:tcMar>
+              <w:top w:type="dxa" w:w="60"/>
+              <w:left w:type="dxa" w:w="120"/>
+              <w:bottom w:type="dxa" w:w="60"/>
+              <w:right w:type="dxa" w:w="120"/>
+            </w:tcMar>
+          </w:tcPr>
+          <w:p>
+            <w:pPr>
+              <w:spacing w:after="80"/>
+            </w:pPr>
+            <w:r>
+              <w:t xml:space="preserve">Allocate the right person: body</w:t>
+            </w:r>
+          </w:p>
+        </w:tc>
+        <w:tc>
+          <w:tcPr>
+            <w:tcW w:type="pct" w:w="72%"/>
+            <w:tcBorders>
+              <w:top w:val="single" w:color="E5E5E8" w:sz="1"/>
+              <w:left w:val="single" w:color="E5E5E8" w:sz="1"/>
+              <w:bottom w:val="single" w:color="E5E5E8" w:sz="1"/>
+              <w:right w:val="single" w:color="E5E5E8" w:sz="1"/>
+            </w:tcBorders>
+            <w:tcMar>
+              <w:top w:type="dxa" w:w="60"/>
+              <w:left w:type="dxa" w:w="120"/>
+              <w:bottom w:type="dxa" w:w="60"/>
+              <w:right w:type="dxa" w:w="120"/>
+            </w:tcMar>
+          </w:tcPr>
+          <w:p>
+            <w:pPr>
+              <w:spacing w:after="80"/>
+            </w:pPr>
+            <w:r>
+              <w:t xml:space="preserve">Skills, availability, and current load surfaced automatically. You make the call, with the full picture in front of you.</w:t>
+            </w:r>
+          </w:p>
+        </w:tc>
+      </w:tr>
+      <w:tr>
+        <w:tc>
+          <w:tcPr>
+            <w:tcW w:type="pct" w:w="28%"/>
+            <w:tcBorders>
+              <w:top w:val="single" w:color="E5E5E8" w:sz="1"/>
+              <w:left w:val="single" w:color="E5E5E8" w:sz="1"/>
+              <w:bottom w:val="single" w:color="E5E5E8" w:sz="1"/>
+              <w:right w:val="single" w:color="E5E5E8" w:sz="1"/>
+            </w:tcBorders>
+            <w:shd w:fill="F4F4F5" w:val="clear"/>
+            <w:tcMar>
+              <w:top w:type="dxa" w:w="60"/>
+              <w:left w:type="dxa" w:w="120"/>
+              <w:bottom w:type="dxa" w:w="60"/>
+              <w:right w:type="dxa" w:w="120"/>
+            </w:tcMar>
+          </w:tcPr>
+          <w:p>
+            <w:pPr>
+              <w:spacing w:after="80"/>
+            </w:pPr>
+            <w:r>
+              <w:t xml:space="preserve">Balance capacity: headline</w:t>
+            </w:r>
+          </w:p>
+        </w:tc>
+        <w:tc>
+          <w:tcPr>
+            <w:tcW w:type="pct" w:w="72%"/>
+            <w:tcBorders>
+              <w:top w:val="single" w:color="E5E5E8" w:sz="1"/>
+              <w:left w:val="single" w:color="E5E5E8" w:sz="1"/>
+              <w:bottom w:val="single" w:color="E5E5E8" w:sz="1"/>
+              <w:right w:val="single" w:color="E5E5E8" w:sz="1"/>
+            </w:tcBorders>
+            <w:tcMar>
+              <w:top w:type="dxa" w:w="60"/>
+              <w:left w:type="dxa" w:w="120"/>
+              <w:bottom w:type="dxa" w:w="60"/>
+              <w:right w:type="dxa" w:w="120"/>
+            </w:tcMar>
+          </w:tcPr>
+          <w:p>
+            <w:pPr>
+              <w:spacing w:after="80"/>
+            </w:pPr>
+            <w:r>
+              <w:t xml:space="preserve">Catch overload before it hits delivery</w:t>
+            </w:r>
+          </w:p>
+        </w:tc>
+      </w:tr>
+      <w:tr>
+        <w:tc>
+          <w:tcPr>
+            <w:tcW w:type="pct" w:w="28%"/>
+            <w:tcBorders>
+              <w:top w:val="single" w:color="E5E5E8" w:sz="1"/>
+              <w:left w:val="single" w:color="E5E5E8" w:sz="1"/>
+              <w:bottom w:val="single" w:color="E5E5E8" w:sz="1"/>
+              <w:right w:val="single" w:color="E5E5E8" w:sz="1"/>
+            </w:tcBorders>
+            <w:shd w:fill="F4F4F5" w:val="clear"/>
+            <w:tcMar>
+              <w:top w:type="dxa" w:w="60"/>
+              <w:left w:type="dxa" w:w="120"/>
+              <w:bottom w:type="dxa" w:w="60"/>
+              <w:right w:type="dxa" w:w="120"/>
+            </w:tcMar>
+          </w:tcPr>
+          <w:p>
+            <w:pPr>
+              <w:spacing w:after="80"/>
+            </w:pPr>
+            <w:r>
+              <w:t xml:space="preserve">Balance capacity: body</w:t>
+            </w:r>
+          </w:p>
+        </w:tc>
+        <w:tc>
+          <w:tcPr>
+            <w:tcW w:type="pct" w:w="72%"/>
+            <w:tcBorders>
+              <w:top w:val="single" w:color="E5E5E8" w:sz="1"/>
+              <w:left w:val="single" w:color="E5E5E8" w:sz="1"/>
+              <w:bottom w:val="single" w:color="E5E5E8" w:sz="1"/>
+              <w:right w:val="single" w:color="E5E5E8" w:sz="1"/>
+            </w:tcBorders>
+            <w:tcMar>
+              <w:top w:type="dxa" w:w="60"/>
+              <w:left w:type="dxa" w:w="120"/>
+              <w:bottom w:type="dxa" w:w="60"/>
+              <w:right w:type="dxa" w:w="120"/>
+            </w:tcMar>
+          </w:tcPr>
+          <w:p>
+            <w:pPr>
+              <w:spacing w:after="80"/>
+            </w:pPr>
+            <w:r>
+              <w:t xml:space="preserve">See capacity gaps across teams and projects in one view. Shift resources before timelines slip, not after.</w:t>
             </w:r>
           </w:p>
         </w:tc>
@@ -5143,7 +3620,7 @@
               <w:spacing w:after="80"/>
             </w:pPr>
             <w:r>
-              <w:t xml:space="preserve">Join 250,000+ teams who rely on monday to reach their goals</w:t>
+              <w:t xml:space="preserve">Built for teams that can't afford for projects to slip</w:t>
             </w:r>
           </w:p>
         </w:tc>
@@ -5355,7 +3832,7 @@
               <w:spacing w:after="80"/>
             </w:pPr>
             <w:r>
-              <w:t xml:space="preserve">Most popular work management software on G2</w:t>
+              <w:t xml:space="preserve">Real customers, real outcomes</w:t>
             </w:r>
           </w:p>
         </w:tc>
@@ -5436,32 +3913,32 @@
               <w:spacing w:after="80"/>
             </w:pPr>
             <w:r>
-              <w:t xml:space="preserve">Footer strip</w:t>
-            </w:r>
-          </w:p>
-        </w:tc>
-        <w:tc>
-          <w:tcPr>
-            <w:tcW w:type="pct" w:w="72%"/>
-            <w:tcBorders>
-              <w:top w:val="single" w:color="E5E5E8" w:sz="1"/>
-              <w:left w:val="single" w:color="E5E5E8" w:sz="1"/>
-              <w:bottom w:val="single" w:color="E5E5E8" w:sz="1"/>
-              <w:right w:val="single" w:color="E5E5E8" w:sz="1"/>
-            </w:tcBorders>
-            <w:tcMar>
-              <w:top w:type="dxa" w:w="60"/>
-              <w:left w:type="dxa" w:w="120"/>
-              <w:bottom w:type="dxa" w:w="60"/>
-              <w:right w:type="dxa" w:w="120"/>
-            </w:tcMar>
-          </w:tcPr>
-          <w:p>
-            <w:pPr>
-              <w:spacing w:after="80"/>
-            </w:pPr>
-            <w:r>
-              <w:t xml:space="preserve">Enterprise-ready AI work platform</w:t>
+              <w:t xml:space="preserve">G2 badge categories</w:t>
+            </w:r>
+          </w:p>
+        </w:tc>
+        <w:tc>
+          <w:tcPr>
+            <w:tcW w:type="pct" w:w="72%"/>
+            <w:tcBorders>
+              <w:top w:val="single" w:color="E5E5E8" w:sz="1"/>
+              <w:left w:val="single" w:color="E5E5E8" w:sz="1"/>
+              <w:bottom w:val="single" w:color="E5E5E8" w:sz="1"/>
+              <w:right w:val="single" w:color="E5E5E8" w:sz="1"/>
+            </w:tcBorders>
+            <w:tcMar>
+              <w:top w:type="dxa" w:w="60"/>
+              <w:left w:type="dxa" w:w="120"/>
+              <w:bottom w:type="dxa" w:w="60"/>
+              <w:right w:type="dxa" w:w="120"/>
+            </w:tcMar>
+          </w:tcPr>
+          <w:p>
+            <w:pPr>
+              <w:spacing w:after="80"/>
+            </w:pPr>
+            <w:r>
+              <w:t xml:space="preserve">Leader · Easiest to use · Best results · Highest adoption</w:t>
             </w:r>
           </w:p>
         </w:tc>
@@ -5469,11 +3946,16 @@
     </w:tbl>
     <w:p>
       <w:pPr>
-        <w:pStyle w:val="Heading3"/>
-        <w:spacing w:after="80" w:before="160"/>
+        <w:spacing w:after="200"/>
+      </w:pPr>
+    </w:p>
+    <w:p>
+      <w:pPr>
+        <w:pStyle w:val="Heading2"/>
+        <w:spacing w:after="100" w:before="200"/>
       </w:pPr>
       <w:r>
-        <w:t xml:space="preserve">Logo rows</w:t>
+        <w:t xml:space="preserve">Platform bento (Why monday.com)</w:t>
       </w:r>
     </w:p>
     <w:tbl>
@@ -5548,500 +4030,6 @@
               <w:spacing w:after="80"/>
             </w:pPr>
             <w:r>
-              <w:t xml:space="preserve">Top row</w:t>
-            </w:r>
-          </w:p>
-        </w:tc>
-        <w:tc>
-          <w:tcPr>
-            <w:tcW w:type="pct" w:w="72%"/>
-            <w:tcBorders>
-              <w:top w:val="single" w:color="E5E5E8" w:sz="1"/>
-              <w:left w:val="single" w:color="E5E5E8" w:sz="1"/>
-              <w:bottom w:val="single" w:color="E5E5E8" w:sz="1"/>
-              <w:right w:val="single" w:color="E5E5E8" w:sz="1"/>
-            </w:tcBorders>
-            <w:tcMar>
-              <w:top w:type="dxa" w:w="60"/>
-              <w:left w:type="dxa" w:w="120"/>
-              <w:bottom w:type="dxa" w:w="60"/>
-              <w:right w:type="dxa" w:w="120"/>
-            </w:tcMar>
-          </w:tcPr>
-          <w:p>
-            <w:pPr>
-              <w:spacing w:after="80"/>
-            </w:pPr>
-            <w:r>
-              <w:t xml:space="preserve">NBCUniversal, Unilever, Adobe, Netflix, Uber, Coca-Cola, Canva, Hulu, Lionsgate</w:t>
-            </w:r>
-          </w:p>
-        </w:tc>
-      </w:tr>
-      <w:tr>
-        <w:tc>
-          <w:tcPr>
-            <w:tcW w:type="pct" w:w="28%"/>
-            <w:tcBorders>
-              <w:top w:val="single" w:color="E5E5E8" w:sz="1"/>
-              <w:left w:val="single" w:color="E5E5E8" w:sz="1"/>
-              <w:bottom w:val="single" w:color="E5E5E8" w:sz="1"/>
-              <w:right w:val="single" w:color="E5E5E8" w:sz="1"/>
-            </w:tcBorders>
-            <w:shd w:fill="F4F4F5" w:val="clear"/>
-            <w:tcMar>
-              <w:top w:type="dxa" w:w="60"/>
-              <w:left w:type="dxa" w:w="120"/>
-              <w:bottom w:type="dxa" w:w="60"/>
-              <w:right w:type="dxa" w:w="120"/>
-            </w:tcMar>
-          </w:tcPr>
-          <w:p>
-            <w:pPr>
-              <w:spacing w:after="80"/>
-            </w:pPr>
-            <w:r>
-              <w:t xml:space="preserve">Bottom row</w:t>
-            </w:r>
-          </w:p>
-        </w:tc>
-        <w:tc>
-          <w:tcPr>
-            <w:tcW w:type="pct" w:w="72%"/>
-            <w:tcBorders>
-              <w:top w:val="single" w:color="E5E5E8" w:sz="1"/>
-              <w:left w:val="single" w:color="E5E5E8" w:sz="1"/>
-              <w:bottom w:val="single" w:color="E5E5E8" w:sz="1"/>
-              <w:right w:val="single" w:color="E5E5E8" w:sz="1"/>
-            </w:tcBorders>
-            <w:tcMar>
-              <w:top w:type="dxa" w:w="60"/>
-              <w:left w:type="dxa" w:w="120"/>
-              <w:bottom w:type="dxa" w:w="60"/>
-              <w:right w:type="dxa" w:w="120"/>
-            </w:tcMar>
-          </w:tcPr>
-          <w:p>
-            <w:pPr>
-              <w:spacing w:after="80"/>
-            </w:pPr>
-            <w:r>
-              <w:t xml:space="preserve">Lyft, Tesla, Nike, IKEA, Spotify, PayPal, Dropbox, Salesforce, HubSpot, Airbnb</w:t>
-            </w:r>
-          </w:p>
-        </w:tc>
-      </w:tr>
-    </w:tbl>
-    <w:p>
-      <w:pPr>
-        <w:pStyle w:val="Heading3"/>
-        <w:spacing w:after="80" w:before="160"/>
-      </w:pPr>
-      <w:r>
-        <w:t xml:space="preserve">Customer outcomes</w:t>
-      </w:r>
-    </w:p>
-    <w:tbl>
-      <w:tblPr>
-        <w:tblW w:type="pct" w:w="100%"/>
-        <w:tblBorders>
-          <w:top w:val="single" w:color="auto" w:sz="4"/>
-          <w:left w:val="single" w:color="auto" w:sz="4"/>
-          <w:bottom w:val="single" w:color="auto" w:sz="4"/>
-          <w:right w:val="single" w:color="auto" w:sz="4"/>
-          <w:insideH w:val="single" w:color="auto" w:sz="4"/>
-          <w:insideV w:val="single" w:color="auto" w:sz="4"/>
-        </w:tblBorders>
-      </w:tblPr>
-      <w:tblGrid>
-        <w:gridCol w:w="3200"/>
-        <w:gridCol w:w="6800"/>
-      </w:tblGrid>
-      <w:tr>
-        <w:trPr>
-          <w:tblHeader/>
-        </w:trPr>
-        <w:tc>
-          <w:tcPr>
-            <w:shd w:fill="6161FF" w:val="clear"/>
-            <w:tcMar>
-              <w:top w:type="dxa" w:w="80"/>
-              <w:left w:type="dxa" w:w="120"/>
-              <w:bottom w:type="dxa" w:w="80"/>
-              <w:right w:type="dxa" w:w="120"/>
-            </w:tcMar>
-          </w:tcPr>
-          <w:p>
-            <text>Field</text>
-          </w:p>
-        </w:tc>
-        <w:tc>
-          <w:tcPr>
-            <w:shd w:fill="6161FF" w:val="clear"/>
-            <w:tcMar>
-              <w:top w:type="dxa" w:w="80"/>
-              <w:left w:type="dxa" w:w="120"/>
-              <w:bottom w:type="dxa" w:w="80"/>
-              <w:right w:type="dxa" w:w="120"/>
-            </w:tcMar>
-          </w:tcPr>
-          <w:p>
-            <text>Copy</text>
-          </w:p>
-        </w:tc>
-      </w:tr>
-      <w:tr>
-        <w:tc>
-          <w:tcPr>
-            <w:tcW w:type="pct" w:w="28%"/>
-            <w:tcBorders>
-              <w:top w:val="single" w:color="E5E5E8" w:sz="1"/>
-              <w:left w:val="single" w:color="E5E5E8" w:sz="1"/>
-              <w:bottom w:val="single" w:color="E5E5E8" w:sz="1"/>
-              <w:right w:val="single" w:color="E5E5E8" w:sz="1"/>
-            </w:tcBorders>
-            <w:shd w:fill="F4F4F5" w:val="clear"/>
-            <w:tcMar>
-              <w:top w:type="dxa" w:w="60"/>
-              <w:left w:type="dxa" w:w="120"/>
-              <w:bottom w:type="dxa" w:w="60"/>
-              <w:right w:type="dxa" w:w="120"/>
-            </w:tcMar>
-          </w:tcPr>
-          <w:p>
-            <w:pPr>
-              <w:spacing w:after="80"/>
-            </w:pPr>
-            <w:r>
-              <w:t xml:space="preserve">Eyebrow</w:t>
-            </w:r>
-          </w:p>
-        </w:tc>
-        <w:tc>
-          <w:tcPr>
-            <w:tcW w:type="pct" w:w="72%"/>
-            <w:tcBorders>
-              <w:top w:val="single" w:color="E5E5E8" w:sz="1"/>
-              <w:left w:val="single" w:color="E5E5E8" w:sz="1"/>
-              <w:bottom w:val="single" w:color="E5E5E8" w:sz="1"/>
-              <w:right w:val="single" w:color="E5E5E8" w:sz="1"/>
-            </w:tcBorders>
-            <w:tcMar>
-              <w:top w:type="dxa" w:w="60"/>
-              <w:left w:type="dxa" w:w="120"/>
-              <w:bottom w:type="dxa" w:w="60"/>
-              <w:right w:type="dxa" w:w="120"/>
-            </w:tcMar>
-          </w:tcPr>
-          <w:p>
-            <w:pPr>
-              <w:spacing w:after="80"/>
-            </w:pPr>
-            <w:r>
-              <w:t xml:space="preserve">Customer outcomes</w:t>
-            </w:r>
-          </w:p>
-        </w:tc>
-      </w:tr>
-      <w:tr>
-        <w:tc>
-          <w:tcPr>
-            <w:tcW w:type="pct" w:w="28%"/>
-            <w:tcBorders>
-              <w:top w:val="single" w:color="E5E5E8" w:sz="1"/>
-              <w:left w:val="single" w:color="E5E5E8" w:sz="1"/>
-              <w:bottom w:val="single" w:color="E5E5E8" w:sz="1"/>
-              <w:right w:val="single" w:color="E5E5E8" w:sz="1"/>
-            </w:tcBorders>
-            <w:shd w:fill="F4F4F5" w:val="clear"/>
-            <w:tcMar>
-              <w:top w:type="dxa" w:w="60"/>
-              <w:left w:type="dxa" w:w="120"/>
-              <w:bottom w:type="dxa" w:w="60"/>
-              <w:right w:type="dxa" w:w="120"/>
-            </w:tcMar>
-          </w:tcPr>
-          <w:p>
-            <w:pPr>
-              <w:spacing w:after="80"/>
-            </w:pPr>
-            <w:r>
-              <w:t xml:space="preserve">Stat 1 label</w:t>
-            </w:r>
-          </w:p>
-        </w:tc>
-        <w:tc>
-          <w:tcPr>
-            <w:tcW w:type="pct" w:w="72%"/>
-            <w:tcBorders>
-              <w:top w:val="single" w:color="E5E5E8" w:sz="1"/>
-              <w:left w:val="single" w:color="E5E5E8" w:sz="1"/>
-              <w:bottom w:val="single" w:color="E5E5E8" w:sz="1"/>
-              <w:right w:val="single" w:color="E5E5E8" w:sz="1"/>
-            </w:tcBorders>
-            <w:tcMar>
-              <w:top w:type="dxa" w:w="60"/>
-              <w:left w:type="dxa" w:w="120"/>
-              <w:bottom w:type="dxa" w:w="60"/>
-              <w:right w:type="dxa" w:w="120"/>
-            </w:tcMar>
-          </w:tcPr>
-          <w:p>
-            <w:pPr>
-              <w:spacing w:after="80"/>
-            </w:pPr>
-            <w:r>
-              <w:t xml:space="preserve">132% more projects delivered</w:t>
-            </w:r>
-          </w:p>
-        </w:tc>
-      </w:tr>
-      <w:tr>
-        <w:tc>
-          <w:tcPr>
-            <w:tcW w:type="pct" w:w="28%"/>
-            <w:tcBorders>
-              <w:top w:val="single" w:color="E5E5E8" w:sz="1"/>
-              <w:left w:val="single" w:color="E5E5E8" w:sz="1"/>
-              <w:bottom w:val="single" w:color="E5E5E8" w:sz="1"/>
-              <w:right w:val="single" w:color="E5E5E8" w:sz="1"/>
-            </w:tcBorders>
-            <w:shd w:fill="F4F4F5" w:val="clear"/>
-            <w:tcMar>
-              <w:top w:type="dxa" w:w="60"/>
-              <w:left w:type="dxa" w:w="120"/>
-              <w:bottom w:type="dxa" w:w="60"/>
-              <w:right w:type="dxa" w:w="120"/>
-            </w:tcMar>
-          </w:tcPr>
-          <w:p>
-            <w:pPr>
-              <w:spacing w:after="80"/>
-            </w:pPr>
-            <w:r>
-              <w:t xml:space="preserve">Stat 1 source</w:t>
-            </w:r>
-          </w:p>
-        </w:tc>
-        <w:tc>
-          <w:tcPr>
-            <w:tcW w:type="pct" w:w="72%"/>
-            <w:tcBorders>
-              <w:top w:val="single" w:color="E5E5E8" w:sz="1"/>
-              <w:left w:val="single" w:color="E5E5E8" w:sz="1"/>
-              <w:bottom w:val="single" w:color="E5E5E8" w:sz="1"/>
-              <w:right w:val="single" w:color="E5E5E8" w:sz="1"/>
-            </w:tcBorders>
-            <w:tcMar>
-              <w:top w:type="dxa" w:w="60"/>
-              <w:left w:type="dxa" w:w="120"/>
-              <w:bottom w:type="dxa" w:w="60"/>
-              <w:right w:type="dxa" w:w="120"/>
-            </w:tcMar>
-          </w:tcPr>
-          <w:p>
-            <w:pPr>
-              <w:spacing w:after="80"/>
-            </w:pPr>
-            <w:r>
-              <w:t xml:space="preserve">WH Smith</w:t>
-            </w:r>
-          </w:p>
-        </w:tc>
-      </w:tr>
-      <w:tr>
-        <w:tc>
-          <w:tcPr>
-            <w:tcW w:type="pct" w:w="28%"/>
-            <w:tcBorders>
-              <w:top w:val="single" w:color="E5E5E8" w:sz="1"/>
-              <w:left w:val="single" w:color="E5E5E8" w:sz="1"/>
-              <w:bottom w:val="single" w:color="E5E5E8" w:sz="1"/>
-              <w:right w:val="single" w:color="E5E5E8" w:sz="1"/>
-            </w:tcBorders>
-            <w:shd w:fill="F4F4F5" w:val="clear"/>
-            <w:tcMar>
-              <w:top w:type="dxa" w:w="60"/>
-              <w:left w:type="dxa" w:w="120"/>
-              <w:bottom w:type="dxa" w:w="60"/>
-              <w:right w:type="dxa" w:w="120"/>
-            </w:tcMar>
-          </w:tcPr>
-          <w:p>
-            <w:pPr>
-              <w:spacing w:after="80"/>
-            </w:pPr>
-            <w:r>
-              <w:t xml:space="preserve">Stat 2 label</w:t>
-            </w:r>
-          </w:p>
-        </w:tc>
-        <w:tc>
-          <w:tcPr>
-            <w:tcW w:type="pct" w:w="72%"/>
-            <w:tcBorders>
-              <w:top w:val="single" w:color="E5E5E8" w:sz="1"/>
-              <w:left w:val="single" w:color="E5E5E8" w:sz="1"/>
-              <w:bottom w:val="single" w:color="E5E5E8" w:sz="1"/>
-              <w:right w:val="single" w:color="E5E5E8" w:sz="1"/>
-            </w:tcBorders>
-            <w:tcMar>
-              <w:top w:type="dxa" w:w="60"/>
-              <w:left w:type="dxa" w:w="120"/>
-              <w:bottom w:type="dxa" w:w="60"/>
-              <w:right w:type="dxa" w:w="120"/>
-            </w:tcMar>
-          </w:tcPr>
-          <w:p>
-            <w:pPr>
-              <w:spacing w:after="80"/>
-            </w:pPr>
-            <w:r>
-              <w:t xml:space="preserve">25% reduction in project timelines</w:t>
-            </w:r>
-          </w:p>
-        </w:tc>
-      </w:tr>
-      <w:tr>
-        <w:tc>
-          <w:tcPr>
-            <w:tcW w:type="pct" w:w="28%"/>
-            <w:tcBorders>
-              <w:top w:val="single" w:color="E5E5E8" w:sz="1"/>
-              <w:left w:val="single" w:color="E5E5E8" w:sz="1"/>
-              <w:bottom w:val="single" w:color="E5E5E8" w:sz="1"/>
-              <w:right w:val="single" w:color="E5E5E8" w:sz="1"/>
-            </w:tcBorders>
-            <w:shd w:fill="F4F4F5" w:val="clear"/>
-            <w:tcMar>
-              <w:top w:type="dxa" w:w="60"/>
-              <w:left w:type="dxa" w:w="120"/>
-              <w:bottom w:type="dxa" w:w="60"/>
-              <w:right w:type="dxa" w:w="120"/>
-            </w:tcMar>
-          </w:tcPr>
-          <w:p>
-            <w:pPr>
-              <w:spacing w:after="80"/>
-            </w:pPr>
-            <w:r>
-              <w:t xml:space="preserve">Stat 2 source</w:t>
-            </w:r>
-          </w:p>
-        </w:tc>
-        <w:tc>
-          <w:tcPr>
-            <w:tcW w:type="pct" w:w="72%"/>
-            <w:tcBorders>
-              <w:top w:val="single" w:color="E5E5E8" w:sz="1"/>
-              <w:left w:val="single" w:color="E5E5E8" w:sz="1"/>
-              <w:bottom w:val="single" w:color="E5E5E8" w:sz="1"/>
-              <w:right w:val="single" w:color="E5E5E8" w:sz="1"/>
-            </w:tcBorders>
-            <w:tcMar>
-              <w:top w:type="dxa" w:w="60"/>
-              <w:left w:type="dxa" w:w="120"/>
-              <w:bottom w:type="dxa" w:w="60"/>
-              <w:right w:type="dxa" w:w="120"/>
-            </w:tcMar>
-          </w:tcPr>
-          <w:p>
-            <w:pPr>
-              <w:spacing w:after="80"/>
-            </w:pPr>
-            <w:r>
-              <w:t xml:space="preserve">McDonald's ANZ</w:t>
-            </w:r>
-          </w:p>
-        </w:tc>
-      </w:tr>
-    </w:tbl>
-    <w:p>
-      <w:pPr>
-        <w:spacing w:after="200"/>
-      </w:pPr>
-    </w:p>
-    <w:p>
-      <w:pPr>
-        <w:pStyle w:val="Heading2"/>
-        <w:spacing w:after="100" w:before="200"/>
-      </w:pPr>
-      <w:r>
-        <w:t xml:space="preserve">Platform bento</w:t>
-      </w:r>
-    </w:p>
-    <w:tbl>
-      <w:tblPr>
-        <w:tblW w:type="pct" w:w="100%"/>
-        <w:tblBorders>
-          <w:top w:val="single" w:color="auto" w:sz="4"/>
-          <w:left w:val="single" w:color="auto" w:sz="4"/>
-          <w:bottom w:val="single" w:color="auto" w:sz="4"/>
-          <w:right w:val="single" w:color="auto" w:sz="4"/>
-          <w:insideH w:val="single" w:color="auto" w:sz="4"/>
-          <w:insideV w:val="single" w:color="auto" w:sz="4"/>
-        </w:tblBorders>
-      </w:tblPr>
-      <w:tblGrid>
-        <w:gridCol w:w="3200"/>
-        <w:gridCol w:w="6800"/>
-      </w:tblGrid>
-      <w:tr>
-        <w:trPr>
-          <w:tblHeader/>
-        </w:trPr>
-        <w:tc>
-          <w:tcPr>
-            <w:shd w:fill="6161FF" w:val="clear"/>
-            <w:tcMar>
-              <w:top w:type="dxa" w:w="80"/>
-              <w:left w:type="dxa" w:w="120"/>
-              <w:bottom w:type="dxa" w:w="80"/>
-              <w:right w:type="dxa" w:w="120"/>
-            </w:tcMar>
-          </w:tcPr>
-          <w:p>
-            <text>Field</text>
-          </w:p>
-        </w:tc>
-        <w:tc>
-          <w:tcPr>
-            <w:shd w:fill="6161FF" w:val="clear"/>
-            <w:tcMar>
-              <w:top w:type="dxa" w:w="80"/>
-              <w:left w:type="dxa" w:w="120"/>
-              <w:bottom w:type="dxa" w:w="80"/>
-              <w:right w:type="dxa" w:w="120"/>
-            </w:tcMar>
-          </w:tcPr>
-          <w:p>
-            <text>Copy</text>
-          </w:p>
-        </w:tc>
-      </w:tr>
-      <w:tr>
-        <w:tc>
-          <w:tcPr>
-            <w:tcW w:type="pct" w:w="28%"/>
-            <w:tcBorders>
-              <w:top w:val="single" w:color="E5E5E8" w:sz="1"/>
-              <w:left w:val="single" w:color="E5E5E8" w:sz="1"/>
-              <w:bottom w:val="single" w:color="E5E5E8" w:sz="1"/>
-              <w:right w:val="single" w:color="E5E5E8" w:sz="1"/>
-            </w:tcBorders>
-            <w:shd w:fill="F4F4F5" w:val="clear"/>
-            <w:tcMar>
-              <w:top w:type="dxa" w:w="60"/>
-              <w:left w:type="dxa" w:w="120"/>
-              <w:bottom w:type="dxa" w:w="60"/>
-              <w:right w:type="dxa" w:w="120"/>
-            </w:tcMar>
-          </w:tcPr>
-          <w:p>
-            <w:pPr>
-              <w:spacing w:after="80"/>
-            </w:pPr>
-            <w:r>
               <w:t xml:space="preserve">H2</w:t>
             </w:r>
           </w:p>
@@ -6067,7 +4055,7 @@
               <w:spacing w:after="80"/>
             </w:pPr>
             <w:r>
-              <w:t xml:space="preserve">Why choose monday.com to run your projects?</w:t>
+              <w:t xml:space="preserve">Not just another project management tool</w:t>
             </w:r>
           </w:p>
         </w:tc>
@@ -6179,7 +4167,7 @@
               <w:spacing w:after="80"/>
             </w:pPr>
             <w:r>
-              <w:t xml:space="preserve">Ease of use that drives proven adoption</w:t>
+              <w:t xml:space="preserve">Built for project work specifically</w:t>
             </w:r>
           </w:p>
         </w:tc>
@@ -6232,7 +4220,7 @@
               <w:spacing w:after="80"/>
             </w:pPr>
             <w:r>
-              <w:t xml:space="preserve">Hyper-personalization and intuitive design drive the adoption rates that give you a complete picture of work.</w:t>
+              <w:t xml:space="preserve">Not a general-purpose tool retrofitted for projects. The data model, the views, the agents, all designed around how project teams actually operate.</w:t>
             </w:r>
           </w:p>
         </w:tc>
@@ -6338,7 +4326,7 @@
               <w:spacing w:after="80"/>
             </w:pPr>
             <w:r>
-              <w:t xml:space="preserve">Expertise built on real-world work</w:t>
+              <w:t xml:space="preserve">AI that knows your context</w:t>
             </w:r>
           </w:p>
         </w:tc>
@@ -6391,7 +4379,7 @@
               <w:spacing w:after="80"/>
             </w:pPr>
             <w:r>
-              <w:t xml:space="preserve">AI capabilities informed by 250K+ customers across industries and the patterns of the world’s most productive teams.</w:t>
+              <w:t xml:space="preserve">Agents work from your actual project data, not generic templates. The more your team works in monday, the more useful they get.</w:t>
             </w:r>
           </w:p>
         </w:tc>
@@ -6497,7 +4485,7 @@
               <w:spacing w:after="80"/>
             </w:pPr>
             <w:r>
-              <w:t xml:space="preserve">Deep understanding of your business</w:t>
+              <w:t xml:space="preserve">One place, every layer</w:t>
             </w:r>
           </w:p>
         </w:tc>
@@ -6550,7 +4538,7 @@
               <w:spacing w:after="80"/>
             </w:pPr>
             <w:r>
-              <w:t xml:space="preserve">Unifies your data, work context, and institutional knowledge into a single intelligence layer for people and agents.</w:t>
+              <w:t xml:space="preserve">From individual task to full portfolio, it all lives in one platform. No stitching tools together, no data falling through the cracks.</w:t>
             </w:r>
           </w:p>
         </w:tc>
@@ -6603,23 +4591,15 @@
               <w:spacing w:after="80"/>
             </w:pPr>
             <w:r>
-              <w:t xml:space="preserve">200+ integrations — Connect your entire stack</w:t>
-            </w:r>
-          </w:p>
-          <w:p>
-            <w:pPr>
-              <w:spacing w:after="80"/>
-            </w:pPr>
-            <w:r>
-              <w:t xml:space="preserve">REST API — Build on top of monday</w:t>
-            </w:r>
-          </w:p>
-          <w:p>
-            <w:pPr>
-              <w:spacing w:after="80"/>
-            </w:pPr>
-            <w:r>
-              <w:t xml:space="preserve">MCP support — Native AI agent protocol</w:t>
+              <w:t xml:space="preserve">200+ integrations: Connect your entire stack</w:t>
+            </w:r>
+          </w:p>
+          <w:p>
+            <w:pPr>
+              <w:spacing w:after="80"/>
+            </w:pPr>
+            <w:r>
+              <w:t xml:space="preserve">API: Build on top of monday</w:t>
             </w:r>
           </w:p>
         </w:tc>
@@ -6672,7 +4652,7 @@
               <w:spacing w:after="80"/>
             </w:pPr>
             <w:r>
-              <w:t xml:space="preserve">Enterprise control without compromise</w:t>
+              <w:t xml:space="preserve">Enterprise-ready out of the box</w:t>
             </w:r>
           </w:p>
         </w:tc>
@@ -6725,7 +4705,7 @@
               <w:spacing w:after="80"/>
             </w:pPr>
             <w:r>
-              <w:t xml:space="preserve">Trusted by the world’s most complex organizations, with the permissions, approval gates, and governance to prove it.</w:t>
+              <w:t xml:space="preserve">Permissions, governance, approval flows, and compliance certifications included. Not an upgrade.</w:t>
             </w:r>
           </w:p>
         </w:tc>
@@ -6778,7 +4758,7 @@
               <w:spacing w:after="80"/>
             </w:pPr>
             <w:r>
-              <w:t xml:space="preserve">70% of the Fortune 500 run on monday</w:t>
+              <w:t xml:space="preserve">60% of Fortune 500 companies run on monday</w:t>
             </w:r>
           </w:p>
         </w:tc>
@@ -6865,218 +4845,6 @@
               <w:spacing w:after="80"/>
             </w:pPr>
             <w:r>
-              <w:t xml:space="preserve">G2 card title</w:t>
-            </w:r>
-          </w:p>
-        </w:tc>
-        <w:tc>
-          <w:tcPr>
-            <w:tcW w:type="pct" w:w="72%"/>
-            <w:tcBorders>
-              <w:top w:val="single" w:color="E5E5E8" w:sz="1"/>
-              <w:left w:val="single" w:color="E5E5E8" w:sz="1"/>
-              <w:bottom w:val="single" w:color="E5E5E8" w:sz="1"/>
-              <w:right w:val="single" w:color="E5E5E8" w:sz="1"/>
-            </w:tcBorders>
-            <w:tcMar>
-              <w:top w:type="dxa" w:w="60"/>
-              <w:left w:type="dxa" w:w="120"/>
-              <w:bottom w:type="dxa" w:w="60"/>
-              <w:right w:type="dxa" w:w="120"/>
-            </w:tcMar>
-          </w:tcPr>
-          <w:p>
-            <w:pPr>
-              <w:spacing w:after="80"/>
-            </w:pPr>
-            <w:r>
-              <w:t xml:space="preserve">Most popular work management software on G2</w:t>
-            </w:r>
-          </w:p>
-        </w:tc>
-      </w:tr>
-      <w:tr>
-        <w:tc>
-          <w:tcPr>
-            <w:tcW w:type="pct" w:w="28%"/>
-            <w:tcBorders>
-              <w:top w:val="single" w:color="E5E5E8" w:sz="1"/>
-              <w:left w:val="single" w:color="E5E5E8" w:sz="1"/>
-              <w:bottom w:val="single" w:color="E5E5E8" w:sz="1"/>
-              <w:right w:val="single" w:color="E5E5E8" w:sz="1"/>
-            </w:tcBorders>
-            <w:shd w:fill="F4F4F5" w:val="clear"/>
-            <w:tcMar>
-              <w:top w:type="dxa" w:w="60"/>
-              <w:left w:type="dxa" w:w="120"/>
-              <w:bottom w:type="dxa" w:w="60"/>
-              <w:right w:type="dxa" w:w="120"/>
-            </w:tcMar>
-          </w:tcPr>
-          <w:p>
-            <w:pPr>
-              <w:spacing w:after="80"/>
-            </w:pPr>
-            <w:r>
-              <w:t xml:space="preserve">G2 card body</w:t>
-            </w:r>
-          </w:p>
-        </w:tc>
-        <w:tc>
-          <w:tcPr>
-            <w:tcW w:type="pct" w:w="72%"/>
-            <w:tcBorders>
-              <w:top w:val="single" w:color="E5E5E8" w:sz="1"/>
-              <w:left w:val="single" w:color="E5E5E8" w:sz="1"/>
-              <w:bottom w:val="single" w:color="E5E5E8" w:sz="1"/>
-              <w:right w:val="single" w:color="E5E5E8" w:sz="1"/>
-            </w:tcBorders>
-            <w:tcMar>
-              <w:top w:type="dxa" w:w="60"/>
-              <w:left w:type="dxa" w:w="120"/>
-              <w:bottom w:type="dxa" w:w="60"/>
-              <w:right w:type="dxa" w:w="120"/>
-            </w:tcMar>
-          </w:tcPr>
-          <w:p>
-            <w:pPr>
-              <w:spacing w:after="80"/>
-            </w:pPr>
-            <w:r>
-              <w:t xml:space="preserve">Backed by 14K+ customer reviews. Rated by real users as the leader in work management.</w:t>
-            </w:r>
-          </w:p>
-        </w:tc>
-      </w:tr>
-      <w:tr>
-        <w:tc>
-          <w:tcPr>
-            <w:tcW w:type="pct" w:w="28%"/>
-            <w:tcBorders>
-              <w:top w:val="single" w:color="E5E5E8" w:sz="1"/>
-              <w:left w:val="single" w:color="E5E5E8" w:sz="1"/>
-              <w:bottom w:val="single" w:color="E5E5E8" w:sz="1"/>
-              <w:right w:val="single" w:color="E5E5E8" w:sz="1"/>
-            </w:tcBorders>
-            <w:shd w:fill="F4F4F5" w:val="clear"/>
-            <w:tcMar>
-              <w:top w:type="dxa" w:w="60"/>
-              <w:left w:type="dxa" w:w="120"/>
-              <w:bottom w:type="dxa" w:w="60"/>
-              <w:right w:type="dxa" w:w="120"/>
-            </w:tcMar>
-          </w:tcPr>
-          <w:p>
-            <w:pPr>
-              <w:spacing w:after="80"/>
-            </w:pPr>
-            <w:r>
-              <w:t xml:space="preserve">G2 badge</w:t>
-            </w:r>
-          </w:p>
-        </w:tc>
-        <w:tc>
-          <w:tcPr>
-            <w:tcW w:type="pct" w:w="72%"/>
-            <w:tcBorders>
-              <w:top w:val="single" w:color="E5E5E8" w:sz="1"/>
-              <w:left w:val="single" w:color="E5E5E8" w:sz="1"/>
-              <w:bottom w:val="single" w:color="E5E5E8" w:sz="1"/>
-              <w:right w:val="single" w:color="E5E5E8" w:sz="1"/>
-            </w:tcBorders>
-            <w:tcMar>
-              <w:top w:type="dxa" w:w="60"/>
-              <w:left w:type="dxa" w:w="120"/>
-              <w:bottom w:type="dxa" w:w="60"/>
-              <w:right w:type="dxa" w:w="120"/>
-            </w:tcMar>
-          </w:tcPr>
-          <w:p>
-            <w:pPr>
-              <w:spacing w:after="80"/>
-            </w:pPr>
-            <w:r>
-              <w:t xml:space="preserve">Leader · Winter 2026</w:t>
-            </w:r>
-          </w:p>
-        </w:tc>
-      </w:tr>
-      <w:tr>
-        <w:tc>
-          <w:tcPr>
-            <w:tcW w:type="pct" w:w="28%"/>
-            <w:tcBorders>
-              <w:top w:val="single" w:color="E5E5E8" w:sz="1"/>
-              <w:left w:val="single" w:color="E5E5E8" w:sz="1"/>
-              <w:bottom w:val="single" w:color="E5E5E8" w:sz="1"/>
-              <w:right w:val="single" w:color="E5E5E8" w:sz="1"/>
-            </w:tcBorders>
-            <w:shd w:fill="F4F4F5" w:val="clear"/>
-            <w:tcMar>
-              <w:top w:type="dxa" w:w="60"/>
-              <w:left w:type="dxa" w:w="120"/>
-              <w:bottom w:type="dxa" w:w="60"/>
-              <w:right w:type="dxa" w:w="120"/>
-            </w:tcMar>
-          </w:tcPr>
-          <w:p>
-            <w:pPr>
-              <w:spacing w:after="80"/>
-            </w:pPr>
-            <w:r>
-              <w:t xml:space="preserve">G2 score</w:t>
-            </w:r>
-          </w:p>
-        </w:tc>
-        <w:tc>
-          <w:tcPr>
-            <w:tcW w:type="pct" w:w="72%"/>
-            <w:tcBorders>
-              <w:top w:val="single" w:color="E5E5E8" w:sz="1"/>
-              <w:left w:val="single" w:color="E5E5E8" w:sz="1"/>
-              <w:bottom w:val="single" w:color="E5E5E8" w:sz="1"/>
-              <w:right w:val="single" w:color="E5E5E8" w:sz="1"/>
-            </w:tcBorders>
-            <w:tcMar>
-              <w:top w:type="dxa" w:w="60"/>
-              <w:left w:type="dxa" w:w="120"/>
-              <w:bottom w:type="dxa" w:w="60"/>
-              <w:right w:type="dxa" w:w="120"/>
-            </w:tcMar>
-          </w:tcPr>
-          <w:p>
-            <w:pPr>
-              <w:spacing w:after="80"/>
-            </w:pPr>
-            <w:r>
-              <w:t xml:space="preserve">4.7/5 · Based on 14K+ customer reviews</w:t>
-            </w:r>
-          </w:p>
-        </w:tc>
-      </w:tr>
-      <w:tr>
-        <w:tc>
-          <w:tcPr>
-            <w:tcW w:type="pct" w:w="28%"/>
-            <w:tcBorders>
-              <w:top w:val="single" w:color="E5E5E8" w:sz="1"/>
-              <w:left w:val="single" w:color="E5E5E8" w:sz="1"/>
-              <w:bottom w:val="single" w:color="E5E5E8" w:sz="1"/>
-              <w:right w:val="single" w:color="E5E5E8" w:sz="1"/>
-            </w:tcBorders>
-            <w:shd w:fill="F4F4F5" w:val="clear"/>
-            <w:tcMar>
-              <w:top w:type="dxa" w:w="60"/>
-              <w:left w:type="dxa" w:w="120"/>
-              <w:bottom w:type="dxa" w:w="60"/>
-              <w:right w:type="dxa" w:w="120"/>
-            </w:tcMar>
-          </w:tcPr>
-          <w:p>
-            <w:pPr>
-              <w:spacing w:after="80"/>
-            </w:pPr>
-            <w:r>
               <w:t xml:space="preserve">Gartner card title</w:t>
             </w:r>
           </w:p>
@@ -7155,7 +4923,7 @@
               <w:spacing w:after="80"/>
             </w:pPr>
             <w:r>
-              <w:t xml:space="preserve">Named a Leader in the 2025 Gartner® Magic Quadrant™ for Adaptive Project Management and Reporting (APMR)—furthest on Completeness of Vision and highest on Ability to Execute, two years running.</w:t>
+              <w:t xml:space="preserve">Leader in the 2025 Gartner® Magic Quadrant™ for APMR: furthest on vision, highest on execution.</w:t>
             </w:r>
           </w:p>
         </w:tc>
@@ -7437,7 +5205,7 @@
         <w:spacing w:after="100" w:before="200"/>
       </w:pPr>
       <w:r>
-        <w:t xml:space="preserve">PM capabilities grid</w:t>
+        <w:t xml:space="preserve">Platform capabilities (accordion)</w:t>
       </w:r>
     </w:p>
     <w:tbl>
@@ -7512,59 +5280,6 @@
               <w:spacing w:after="80"/>
             </w:pPr>
             <w:r>
-              <w:t xml:space="preserve">Line above chip</w:t>
-            </w:r>
-          </w:p>
-        </w:tc>
-        <w:tc>
-          <w:tcPr>
-            <w:tcW w:type="pct" w:w="72%"/>
-            <w:tcBorders>
-              <w:top w:val="single" w:color="E5E5E8" w:sz="1"/>
-              <w:left w:val="single" w:color="E5E5E8" w:sz="1"/>
-              <w:bottom w:val="single" w:color="E5E5E8" w:sz="1"/>
-              <w:right w:val="single" w:color="E5E5E8" w:sz="1"/>
-            </w:tcBorders>
-            <w:tcMar>
-              <w:top w:type="dxa" w:w="60"/>
-              <w:left w:type="dxa" w:w="120"/>
-              <w:bottom w:type="dxa" w:w="60"/>
-              <w:right w:type="dxa" w:w="120"/>
-            </w:tcMar>
-          </w:tcPr>
-          <w:p>
-            <w:pPr>
-              <w:spacing w:after="80"/>
-            </w:pPr>
-            <w:r>
-              <w:t xml:space="preserve">Behind every agent is a platform built for the full depth of project management.</w:t>
-            </w:r>
-          </w:p>
-        </w:tc>
-      </w:tr>
-      <w:tr>
-        <w:tc>
-          <w:tcPr>
-            <w:tcW w:type="pct" w:w="28%"/>
-            <w:tcBorders>
-              <w:top w:val="single" w:color="E5E5E8" w:sz="1"/>
-              <w:left w:val="single" w:color="E5E5E8" w:sz="1"/>
-              <w:bottom w:val="single" w:color="E5E5E8" w:sz="1"/>
-              <w:right w:val="single" w:color="E5E5E8" w:sz="1"/>
-            </w:tcBorders>
-            <w:shd w:fill="F4F4F5" w:val="clear"/>
-            <w:tcMar>
-              <w:top w:type="dxa" w:w="60"/>
-              <w:left w:type="dxa" w:w="120"/>
-              <w:bottom w:type="dxa" w:w="60"/>
-              <w:right w:type="dxa" w:w="120"/>
-            </w:tcMar>
-          </w:tcPr>
-          <w:p>
-            <w:pPr>
-              <w:spacing w:after="80"/>
-            </w:pPr>
-            <w:r>
               <w:t xml:space="preserve">Chip</w:t>
             </w:r>
           </w:p>
@@ -7590,7 +5305,7 @@
               <w:spacing w:after="80"/>
             </w:pPr>
             <w:r>
-              <w:t xml:space="preserve">Built for real project management</w:t>
+              <w:t xml:space="preserve">The platform</w:t>
             </w:r>
           </w:p>
         </w:tc>
@@ -7643,7 +5358,7 @@
               <w:spacing w:after="80"/>
             </w:pPr>
             <w:r>
-              <w:t xml:space="preserve">Everything you need to deliver complex projects at scale.</w:t>
+              <w:t xml:space="preserve">Everything your projects run on</w:t>
             </w:r>
           </w:p>
         </w:tc>
@@ -7696,113 +5411,166 @@
               <w:spacing w:after="80"/>
             </w:pPr>
             <w:r>
-              <w:t xml:space="preserve">monday.com covers the full depth of project and portfolio management, out of the box, no setup required.</w:t>
-            </w:r>
-          </w:p>
-        </w:tc>
-      </w:tr>
-      <w:tr>
-        <w:tc>
-          <w:tcPr>
-            <w:tcW w:type="pct" w:w="28%"/>
-            <w:tcBorders>
-              <w:top w:val="single" w:color="E5E5E8" w:sz="1"/>
-              <w:left w:val="single" w:color="E5E5E8" w:sz="1"/>
-              <w:bottom w:val="single" w:color="E5E5E8" w:sz="1"/>
-              <w:right w:val="single" w:color="E5E5E8" w:sz="1"/>
-            </w:tcBorders>
-            <w:shd w:fill="F4F4F5" w:val="clear"/>
-            <w:tcMar>
-              <w:top w:type="dxa" w:w="60"/>
-              <w:left w:type="dxa" w:w="120"/>
-              <w:bottom w:type="dxa" w:w="60"/>
-              <w:right w:type="dxa" w:w="120"/>
-            </w:tcMar>
-          </w:tcPr>
-          <w:p>
-            <w:pPr>
-              <w:spacing w:after="80"/>
-            </w:pPr>
-            <w:r>
-              <w:t xml:space="preserve">Panel link</w:t>
-            </w:r>
-          </w:p>
-        </w:tc>
-        <w:tc>
-          <w:tcPr>
-            <w:tcW w:type="pct" w:w="72%"/>
-            <w:tcBorders>
-              <w:top w:val="single" w:color="E5E5E8" w:sz="1"/>
-              <w:left w:val="single" w:color="E5E5E8" w:sz="1"/>
-              <w:bottom w:val="single" w:color="E5E5E8" w:sz="1"/>
-              <w:right w:val="single" w:color="E5E5E8" w:sz="1"/>
-            </w:tcBorders>
-            <w:tcMar>
-              <w:top w:type="dxa" w:w="60"/>
-              <w:left w:type="dxa" w:w="120"/>
-              <w:bottom w:type="dxa" w:w="60"/>
-              <w:right w:type="dxa" w:w="120"/>
-            </w:tcMar>
-          </w:tcPr>
-          <w:p>
-            <w:pPr>
-              <w:spacing w:after="80"/>
-            </w:pPr>
-            <w:r>
-              <w:t xml:space="preserve">Explore in monday.com →</w:t>
-            </w:r>
-          </w:p>
-        </w:tc>
-      </w:tr>
-      <w:tr>
-        <w:tc>
-          <w:tcPr>
-            <w:tcW w:type="pct" w:w="28%"/>
-            <w:tcBorders>
-              <w:top w:val="single" w:color="E5E5E8" w:sz="1"/>
-              <w:left w:val="single" w:color="E5E5E8" w:sz="1"/>
-              <w:bottom w:val="single" w:color="E5E5E8" w:sz="1"/>
-              <w:right w:val="single" w:color="E5E5E8" w:sz="1"/>
-            </w:tcBorders>
-            <w:shd w:fill="F4F4F5" w:val="clear"/>
-            <w:tcMar>
-              <w:top w:type="dxa" w:w="60"/>
-              <w:left w:type="dxa" w:w="120"/>
-              <w:bottom w:type="dxa" w:w="60"/>
-              <w:right w:type="dxa" w:w="120"/>
-            </w:tcMar>
-          </w:tcPr>
-          <w:p>
-            <w:pPr>
-              <w:spacing w:after="80"/>
-            </w:pPr>
-            <w:r>
-              <w:t xml:space="preserve">Footer line</w:t>
-            </w:r>
-          </w:p>
-        </w:tc>
-        <w:tc>
-          <w:tcPr>
-            <w:tcW w:type="pct" w:w="72%"/>
-            <w:tcBorders>
-              <w:top w:val="single" w:color="E5E5E8" w:sz="1"/>
-              <w:left w:val="single" w:color="E5E5E8" w:sz="1"/>
-              <w:bottom w:val="single" w:color="E5E5E8" w:sz="1"/>
-              <w:right w:val="single" w:color="E5E5E8" w:sz="1"/>
-            </w:tcBorders>
-            <w:tcMar>
-              <w:top w:type="dxa" w:w="60"/>
-              <w:left w:type="dxa" w:w="120"/>
-              <w:bottom w:type="dxa" w:w="60"/>
-              <w:right w:type="dxa" w:w="120"/>
-            </w:tcMar>
-          </w:tcPr>
-          <w:p>
-            <w:pPr>
-              <w:spacing w:after="80"/>
-            </w:pPr>
-            <w:r>
-              <w:t xml:space="preserve">200+ use cases · 190 industries · works the way your team works</w:t>
+              <w:t xml:space="preserve">The depth to handle one project or a hundred. Agents work on top of it, but this is what makes them actually useful.</w:t>
+            </w:r>
+          </w:p>
+        </w:tc>
+      </w:tr>
+      <w:tr>
+        <w:tc>
+          <w:tcPr>
+            <w:tcW w:type="pct" w:w="28%"/>
+            <w:tcBorders>
+              <w:top w:val="single" w:color="E5E5E8" w:sz="1"/>
+              <w:left w:val="single" w:color="E5E5E8" w:sz="1"/>
+              <w:bottom w:val="single" w:color="E5E5E8" w:sz="1"/>
+              <w:right w:val="single" w:color="E5E5E8" w:sz="1"/>
+            </w:tcBorders>
+            <w:shd w:fill="F4F4F5" w:val="clear"/>
+            <w:tcMar>
+              <w:top w:type="dxa" w:w="60"/>
+              <w:left w:type="dxa" w:w="120"/>
+              <w:bottom w:type="dxa" w:w="60"/>
+              <w:right w:type="dxa" w:w="120"/>
+            </w:tcMar>
+          </w:tcPr>
+          <w:p>
+            <w:pPr>
+              <w:spacing w:after="80"/>
+            </w:pPr>
+            <w:r>
+              <w:t xml:space="preserve">Portfolios subtitle</w:t>
+            </w:r>
+          </w:p>
+        </w:tc>
+        <w:tc>
+          <w:tcPr>
+            <w:tcW w:type="pct" w:w="72%"/>
+            <w:tcBorders>
+              <w:top w:val="single" w:color="E5E5E8" w:sz="1"/>
+              <w:left w:val="single" w:color="E5E5E8" w:sz="1"/>
+              <w:bottom w:val="single" w:color="E5E5E8" w:sz="1"/>
+              <w:right w:val="single" w:color="E5E5E8" w:sz="1"/>
+            </w:tcBorders>
+            <w:tcMar>
+              <w:top w:type="dxa" w:w="60"/>
+              <w:left w:type="dxa" w:w="120"/>
+              <w:bottom w:type="dxa" w:w="60"/>
+              <w:right w:type="dxa" w:w="120"/>
+            </w:tcMar>
+          </w:tcPr>
+          <w:p>
+            <w:pPr>
+              <w:spacing w:after="80"/>
+            </w:pPr>
+            <w:r>
+              <w:t xml:space="preserve">For leads running multiple projects at once, with full visibility across every one of them</w:t>
+            </w:r>
+          </w:p>
+        </w:tc>
+      </w:tr>
+      <w:tr>
+        <w:tc>
+          <w:tcPr>
+            <w:tcW w:type="pct" w:w="28%"/>
+            <w:tcBorders>
+              <w:top w:val="single" w:color="E5E5E8" w:sz="1"/>
+              <w:left w:val="single" w:color="E5E5E8" w:sz="1"/>
+              <w:bottom w:val="single" w:color="E5E5E8" w:sz="1"/>
+              <w:right w:val="single" w:color="E5E5E8" w:sz="1"/>
+            </w:tcBorders>
+            <w:shd w:fill="F4F4F5" w:val="clear"/>
+            <w:tcMar>
+              <w:top w:type="dxa" w:w="60"/>
+              <w:left w:type="dxa" w:w="120"/>
+              <w:bottom w:type="dxa" w:w="60"/>
+              <w:right w:type="dxa" w:w="120"/>
+            </w:tcMar>
+          </w:tcPr>
+          <w:p>
+            <w:pPr>
+              <w:spacing w:after="80"/>
+            </w:pPr>
+            <w:r>
+              <w:t xml:space="preserve">Project subtitle</w:t>
+            </w:r>
+          </w:p>
+        </w:tc>
+        <w:tc>
+          <w:tcPr>
+            <w:tcW w:type="pct" w:w="72%"/>
+            <w:tcBorders>
+              <w:top w:val="single" w:color="E5E5E8" w:sz="1"/>
+              <w:left w:val="single" w:color="E5E5E8" w:sz="1"/>
+              <w:bottom w:val="single" w:color="E5E5E8" w:sz="1"/>
+              <w:right w:val="single" w:color="E5E5E8" w:sz="1"/>
+            </w:tcBorders>
+            <w:tcMar>
+              <w:top w:type="dxa" w:w="60"/>
+              <w:left w:type="dxa" w:w="120"/>
+              <w:bottom w:type="dxa" w:w="60"/>
+              <w:right w:type="dxa" w:w="120"/>
+            </w:tcMar>
+          </w:tcPr>
+          <w:p>
+            <w:pPr>
+              <w:spacing w:after="80"/>
+            </w:pPr>
+            <w:r>
+              <w:t xml:space="preserve">For project managers running complex delivery end-to-end</w:t>
+            </w:r>
+          </w:p>
+        </w:tc>
+      </w:tr>
+      <w:tr>
+        <w:tc>
+          <w:tcPr>
+            <w:tcW w:type="pct" w:w="28%"/>
+            <w:tcBorders>
+              <w:top w:val="single" w:color="E5E5E8" w:sz="1"/>
+              <w:left w:val="single" w:color="E5E5E8" w:sz="1"/>
+              <w:bottom w:val="single" w:color="E5E5E8" w:sz="1"/>
+              <w:right w:val="single" w:color="E5E5E8" w:sz="1"/>
+            </w:tcBorders>
+            <w:shd w:fill="F4F4F5" w:val="clear"/>
+            <w:tcMar>
+              <w:top w:type="dxa" w:w="60"/>
+              <w:left w:type="dxa" w:w="120"/>
+              <w:bottom w:type="dxa" w:w="60"/>
+              <w:right w:type="dxa" w:w="120"/>
+            </w:tcMar>
+          </w:tcPr>
+          <w:p>
+            <w:pPr>
+              <w:spacing w:after="80"/>
+            </w:pPr>
+            <w:r>
+              <w:t xml:space="preserve">Execution subtitle</w:t>
+            </w:r>
+          </w:p>
+        </w:tc>
+        <w:tc>
+          <w:tcPr>
+            <w:tcW w:type="pct" w:w="72%"/>
+            <w:tcBorders>
+              <w:top w:val="single" w:color="E5E5E8" w:sz="1"/>
+              <w:left w:val="single" w:color="E5E5E8" w:sz="1"/>
+              <w:bottom w:val="single" w:color="E5E5E8" w:sz="1"/>
+              <w:right w:val="single" w:color="E5E5E8" w:sz="1"/>
+            </w:tcBorders>
+            <w:tcMar>
+              <w:top w:type="dxa" w:w="60"/>
+              <w:left w:type="dxa" w:w="120"/>
+              <w:bottom w:type="dxa" w:w="60"/>
+              <w:right w:type="dxa" w:w="120"/>
+            </w:tcMar>
+          </w:tcPr>
+          <w:p>
+            <w:pPr>
+              <w:spacing w:after="80"/>
+            </w:pPr>
+            <w:r>
+              <w:t xml:space="preserve">Where your people and agents do the actual work, side by side</w:t>
             </w:r>
           </w:p>
         </w:tc>
@@ -8048,32 +5816,138 @@
               <w:spacing w:after="80"/>
             </w:pPr>
             <w:r>
-              <w:t xml:space="preserve">Milestones, baselines &amp; critical path</w:t>
-            </w:r>
-          </w:p>
-        </w:tc>
-        <w:tc>
-          <w:tcPr>
-            <w:tcW w:type="pct" w:w="72%"/>
-            <w:tcBorders>
-              <w:top w:val="single" w:color="E5E5E8" w:sz="1"/>
-              <w:left w:val="single" w:color="E5E5E8" w:sz="1"/>
-              <w:bottom w:val="single" w:color="E5E5E8" w:sz="1"/>
-              <w:right w:val="single" w:color="E5E5E8" w:sz="1"/>
-            </w:tcBorders>
-            <w:tcMar>
-              <w:top w:type="dxa" w:w="60"/>
-              <w:left w:type="dxa" w:w="120"/>
-              <w:bottom w:type="dxa" w:w="60"/>
-              <w:right w:type="dxa" w:w="120"/>
-            </w:tcMar>
-          </w:tcPr>
-          <w:p>
-            <w:pPr>
-              <w:spacing w:after="80"/>
-            </w:pPr>
-            <w:r>
-              <w:t xml:space="preserve">Mark key checkpoints, compare planned vs. actual to catch slippage early, and see the tasks that determine your finish date</w:t>
+              <w:t xml:space="preserve">Milestones</w:t>
+            </w:r>
+          </w:p>
+        </w:tc>
+        <w:tc>
+          <w:tcPr>
+            <w:tcW w:type="pct" w:w="72%"/>
+            <w:tcBorders>
+              <w:top w:val="single" w:color="E5E5E8" w:sz="1"/>
+              <w:left w:val="single" w:color="E5E5E8" w:sz="1"/>
+              <w:bottom w:val="single" w:color="E5E5E8" w:sz="1"/>
+              <w:right w:val="single" w:color="E5E5E8" w:sz="1"/>
+            </w:tcBorders>
+            <w:tcMar>
+              <w:top w:type="dxa" w:w="60"/>
+              <w:left w:type="dxa" w:w="120"/>
+              <w:bottom w:type="dxa" w:w="60"/>
+              <w:right w:type="dxa" w:w="120"/>
+            </w:tcMar>
+          </w:tcPr>
+          <w:p>
+            <w:pPr>
+              <w:spacing w:after="80"/>
+            </w:pPr>
+            <w:r>
+              <w:t xml:space="preserve">Mark key checkpoints along your timeline</w:t>
+            </w:r>
+          </w:p>
+        </w:tc>
+      </w:tr>
+      <w:tr>
+        <w:tc>
+          <w:tcPr>
+            <w:tcW w:type="pct" w:w="28%"/>
+            <w:tcBorders>
+              <w:top w:val="single" w:color="E5E5E8" w:sz="1"/>
+              <w:left w:val="single" w:color="E5E5E8" w:sz="1"/>
+              <w:bottom w:val="single" w:color="E5E5E8" w:sz="1"/>
+              <w:right w:val="single" w:color="E5E5E8" w:sz="1"/>
+            </w:tcBorders>
+            <w:shd w:fill="F4F4F5" w:val="clear"/>
+            <w:tcMar>
+              <w:top w:type="dxa" w:w="60"/>
+              <w:left w:type="dxa" w:w="120"/>
+              <w:bottom w:type="dxa" w:w="60"/>
+              <w:right w:type="dxa" w:w="120"/>
+            </w:tcMar>
+          </w:tcPr>
+          <w:p>
+            <w:pPr>
+              <w:spacing w:after="80"/>
+            </w:pPr>
+            <w:r>
+              <w:t xml:space="preserve">Baselines</w:t>
+            </w:r>
+          </w:p>
+        </w:tc>
+        <w:tc>
+          <w:tcPr>
+            <w:tcW w:type="pct" w:w="72%"/>
+            <w:tcBorders>
+              <w:top w:val="single" w:color="E5E5E8" w:sz="1"/>
+              <w:left w:val="single" w:color="E5E5E8" w:sz="1"/>
+              <w:bottom w:val="single" w:color="E5E5E8" w:sz="1"/>
+              <w:right w:val="single" w:color="E5E5E8" w:sz="1"/>
+            </w:tcBorders>
+            <w:tcMar>
+              <w:top w:type="dxa" w:w="60"/>
+              <w:left w:type="dxa" w:w="120"/>
+              <w:bottom w:type="dxa" w:w="60"/>
+              <w:right w:type="dxa" w:w="120"/>
+            </w:tcMar>
+          </w:tcPr>
+          <w:p>
+            <w:pPr>
+              <w:spacing w:after="80"/>
+            </w:pPr>
+            <w:r>
+              <w:t xml:space="preserve">Compare planned vs. actual to catch slippage early</w:t>
+            </w:r>
+          </w:p>
+        </w:tc>
+      </w:tr>
+      <w:tr>
+        <w:tc>
+          <w:tcPr>
+            <w:tcW w:type="pct" w:w="28%"/>
+            <w:tcBorders>
+              <w:top w:val="single" w:color="E5E5E8" w:sz="1"/>
+              <w:left w:val="single" w:color="E5E5E8" w:sz="1"/>
+              <w:bottom w:val="single" w:color="E5E5E8" w:sz="1"/>
+              <w:right w:val="single" w:color="E5E5E8" w:sz="1"/>
+            </w:tcBorders>
+            <w:shd w:fill="F4F4F5" w:val="clear"/>
+            <w:tcMar>
+              <w:top w:type="dxa" w:w="60"/>
+              <w:left w:type="dxa" w:w="120"/>
+              <w:bottom w:type="dxa" w:w="60"/>
+              <w:right w:type="dxa" w:w="120"/>
+            </w:tcMar>
+          </w:tcPr>
+          <w:p>
+            <w:pPr>
+              <w:spacing w:after="80"/>
+            </w:pPr>
+            <w:r>
+              <w:t xml:space="preserve">Critical path</w:t>
+            </w:r>
+          </w:p>
+        </w:tc>
+        <w:tc>
+          <w:tcPr>
+            <w:tcW w:type="pct" w:w="72%"/>
+            <w:tcBorders>
+              <w:top w:val="single" w:color="E5E5E8" w:sz="1"/>
+              <w:left w:val="single" w:color="E5E5E8" w:sz="1"/>
+              <w:bottom w:val="single" w:color="E5E5E8" w:sz="1"/>
+              <w:right w:val="single" w:color="E5E5E8" w:sz="1"/>
+            </w:tcBorders>
+            <w:tcMar>
+              <w:top w:type="dxa" w:w="60"/>
+              <w:left w:type="dxa" w:w="120"/>
+              <w:bottom w:type="dxa" w:w="60"/>
+              <w:right w:type="dxa" w:w="120"/>
+            </w:tcMar>
+          </w:tcPr>
+          <w:p>
+            <w:pPr>
+              <w:spacing w:after="80"/>
+            </w:pPr>
+            <w:r>
+              <w:t xml:space="preserve">See the tasks that determine your finish date</w:t>
             </w:r>
           </w:p>
         </w:tc>
@@ -8126,7 +6000,7 @@
               <w:spacing w:after="80"/>
             </w:pPr>
             <w:r>
-              <w:t xml:space="preserve">Switch between table, timeline, calendar, kanban, and more—same work, the view your team needs</w:t>
+              <w:t xml:space="preserve">Switch between table, timeline, calendar, kanban, and more: same work, the view your team needs</w:t>
             </w:r>
           </w:p>
         </w:tc>
@@ -8296,7 +6170,7 @@
               <w:spacing w:after="80"/>
             </w:pPr>
             <w:r>
-              <w:t xml:space="preserve">Build any project app / in minutes</w:t>
+              <w:t xml:space="preserve">Need something specific? Build it in minutes.</w:t>
             </w:r>
           </w:p>
         </w:tc>
@@ -8349,35 +6223,35 @@
               <w:spacing w:after="80"/>
             </w:pPr>
             <w:r>
-              <w:t xml:space="preserve">Describe what you need. monday vibe builds the app on top of your live project data.</w:t>
-            </w:r>
-          </w:p>
-        </w:tc>
-      </w:tr>
-      <w:tr>
-        <w:tc>
-          <w:tcPr>
-            <w:tcW w:type="pct" w:w="28%"/>
-            <w:tcBorders>
-              <w:top w:val="single" w:color="E5E5E8" w:sz="1"/>
-              <w:left w:val="single" w:color="E5E5E8" w:sz="1"/>
-              <w:bottom w:val="single" w:color="E5E5E8" w:sz="1"/>
-              <w:right w:val="single" w:color="E5E5E8" w:sz="1"/>
-            </w:tcBorders>
-            <w:shd w:fill="F4F4F5" w:val="clear"/>
-            <w:tcMar>
-              <w:top w:type="dxa" w:w="60"/>
-              <w:left w:type="dxa" w:w="120"/>
-              <w:bottom w:type="dxa" w:w="60"/>
-              <w:right w:type="dxa" w:w="120"/>
-            </w:tcMar>
-          </w:tcPr>
-          <w:p>
-            <w:pPr>
-              <w:spacing w:after="80"/>
-            </w:pPr>
-            <w:r>
-              <w:t xml:space="preserve">Example prompt</w:t>
+              <w:t xml:space="preserve">Describe what you need. monday builds the app on top of your live project data. No developers, no waiting.</w:t>
+            </w:r>
+          </w:p>
+        </w:tc>
+      </w:tr>
+      <w:tr>
+        <w:tc>
+          <w:tcPr>
+            <w:tcW w:type="pct" w:w="28%"/>
+            <w:tcBorders>
+              <w:top w:val="single" w:color="E5E5E8" w:sz="1"/>
+              <w:left w:val="single" w:color="E5E5E8" w:sz="1"/>
+              <w:bottom w:val="single" w:color="E5E5E8" w:sz="1"/>
+              <w:right w:val="single" w:color="E5E5E8" w:sz="1"/>
+            </w:tcBorders>
+            <w:shd w:fill="F4F4F5" w:val="clear"/>
+            <w:tcMar>
+              <w:top w:type="dxa" w:w="60"/>
+              <w:left w:type="dxa" w:w="120"/>
+              <w:bottom w:type="dxa" w:w="60"/>
+              <w:right w:type="dxa" w:w="120"/>
+            </w:tcMar>
+          </w:tcPr>
+          <w:p>
+            <w:pPr>
+              <w:spacing w:after="80"/>
+            </w:pPr>
+            <w:r>
+              <w:t xml:space="preserve">Prompt typing demo</w:t>
             </w:r>
           </w:p>
         </w:tc>
@@ -8455,166 +6329,7 @@
               <w:spacing w:after="80"/>
             </w:pPr>
             <w:r>
-              <w:t xml:space="preserve">monday vibe · prompt · Example prompt · Live preview</w:t>
-            </w:r>
-          </w:p>
-        </w:tc>
-      </w:tr>
-      <w:tr>
-        <w:tc>
-          <w:tcPr>
-            <w:tcW w:type="pct" w:w="28%"/>
-            <w:tcBorders>
-              <w:top w:val="single" w:color="E5E5E8" w:sz="1"/>
-              <w:left w:val="single" w:color="E5E5E8" w:sz="1"/>
-              <w:bottom w:val="single" w:color="E5E5E8" w:sz="1"/>
-              <w:right w:val="single" w:color="E5E5E8" w:sz="1"/>
-            </w:tcBorders>
-            <w:shd w:fill="F4F4F5" w:val="clear"/>
-            <w:tcMar>
-              <w:top w:type="dxa" w:w="60"/>
-              <w:left w:type="dxa" w:w="120"/>
-              <w:bottom w:type="dxa" w:w="60"/>
-              <w:right w:type="dxa" w:w="120"/>
-            </w:tcMar>
-          </w:tcPr>
-          <w:p>
-            <w:pPr>
-              <w:spacing w:after="80"/>
-            </w:pPr>
-            <w:r>
-              <w:t xml:space="preserve">Preview — section</w:t>
-            </w:r>
-          </w:p>
-        </w:tc>
-        <w:tc>
-          <w:tcPr>
-            <w:tcW w:type="pct" w:w="72%"/>
-            <w:tcBorders>
-              <w:top w:val="single" w:color="E5E5E8" w:sz="1"/>
-              <w:left w:val="single" w:color="E5E5E8" w:sz="1"/>
-              <w:bottom w:val="single" w:color="E5E5E8" w:sz="1"/>
-              <w:right w:val="single" w:color="E5E5E8" w:sz="1"/>
-            </w:tcBorders>
-            <w:tcMar>
-              <w:top w:type="dxa" w:w="60"/>
-              <w:left w:type="dxa" w:w="120"/>
-              <w:bottom w:type="dxa" w:w="60"/>
-              <w:right w:type="dxa" w:w="120"/>
-            </w:tcMar>
-          </w:tcPr>
-          <w:p>
-            <w:pPr>
-              <w:spacing w:after="80"/>
-            </w:pPr>
-            <w:r>
-              <w:t xml:space="preserve">Project overview / Active portfolio</w:t>
-            </w:r>
-          </w:p>
-        </w:tc>
-      </w:tr>
-      <w:tr>
-        <w:tc>
-          <w:tcPr>
-            <w:tcW w:type="pct" w:w="28%"/>
-            <w:tcBorders>
-              <w:top w:val="single" w:color="E5E5E8" w:sz="1"/>
-              <w:left w:val="single" w:color="E5E5E8" w:sz="1"/>
-              <w:bottom w:val="single" w:color="E5E5E8" w:sz="1"/>
-              <w:right w:val="single" w:color="E5E5E8" w:sz="1"/>
-            </w:tcBorders>
-            <w:shd w:fill="F4F4F5" w:val="clear"/>
-            <w:tcMar>
-              <w:top w:type="dxa" w:w="60"/>
-              <w:left w:type="dxa" w:w="120"/>
-              <w:bottom w:type="dxa" w:w="60"/>
-              <w:right w:type="dxa" w:w="120"/>
-            </w:tcMar>
-          </w:tcPr>
-          <w:p>
-            <w:pPr>
-              <w:spacing w:after="80"/>
-            </w:pPr>
-            <w:r>
-              <w:t xml:space="preserve">Preview — delivery</w:t>
-            </w:r>
-          </w:p>
-        </w:tc>
-        <w:tc>
-          <w:tcPr>
-            <w:tcW w:type="pct" w:w="72%"/>
-            <w:tcBorders>
-              <w:top w:val="single" w:color="E5E5E8" w:sz="1"/>
-              <w:left w:val="single" w:color="E5E5E8" w:sz="1"/>
-              <w:bottom w:val="single" w:color="E5E5E8" w:sz="1"/>
-              <w:right w:val="single" w:color="E5E5E8" w:sz="1"/>
-            </w:tcBorders>
-            <w:tcMar>
-              <w:top w:type="dxa" w:w="60"/>
-              <w:left w:type="dxa" w:w="120"/>
-              <w:bottom w:type="dxa" w:w="60"/>
-              <w:right w:type="dxa" w:w="120"/>
-            </w:tcMar>
-          </w:tcPr>
-          <w:p>
-            <w:pPr>
-              <w:spacing w:after="80"/>
-            </w:pPr>
-            <w:r>
-              <w:t xml:space="preserve">Delivery health — On track</w:t>
-            </w:r>
-          </w:p>
-        </w:tc>
-      </w:tr>
-      <w:tr>
-        <w:tc>
-          <w:tcPr>
-            <w:tcW w:type="pct" w:w="28%"/>
-            <w:tcBorders>
-              <w:top w:val="single" w:color="E5E5E8" w:sz="1"/>
-              <w:left w:val="single" w:color="E5E5E8" w:sz="1"/>
-              <w:bottom w:val="single" w:color="E5E5E8" w:sz="1"/>
-              <w:right w:val="single" w:color="E5E5E8" w:sz="1"/>
-            </w:tcBorders>
-            <w:shd w:fill="F4F4F5" w:val="clear"/>
-            <w:tcMar>
-              <w:top w:type="dxa" w:w="60"/>
-              <w:left w:type="dxa" w:w="120"/>
-              <w:bottom w:type="dxa" w:w="60"/>
-              <w:right w:type="dxa" w:w="120"/>
-            </w:tcMar>
-          </w:tcPr>
-          <w:p>
-            <w:pPr>
-              <w:spacing w:after="80"/>
-            </w:pPr>
-            <w:r>
-              <w:t xml:space="preserve">Preview — tags</w:t>
-            </w:r>
-          </w:p>
-        </w:tc>
-        <w:tc>
-          <w:tcPr>
-            <w:tcW w:type="pct" w:w="72%"/>
-            <w:tcBorders>
-              <w:top w:val="single" w:color="E5E5E8" w:sz="1"/>
-              <w:left w:val="single" w:color="E5E5E8" w:sz="1"/>
-              <w:bottom w:val="single" w:color="E5E5E8" w:sz="1"/>
-              <w:right w:val="single" w:color="E5E5E8" w:sz="1"/>
-            </w:tcBorders>
-            <w:tcMar>
-              <w:top w:type="dxa" w:w="60"/>
-              <w:left w:type="dxa" w:w="120"/>
-              <w:bottom w:type="dxa" w:w="60"/>
-              <w:right w:type="dxa" w:w="120"/>
-            </w:tcMar>
-          </w:tcPr>
-          <w:p>
-            <w:pPr>
-              <w:spacing w:after="80"/>
-            </w:pPr>
-            <w:r>
-              <w:t xml:space="preserve">Milestones · Resources · Risks</w:t>
+              <w:t xml:space="preserve">monday vibe · prompt</w:t>
             </w:r>
           </w:p>
         </w:tc>
@@ -8668,59 +6383,6 @@
             </w:pPr>
             <w:r>
               <w:t xml:space="preserve">OKR tracker, Portfolio risk register, Executive overview, Resource insights, Project scenario planner, Budget tracker, Milestone dashboard, Dependency map</w:t>
-            </w:r>
-          </w:p>
-        </w:tc>
-      </w:tr>
-      <w:tr>
-        <w:tc>
-          <w:tcPr>
-            <w:tcW w:type="pct" w:w="28%"/>
-            <w:tcBorders>
-              <w:top w:val="single" w:color="E5E5E8" w:sz="1"/>
-              <w:left w:val="single" w:color="E5E5E8" w:sz="1"/>
-              <w:bottom w:val="single" w:color="E5E5E8" w:sz="1"/>
-              <w:right w:val="single" w:color="E5E5E8" w:sz="1"/>
-            </w:tcBorders>
-            <w:shd w:fill="F4F4F5" w:val="clear"/>
-            <w:tcMar>
-              <w:top w:type="dxa" w:w="60"/>
-              <w:left w:type="dxa" w:w="120"/>
-              <w:bottom w:type="dxa" w:w="60"/>
-              <w:right w:type="dxa" w:w="120"/>
-            </w:tcMar>
-          </w:tcPr>
-          <w:p>
-            <w:pPr>
-              <w:spacing w:after="80"/>
-            </w:pPr>
-            <w:r>
-              <w:t xml:space="preserve">CTA</w:t>
-            </w:r>
-          </w:p>
-        </w:tc>
-        <w:tc>
-          <w:tcPr>
-            <w:tcW w:type="pct" w:w="72%"/>
-            <w:tcBorders>
-              <w:top w:val="single" w:color="E5E5E8" w:sz="1"/>
-              <w:left w:val="single" w:color="E5E5E8" w:sz="1"/>
-              <w:bottom w:val="single" w:color="E5E5E8" w:sz="1"/>
-              <w:right w:val="single" w:color="E5E5E8" w:sz="1"/>
-            </w:tcBorders>
-            <w:tcMar>
-              <w:top w:type="dxa" w:w="60"/>
-              <w:left w:type="dxa" w:w="120"/>
-              <w:bottom w:type="dxa" w:w="60"/>
-              <w:right w:type="dxa" w:w="120"/>
-            </w:tcMar>
-          </w:tcPr>
-          <w:p>
-            <w:pPr>
-              <w:spacing w:after="80"/>
-            </w:pPr>
-            <w:r>
-              <w:t xml:space="preserve">monday vibe · Get started →</w:t>
             </w:r>
           </w:p>
         </w:tc>
@@ -8837,7 +6499,7 @@
               <w:spacing w:after="80"/>
             </w:pPr>
             <w:r>
-              <w:t xml:space="preserve">monday MCP</w:t>
+              <w:t xml:space="preserve">Your AI tools</w:t>
             </w:r>
           </w:p>
         </w:tc>
@@ -8890,7 +6552,7 @@
               <w:spacing w:after="80"/>
             </w:pPr>
             <w:r>
-              <w:t xml:space="preserve">Your projects, connected to any AI tool</w:t>
+              <w:t xml:space="preserve">monday data, in the AI you already use</w:t>
             </w:r>
           </w:p>
         </w:tc>
@@ -8943,7 +6605,7 @@
               <w:spacing w:after="80"/>
             </w:pPr>
             <w:r>
-              <w:t xml:space="preserve">Connect live monday data to Claude, ChatGPT, Copilot, and more—one source of truth, answers in the assistant you already use, no tab-hopping.</w:t>
+              <w:t xml:space="preserve">Connect your projects to Claude, ChatGPT, Copilot, and more. Ask questions, get answers, take action, without switching tabs or chasing someone for an update.</w:t>
             </w:r>
           </w:p>
         </w:tc>
@@ -9103,59 +6765,6 @@
             </w:pPr>
             <w:r>
               <w:t xml:space="preserve">Works with any AI tool · Live project data, always in sync · No IT setup required</w:t>
-            </w:r>
-          </w:p>
-        </w:tc>
-      </w:tr>
-      <w:tr>
-        <w:tc>
-          <w:tcPr>
-            <w:tcW w:type="pct" w:w="28%"/>
-            <w:tcBorders>
-              <w:top w:val="single" w:color="E5E5E8" w:sz="1"/>
-              <w:left w:val="single" w:color="E5E5E8" w:sz="1"/>
-              <w:bottom w:val="single" w:color="E5E5E8" w:sz="1"/>
-              <w:right w:val="single" w:color="E5E5E8" w:sz="1"/>
-            </w:tcBorders>
-            <w:shd w:fill="F4F4F5" w:val="clear"/>
-            <w:tcMar>
-              <w:top w:type="dxa" w:w="60"/>
-              <w:left w:type="dxa" w:w="120"/>
-              <w:bottom w:type="dxa" w:w="60"/>
-              <w:right w:type="dxa" w:w="120"/>
-            </w:tcMar>
-          </w:tcPr>
-          <w:p>
-            <w:pPr>
-              <w:spacing w:after="80"/>
-            </w:pPr>
-            <w:r>
-              <w:t xml:space="preserve">CTA</w:t>
-            </w:r>
-          </w:p>
-        </w:tc>
-        <w:tc>
-          <w:tcPr>
-            <w:tcW w:type="pct" w:w="72%"/>
-            <w:tcBorders>
-              <w:top w:val="single" w:color="E5E5E8" w:sz="1"/>
-              <w:left w:val="single" w:color="E5E5E8" w:sz="1"/>
-              <w:bottom w:val="single" w:color="E5E5E8" w:sz="1"/>
-              <w:right w:val="single" w:color="E5E5E8" w:sz="1"/>
-            </w:tcBorders>
-            <w:tcMar>
-              <w:top w:type="dxa" w:w="60"/>
-              <w:left w:type="dxa" w:w="120"/>
-              <w:bottom w:type="dxa" w:w="60"/>
-              <w:right w:type="dxa" w:w="120"/>
-            </w:tcMar>
-          </w:tcPr>
-          <w:p>
-            <w:pPr>
-              <w:spacing w:after="80"/>
-            </w:pPr>
-            <w:r>
-              <w:t xml:space="preserve">Explore monday MCP →</w:t>
             </w:r>
           </w:p>
         </w:tc>
@@ -9242,7 +6851,7 @@
               <w:spacing w:after="80"/>
             </w:pPr>
             <w:r>
-              <w:t xml:space="preserve">Claude — question</w:t>
+              <w:t xml:space="preserve">Claude: question</w:t>
             </w:r>
           </w:p>
         </w:tc>
@@ -9295,7 +6904,7 @@
               <w:spacing w:after="80"/>
             </w:pPr>
             <w:r>
-              <w:t xml:space="preserve">Claude — intro</w:t>
+              <w:t xml:space="preserve">Claude: intro</w:t>
             </w:r>
           </w:p>
         </w:tc>
@@ -9348,32 +6957,32 @@
               <w:spacing w:after="80"/>
             </w:pPr>
             <w:r>
-              <w:t xml:space="preserve">Claude — rows</w:t>
-            </w:r>
-          </w:p>
-        </w:tc>
-        <w:tc>
-          <w:tcPr>
-            <w:tcW w:type="pct" w:w="72%"/>
-            <w:tcBorders>
-              <w:top w:val="single" w:color="E5E5E8" w:sz="1"/>
-              <w:left w:val="single" w:color="E5E5E8" w:sz="1"/>
-              <w:bottom w:val="single" w:color="E5E5E8" w:sz="1"/>
-              <w:right w:val="single" w:color="E5E5E8" w:sz="1"/>
-            </w:tcBorders>
-            <w:tcMar>
-              <w:top w:type="dxa" w:w="60"/>
-              <w:left w:type="dxa" w:w="120"/>
-              <w:bottom w:type="dxa" w:w="60"/>
-              <w:right w:type="dxa" w:w="120"/>
-            </w:tcMar>
-          </w:tcPr>
-          <w:p>
-            <w:pPr>
-              <w:spacing w:after="80"/>
-            </w:pPr>
-            <w:r>
-              <w:t xml:space="preserve">Design: Figma handoff done — 2 dependencies unblocked</w:t>
+              <w:t xml:space="preserve">Claude: rows</w:t>
+            </w:r>
+          </w:p>
+        </w:tc>
+        <w:tc>
+          <w:tcPr>
+            <w:tcW w:type="pct" w:w="72%"/>
+            <w:tcBorders>
+              <w:top w:val="single" w:color="E5E5E8" w:sz="1"/>
+              <w:left w:val="single" w:color="E5E5E8" w:sz="1"/>
+              <w:bottom w:val="single" w:color="E5E5E8" w:sz="1"/>
+              <w:right w:val="single" w:color="E5E5E8" w:sz="1"/>
+            </w:tcBorders>
+            <w:tcMar>
+              <w:top w:type="dxa" w:w="60"/>
+              <w:left w:type="dxa" w:w="120"/>
+              <w:bottom w:type="dxa" w:w="60"/>
+              <w:right w:type="dxa" w:w="120"/>
+            </w:tcMar>
+          </w:tcPr>
+          <w:p>
+            <w:pPr>
+              <w:spacing w:after="80"/>
+            </w:pPr>
+            <w:r>
+              <w:t xml:space="preserve">Design: Figma handoff done: 2 dependencies unblocked</w:t>
             </w:r>
           </w:p>
           <w:p>
@@ -9389,35 +6998,35 @@
               <w:spacing w:after="80"/>
             </w:pPr>
             <w:r>
-              <w:t xml:space="preserve">PMO: Budget line awaiting approval — owner auto-nudged</w:t>
-            </w:r>
-          </w:p>
-        </w:tc>
-      </w:tr>
-      <w:tr>
-        <w:tc>
-          <w:tcPr>
-            <w:tcW w:type="pct" w:w="28%"/>
-            <w:tcBorders>
-              <w:top w:val="single" w:color="E5E5E8" w:sz="1"/>
-              <w:left w:val="single" w:color="E5E5E8" w:sz="1"/>
-              <w:bottom w:val="single" w:color="E5E5E8" w:sz="1"/>
-              <w:right w:val="single" w:color="E5E5E8" w:sz="1"/>
-            </w:tcBorders>
-            <w:shd w:fill="F4F4F5" w:val="clear"/>
-            <w:tcMar>
-              <w:top w:type="dxa" w:w="60"/>
-              <w:left w:type="dxa" w:w="120"/>
-              <w:bottom w:type="dxa" w:w="60"/>
-              <w:right w:type="dxa" w:w="120"/>
-            </w:tcMar>
-          </w:tcPr>
-          <w:p>
-            <w:pPr>
-              <w:spacing w:after="80"/>
-            </w:pPr>
-            <w:r>
-              <w:t xml:space="preserve">ChatGPT — question</w:t>
+              <w:t xml:space="preserve">Project management: Budget line awaiting approval: owner auto-nudged</w:t>
+            </w:r>
+          </w:p>
+        </w:tc>
+      </w:tr>
+      <w:tr>
+        <w:tc>
+          <w:tcPr>
+            <w:tcW w:type="pct" w:w="28%"/>
+            <w:tcBorders>
+              <w:top w:val="single" w:color="E5E5E8" w:sz="1"/>
+              <w:left w:val="single" w:color="E5E5E8" w:sz="1"/>
+              <w:bottom w:val="single" w:color="E5E5E8" w:sz="1"/>
+              <w:right w:val="single" w:color="E5E5E8" w:sz="1"/>
+            </w:tcBorders>
+            <w:shd w:fill="F4F4F5" w:val="clear"/>
+            <w:tcMar>
+              <w:top w:type="dxa" w:w="60"/>
+              <w:left w:type="dxa" w:w="120"/>
+              <w:bottom w:type="dxa" w:w="60"/>
+              <w:right w:type="dxa" w:w="120"/>
+            </w:tcMar>
+          </w:tcPr>
+          <w:p>
+            <w:pPr>
+              <w:spacing w:after="80"/>
+            </w:pPr>
+            <w:r>
+              <w:t xml:space="preserve">ChatGPT: question</w:t>
             </w:r>
           </w:p>
         </w:tc>
@@ -9470,7 +7079,7 @@
               <w:spacing w:after="80"/>
             </w:pPr>
             <w:r>
-              <w:t xml:space="preserve">ChatGPT — intro</w:t>
+              <w:t xml:space="preserve">ChatGPT: intro</w:t>
             </w:r>
           </w:p>
         </w:tc>
@@ -9523,7 +7132,7 @@
               <w:spacing w:after="80"/>
             </w:pPr>
             <w:r>
-              <w:t xml:space="preserve">ChatGPT — rows</w:t>
+              <w:t xml:space="preserve">ChatGPT: rows</w:t>
             </w:r>
           </w:p>
         </w:tc>
@@ -9592,7 +7201,7 @@
               <w:spacing w:after="80"/>
             </w:pPr>
             <w:r>
-              <w:t xml:space="preserve">Copilot — question</w:t>
+              <w:t xml:space="preserve">Copilot: question</w:t>
             </w:r>
           </w:p>
         </w:tc>
@@ -9645,7 +7254,7 @@
               <w:spacing w:after="80"/>
             </w:pPr>
             <w:r>
-              <w:t xml:space="preserve">Copilot — intro</w:t>
+              <w:t xml:space="preserve">Copilot: intro</w:t>
             </w:r>
           </w:p>
         </w:tc>
@@ -9698,32 +7307,32 @@
               <w:spacing w:after="80"/>
             </w:pPr>
             <w:r>
-              <w:t xml:space="preserve">Copilot — rows</w:t>
-            </w:r>
-          </w:p>
-        </w:tc>
-        <w:tc>
-          <w:tcPr>
-            <w:tcW w:type="pct" w:w="72%"/>
-            <w:tcBorders>
-              <w:top w:val="single" w:color="E5E5E8" w:sz="1"/>
-              <w:left w:val="single" w:color="E5E5E8" w:sz="1"/>
-              <w:bottom w:val="single" w:color="E5E5E8" w:sz="1"/>
-              <w:right w:val="single" w:color="E5E5E8" w:sz="1"/>
-            </w:tcBorders>
-            <w:tcMar>
-              <w:top w:type="dxa" w:w="60"/>
-              <w:left w:type="dxa" w:w="120"/>
-              <w:bottom w:type="dxa" w:w="60"/>
-              <w:right w:type="dxa" w:w="120"/>
-            </w:tcMar>
-          </w:tcPr>
-          <w:p>
-            <w:pPr>
-              <w:spacing w:after="80"/>
-            </w:pPr>
-            <w:r>
-              <w:t xml:space="preserve">Health: 12 on track · 4 at risk · 1 blocked — RAG roll-up by program</w:t>
+              <w:t xml:space="preserve">Copilot: rows</w:t>
+            </w:r>
+          </w:p>
+        </w:tc>
+        <w:tc>
+          <w:tcPr>
+            <w:tcW w:type="pct" w:w="72%"/>
+            <w:tcBorders>
+              <w:top w:val="single" w:color="E5E5E8" w:sz="1"/>
+              <w:left w:val="single" w:color="E5E5E8" w:sz="1"/>
+              <w:bottom w:val="single" w:color="E5E5E8" w:sz="1"/>
+              <w:right w:val="single" w:color="E5E5E8" w:sz="1"/>
+            </w:tcBorders>
+            <w:tcMar>
+              <w:top w:type="dxa" w:w="60"/>
+              <w:left w:type="dxa" w:w="120"/>
+              <w:bottom w:type="dxa" w:w="60"/>
+              <w:right w:type="dxa" w:w="120"/>
+            </w:tcMar>
+          </w:tcPr>
+          <w:p>
+            <w:pPr>
+              <w:spacing w:after="80"/>
+            </w:pPr>
+            <w:r>
+              <w:t xml:space="preserve">Health: 12 on track · 4 at risk · 1 blocked: RAG roll-up by program</w:t>
             </w:r>
           </w:p>
           <w:p>
@@ -9856,7 +7465,7 @@
               <w:spacing w:after="80"/>
             </w:pPr>
             <w:r>
-              <w:t xml:space="preserve">Projects don't just get managed.</w:t>
+              <w:t xml:space="preserve">Projects delivered. Team capacity protected.</w:t>
             </w:r>
           </w:p>
         </w:tc>
@@ -9909,60 +7518,7 @@
               <w:spacing w:after="80"/>
             </w:pPr>
             <w:r>
-              <w:t xml:space="preserve">They get delivered, faster.</w:t>
-            </w:r>
-          </w:p>
-        </w:tc>
-      </w:tr>
-      <w:tr>
-        <w:tc>
-          <w:tcPr>
-            <w:tcW w:type="pct" w:w="28%"/>
-            <w:tcBorders>
-              <w:top w:val="single" w:color="E5E5E8" w:sz="1"/>
-              <w:left w:val="single" w:color="E5E5E8" w:sz="1"/>
-              <w:bottom w:val="single" w:color="E5E5E8" w:sz="1"/>
-              <w:right w:val="single" w:color="E5E5E8" w:sz="1"/>
-            </w:tcBorders>
-            <w:shd w:fill="F4F4F5" w:val="clear"/>
-            <w:tcMar>
-              <w:top w:type="dxa" w:w="60"/>
-              <w:left w:type="dxa" w:w="120"/>
-              <w:bottom w:type="dxa" w:w="60"/>
-              <w:right w:type="dxa" w:w="120"/>
-            </w:tcMar>
-          </w:tcPr>
-          <w:p>
-            <w:pPr>
-              <w:spacing w:after="80"/>
-            </w:pPr>
-            <w:r>
-              <w:t xml:space="preserve">Body</w:t>
-            </w:r>
-          </w:p>
-        </w:tc>
-        <w:tc>
-          <w:tcPr>
-            <w:tcW w:type="pct" w:w="72%"/>
-            <w:tcBorders>
-              <w:top w:val="single" w:color="E5E5E8" w:sz="1"/>
-              <w:left w:val="single" w:color="E5E5E8" w:sz="1"/>
-              <w:bottom w:val="single" w:color="E5E5E8" w:sz="1"/>
-              <w:right w:val="single" w:color="E5E5E8" w:sz="1"/>
-            </w:tcBorders>
-            <w:tcMar>
-              <w:top w:type="dxa" w:w="60"/>
-              <w:left w:type="dxa" w:w="120"/>
-              <w:bottom w:type="dxa" w:w="60"/>
-              <w:right w:type="dxa" w:w="120"/>
-            </w:tcMar>
-          </w:tcPr>
-          <w:p>
-            <w:pPr>
-              <w:spacing w:after="80"/>
-            </w:pPr>
-            <w:r>
-              <w:t xml:space="preserve">Run high-quality projects with clarity, control, and fewer surprises.</w:t>
+              <w:t xml:space="preserve">Nothing falling through the cracks.</w:t>
             </w:r>
           </w:p>
         </w:tc>
@@ -10122,6 +7678,335 @@
             </w:pPr>
             <w:r>
               <w:t xml:space="preserve">Free forever. No credit card needed.</w:t>
+            </w:r>
+          </w:p>
+        </w:tc>
+      </w:tr>
+    </w:tbl>
+    <w:p>
+      <w:pPr>
+        <w:spacing w:after="200"/>
+      </w:pPr>
+    </w:p>
+    <w:p>
+      <w:pPr>
+        <w:pStyle w:val="Heading2"/>
+        <w:spacing w:after="100" w:before="200"/>
+      </w:pPr>
+      <w:r>
+        <w:t xml:space="preserve">Enterprise security</w:t>
+      </w:r>
+    </w:p>
+    <w:tbl>
+      <w:tblPr>
+        <w:tblW w:type="pct" w:w="100%"/>
+        <w:tblBorders>
+          <w:top w:val="single" w:color="auto" w:sz="4"/>
+          <w:left w:val="single" w:color="auto" w:sz="4"/>
+          <w:bottom w:val="single" w:color="auto" w:sz="4"/>
+          <w:right w:val="single" w:color="auto" w:sz="4"/>
+          <w:insideH w:val="single" w:color="auto" w:sz="4"/>
+          <w:insideV w:val="single" w:color="auto" w:sz="4"/>
+        </w:tblBorders>
+      </w:tblPr>
+      <w:tblGrid>
+        <w:gridCol w:w="3200"/>
+        <w:gridCol w:w="6800"/>
+      </w:tblGrid>
+      <w:tr>
+        <w:trPr>
+          <w:tblHeader/>
+        </w:trPr>
+        <w:tc>
+          <w:tcPr>
+            <w:shd w:fill="6161FF" w:val="clear"/>
+            <w:tcMar>
+              <w:top w:type="dxa" w:w="80"/>
+              <w:left w:type="dxa" w:w="120"/>
+              <w:bottom w:type="dxa" w:w="80"/>
+              <w:right w:type="dxa" w:w="120"/>
+            </w:tcMar>
+          </w:tcPr>
+          <w:p>
+            <text>Field</text>
+          </w:p>
+        </w:tc>
+        <w:tc>
+          <w:tcPr>
+            <w:shd w:fill="6161FF" w:val="clear"/>
+            <w:tcMar>
+              <w:top w:type="dxa" w:w="80"/>
+              <w:left w:type="dxa" w:w="120"/>
+              <w:bottom w:type="dxa" w:w="80"/>
+              <w:right w:type="dxa" w:w="120"/>
+            </w:tcMar>
+          </w:tcPr>
+          <w:p>
+            <text>Copy</text>
+          </w:p>
+        </w:tc>
+      </w:tr>
+      <w:tr>
+        <w:tc>
+          <w:tcPr>
+            <w:tcW w:type="pct" w:w="28%"/>
+            <w:tcBorders>
+              <w:top w:val="single" w:color="E5E5E8" w:sz="1"/>
+              <w:left w:val="single" w:color="E5E5E8" w:sz="1"/>
+              <w:bottom w:val="single" w:color="E5E5E8" w:sz="1"/>
+              <w:right w:val="single" w:color="E5E5E8" w:sz="1"/>
+            </w:tcBorders>
+            <w:shd w:fill="F4F4F5" w:val="clear"/>
+            <w:tcMar>
+              <w:top w:type="dxa" w:w="60"/>
+              <w:left w:type="dxa" w:w="120"/>
+              <w:bottom w:type="dxa" w:w="60"/>
+              <w:right w:type="dxa" w:w="120"/>
+            </w:tcMar>
+          </w:tcPr>
+          <w:p>
+            <w:pPr>
+              <w:spacing w:after="80"/>
+            </w:pPr>
+            <w:r>
+              <w:t xml:space="preserve">Chip</w:t>
+            </w:r>
+          </w:p>
+        </w:tc>
+        <w:tc>
+          <w:tcPr>
+            <w:tcW w:type="pct" w:w="72%"/>
+            <w:tcBorders>
+              <w:top w:val="single" w:color="E5E5E8" w:sz="1"/>
+              <w:left w:val="single" w:color="E5E5E8" w:sz="1"/>
+              <w:bottom w:val="single" w:color="E5E5E8" w:sz="1"/>
+              <w:right w:val="single" w:color="E5E5E8" w:sz="1"/>
+            </w:tcBorders>
+            <w:tcMar>
+              <w:top w:type="dxa" w:w="60"/>
+              <w:left w:type="dxa" w:w="120"/>
+              <w:bottom w:type="dxa" w:w="60"/>
+              <w:right w:type="dxa" w:w="120"/>
+            </w:tcMar>
+          </w:tcPr>
+          <w:p>
+            <w:pPr>
+              <w:spacing w:after="80"/>
+            </w:pPr>
+            <w:r>
+              <w:t xml:space="preserve">Trust &amp; security</w:t>
+            </w:r>
+          </w:p>
+        </w:tc>
+      </w:tr>
+      <w:tr>
+        <w:tc>
+          <w:tcPr>
+            <w:tcW w:type="pct" w:w="28%"/>
+            <w:tcBorders>
+              <w:top w:val="single" w:color="E5E5E8" w:sz="1"/>
+              <w:left w:val="single" w:color="E5E5E8" w:sz="1"/>
+              <w:bottom w:val="single" w:color="E5E5E8" w:sz="1"/>
+              <w:right w:val="single" w:color="E5E5E8" w:sz="1"/>
+            </w:tcBorders>
+            <w:shd w:fill="F4F4F5" w:val="clear"/>
+            <w:tcMar>
+              <w:top w:type="dxa" w:w="60"/>
+              <w:left w:type="dxa" w:w="120"/>
+              <w:bottom w:type="dxa" w:w="60"/>
+              <w:right w:type="dxa" w:w="120"/>
+            </w:tcMar>
+          </w:tcPr>
+          <w:p>
+            <w:pPr>
+              <w:spacing w:after="80"/>
+            </w:pPr>
+            <w:r>
+              <w:t xml:space="preserve">H2</w:t>
+            </w:r>
+          </w:p>
+        </w:tc>
+        <w:tc>
+          <w:tcPr>
+            <w:tcW w:type="pct" w:w="72%"/>
+            <w:tcBorders>
+              <w:top w:val="single" w:color="E5E5E8" w:sz="1"/>
+              <w:left w:val="single" w:color="E5E5E8" w:sz="1"/>
+              <w:bottom w:val="single" w:color="E5E5E8" w:sz="1"/>
+              <w:right w:val="single" w:color="E5E5E8" w:sz="1"/>
+            </w:tcBorders>
+            <w:tcMar>
+              <w:top w:type="dxa" w:w="60"/>
+              <w:left w:type="dxa" w:w="120"/>
+              <w:bottom w:type="dxa" w:w="60"/>
+              <w:right w:type="dxa" w:w="120"/>
+            </w:tcMar>
+          </w:tcPr>
+          <w:p>
+            <w:pPr>
+              <w:spacing w:after="80"/>
+            </w:pPr>
+            <w:r>
+              <w:t xml:space="preserve">Enterprise-grade security</w:t>
+            </w:r>
+          </w:p>
+        </w:tc>
+      </w:tr>
+      <w:tr>
+        <w:tc>
+          <w:tcPr>
+            <w:tcW w:type="pct" w:w="28%"/>
+            <w:tcBorders>
+              <w:top w:val="single" w:color="E5E5E8" w:sz="1"/>
+              <w:left w:val="single" w:color="E5E5E8" w:sz="1"/>
+              <w:bottom w:val="single" w:color="E5E5E8" w:sz="1"/>
+              <w:right w:val="single" w:color="E5E5E8" w:sz="1"/>
+            </w:tcBorders>
+            <w:shd w:fill="F4F4F5" w:val="clear"/>
+            <w:tcMar>
+              <w:top w:type="dxa" w:w="60"/>
+              <w:left w:type="dxa" w:w="120"/>
+              <w:bottom w:type="dxa" w:w="60"/>
+              <w:right w:type="dxa" w:w="120"/>
+            </w:tcMar>
+          </w:tcPr>
+          <w:p>
+            <w:pPr>
+              <w:spacing w:after="80"/>
+            </w:pPr>
+            <w:r>
+              <w:t xml:space="preserve">Card body</w:t>
+            </w:r>
+          </w:p>
+        </w:tc>
+        <w:tc>
+          <w:tcPr>
+            <w:tcW w:type="pct" w:w="72%"/>
+            <w:tcBorders>
+              <w:top w:val="single" w:color="E5E5E8" w:sz="1"/>
+              <w:left w:val="single" w:color="E5E5E8" w:sz="1"/>
+              <w:bottom w:val="single" w:color="E5E5E8" w:sz="1"/>
+              <w:right w:val="single" w:color="E5E5E8" w:sz="1"/>
+            </w:tcBorders>
+            <w:tcMar>
+              <w:top w:type="dxa" w:w="60"/>
+              <w:left w:type="dxa" w:w="120"/>
+              <w:bottom w:type="dxa" w:w="60"/>
+              <w:right w:type="dxa" w:w="120"/>
+            </w:tcMar>
+          </w:tcPr>
+          <w:p>
+            <w:pPr>
+              <w:spacing w:after="80"/>
+            </w:pPr>
+            <w:r>
+              <w:t xml:space="preserve">Your project data stays protected with built-in governance, permissions, data privacy, and compliance, across every plan.</w:t>
+            </w:r>
+          </w:p>
+        </w:tc>
+      </w:tr>
+      <w:tr>
+        <w:tc>
+          <w:tcPr>
+            <w:tcW w:type="pct" w:w="28%"/>
+            <w:tcBorders>
+              <w:top w:val="single" w:color="E5E5E8" w:sz="1"/>
+              <w:left w:val="single" w:color="E5E5E8" w:sz="1"/>
+              <w:bottom w:val="single" w:color="E5E5E8" w:sz="1"/>
+              <w:right w:val="single" w:color="E5E5E8" w:sz="1"/>
+            </w:tcBorders>
+            <w:shd w:fill="F4F4F5" w:val="clear"/>
+            <w:tcMar>
+              <w:top w:type="dxa" w:w="60"/>
+              <w:left w:type="dxa" w:w="120"/>
+              <w:bottom w:type="dxa" w:w="60"/>
+              <w:right w:type="dxa" w:w="120"/>
+            </w:tcMar>
+          </w:tcPr>
+          <w:p>
+            <w:pPr>
+              <w:spacing w:after="80"/>
+            </w:pPr>
+            <w:r>
+              <w:t xml:space="preserve">Link</w:t>
+            </w:r>
+          </w:p>
+        </w:tc>
+        <w:tc>
+          <w:tcPr>
+            <w:tcW w:type="pct" w:w="72%"/>
+            <w:tcBorders>
+              <w:top w:val="single" w:color="E5E5E8" w:sz="1"/>
+              <w:left w:val="single" w:color="E5E5E8" w:sz="1"/>
+              <w:bottom w:val="single" w:color="E5E5E8" w:sz="1"/>
+              <w:right w:val="single" w:color="E5E5E8" w:sz="1"/>
+            </w:tcBorders>
+            <w:tcMar>
+              <w:top w:type="dxa" w:w="60"/>
+              <w:left w:type="dxa" w:w="120"/>
+              <w:bottom w:type="dxa" w:w="60"/>
+              <w:right w:type="dxa" w:w="120"/>
+            </w:tcMar>
+          </w:tcPr>
+          <w:p>
+            <w:pPr>
+              <w:spacing w:after="80"/>
+            </w:pPr>
+            <w:r>
+              <w:t xml:space="preserve">Explore our Trust Center → https://monday.com/trust</w:t>
+            </w:r>
+          </w:p>
+        </w:tc>
+      </w:tr>
+      <w:tr>
+        <w:tc>
+          <w:tcPr>
+            <w:tcW w:type="pct" w:w="28%"/>
+            <w:tcBorders>
+              <w:top w:val="single" w:color="E5E5E8" w:sz="1"/>
+              <w:left w:val="single" w:color="E5E5E8" w:sz="1"/>
+              <w:bottom w:val="single" w:color="E5E5E8" w:sz="1"/>
+              <w:right w:val="single" w:color="E5E5E8" w:sz="1"/>
+            </w:tcBorders>
+            <w:shd w:fill="F4F4F5" w:val="clear"/>
+            <w:tcMar>
+              <w:top w:type="dxa" w:w="60"/>
+              <w:left w:type="dxa" w:w="120"/>
+              <w:bottom w:type="dxa" w:w="60"/>
+              <w:right w:type="dxa" w:w="120"/>
+            </w:tcMar>
+          </w:tcPr>
+          <w:p>
+            <w:pPr>
+              <w:spacing w:after="80"/>
+            </w:pPr>
+            <w:r>
+              <w:t xml:space="preserve">Badges</w:t>
+            </w:r>
+          </w:p>
+        </w:tc>
+        <w:tc>
+          <w:tcPr>
+            <w:tcW w:type="pct" w:w="72%"/>
+            <w:tcBorders>
+              <w:top w:val="single" w:color="E5E5E8" w:sz="1"/>
+              <w:left w:val="single" w:color="E5E5E8" w:sz="1"/>
+              <w:bottom w:val="single" w:color="E5E5E8" w:sz="1"/>
+              <w:right w:val="single" w:color="E5E5E8" w:sz="1"/>
+            </w:tcBorders>
+            <w:tcMar>
+              <w:top w:type="dxa" w:w="60"/>
+              <w:left w:type="dxa" w:w="120"/>
+              <w:bottom w:type="dxa" w:w="60"/>
+              <w:right w:type="dxa" w:w="120"/>
+            </w:tcMar>
+          </w:tcPr>
+          <w:p>
+            <w:pPr>
+              <w:spacing w:after="80"/>
+            </w:pPr>
+            <w:r>
+              <w:t xml:space="preserve">GDPR · AICPA SOC 2 · ISO 27001 · HIPAA</w:t>
             </w:r>
           </w:p>
         </w:tc>
@@ -10716,6 +8601,335 @@
             </w:pPr>
             <w:r>
               <w:t xml:space="preserve">Most teams are up and running in days. monday.com is self-serve, no IT setup or professional services required. Forrester reports a payback period of under 4 months.</w:t>
+            </w:r>
+          </w:p>
+        </w:tc>
+      </w:tr>
+    </w:tbl>
+    <w:p>
+      <w:pPr>
+        <w:spacing w:after="200"/>
+      </w:pPr>
+    </w:p>
+    <w:p>
+      <w:pPr>
+        <w:pStyle w:val="Heading2"/>
+        <w:spacing w:after="100" w:before="200"/>
+      </w:pPr>
+      <w:r>
+        <w:t xml:space="preserve">Customer outcomes</w:t>
+      </w:r>
+    </w:p>
+    <w:tbl>
+      <w:tblPr>
+        <w:tblW w:type="pct" w:w="100%"/>
+        <w:tblBorders>
+          <w:top w:val="single" w:color="auto" w:sz="4"/>
+          <w:left w:val="single" w:color="auto" w:sz="4"/>
+          <w:bottom w:val="single" w:color="auto" w:sz="4"/>
+          <w:right w:val="single" w:color="auto" w:sz="4"/>
+          <w:insideH w:val="single" w:color="auto" w:sz="4"/>
+          <w:insideV w:val="single" w:color="auto" w:sz="4"/>
+        </w:tblBorders>
+      </w:tblPr>
+      <w:tblGrid>
+        <w:gridCol w:w="3200"/>
+        <w:gridCol w:w="6800"/>
+      </w:tblGrid>
+      <w:tr>
+        <w:trPr>
+          <w:tblHeader/>
+        </w:trPr>
+        <w:tc>
+          <w:tcPr>
+            <w:shd w:fill="6161FF" w:val="clear"/>
+            <w:tcMar>
+              <w:top w:type="dxa" w:w="80"/>
+              <w:left w:type="dxa" w:w="120"/>
+              <w:bottom w:type="dxa" w:w="80"/>
+              <w:right w:type="dxa" w:w="120"/>
+            </w:tcMar>
+          </w:tcPr>
+          <w:p>
+            <text>Field</text>
+          </w:p>
+        </w:tc>
+        <w:tc>
+          <w:tcPr>
+            <w:shd w:fill="6161FF" w:val="clear"/>
+            <w:tcMar>
+              <w:top w:type="dxa" w:w="80"/>
+              <w:left w:type="dxa" w:w="120"/>
+              <w:bottom w:type="dxa" w:w="80"/>
+              <w:right w:type="dxa" w:w="120"/>
+            </w:tcMar>
+          </w:tcPr>
+          <w:p>
+            <text>Copy</text>
+          </w:p>
+        </w:tc>
+      </w:tr>
+      <w:tr>
+        <w:tc>
+          <w:tcPr>
+            <w:tcW w:type="pct" w:w="28%"/>
+            <w:tcBorders>
+              <w:top w:val="single" w:color="E5E5E8" w:sz="1"/>
+              <w:left w:val="single" w:color="E5E5E8" w:sz="1"/>
+              <w:bottom w:val="single" w:color="E5E5E8" w:sz="1"/>
+              <w:right w:val="single" w:color="E5E5E8" w:sz="1"/>
+            </w:tcBorders>
+            <w:shd w:fill="F4F4F5" w:val="clear"/>
+            <w:tcMar>
+              <w:top w:type="dxa" w:w="60"/>
+              <w:left w:type="dxa" w:w="120"/>
+              <w:bottom w:type="dxa" w:w="60"/>
+              <w:right w:type="dxa" w:w="120"/>
+            </w:tcMar>
+          </w:tcPr>
+          <w:p>
+            <w:pPr>
+              <w:spacing w:after="80"/>
+            </w:pPr>
+            <w:r>
+              <w:t xml:space="preserve">H2 (one line)</w:t>
+            </w:r>
+          </w:p>
+        </w:tc>
+        <w:tc>
+          <w:tcPr>
+            <w:tcW w:type="pct" w:w="72%"/>
+            <w:tcBorders>
+              <w:top w:val="single" w:color="E5E5E8" w:sz="1"/>
+              <w:left w:val="single" w:color="E5E5E8" w:sz="1"/>
+              <w:bottom w:val="single" w:color="E5E5E8" w:sz="1"/>
+              <w:right w:val="single" w:color="E5E5E8" w:sz="1"/>
+            </w:tcBorders>
+            <w:tcMar>
+              <w:top w:type="dxa" w:w="60"/>
+              <w:left w:type="dxa" w:w="120"/>
+              <w:bottom w:type="dxa" w:w="60"/>
+              <w:right w:type="dxa" w:w="120"/>
+            </w:tcMar>
+          </w:tcPr>
+          <w:p>
+            <w:pPr>
+              <w:spacing w:after="80"/>
+            </w:pPr>
+            <w:r>
+              <w:t xml:space="preserve">Real customers, real business outcomes</w:t>
+            </w:r>
+          </w:p>
+        </w:tc>
+      </w:tr>
+      <w:tr>
+        <w:tc>
+          <w:tcPr>
+            <w:tcW w:type="pct" w:w="28%"/>
+            <w:tcBorders>
+              <w:top w:val="single" w:color="E5E5E8" w:sz="1"/>
+              <w:left w:val="single" w:color="E5E5E8" w:sz="1"/>
+              <w:bottom w:val="single" w:color="E5E5E8" w:sz="1"/>
+              <w:right w:val="single" w:color="E5E5E8" w:sz="1"/>
+            </w:tcBorders>
+            <w:shd w:fill="F4F4F5" w:val="clear"/>
+            <w:tcMar>
+              <w:top w:type="dxa" w:w="60"/>
+              <w:left w:type="dxa" w:w="120"/>
+              <w:bottom w:type="dxa" w:w="60"/>
+              <w:right w:type="dxa" w:w="120"/>
+            </w:tcMar>
+          </w:tcPr>
+          <w:p>
+            <w:pPr>
+              <w:spacing w:after="80"/>
+            </w:pPr>
+            <w:r>
+              <w:t xml:space="preserve">Motion</w:t>
+            </w:r>
+          </w:p>
+        </w:tc>
+        <w:tc>
+          <w:tcPr>
+            <w:tcW w:type="pct" w:w="72%"/>
+            <w:tcBorders>
+              <w:top w:val="single" w:color="E5E5E8" w:sz="1"/>
+              <w:left w:val="single" w:color="E5E5E8" w:sz="1"/>
+              <w:bottom w:val="single" w:color="E5E5E8" w:sz="1"/>
+              <w:right w:val="single" w:color="E5E5E8" w:sz="1"/>
+            </w:tcBorders>
+            <w:tcMar>
+              <w:top w:type="dxa" w:w="60"/>
+              <w:left w:type="dxa" w:w="120"/>
+              <w:bottom w:type="dxa" w:w="60"/>
+              <w:right w:type="dxa" w:w="120"/>
+            </w:tcMar>
+          </w:tcPr>
+          <w:p>
+            <w:pPr>
+              <w:spacing w:after="80"/>
+            </w:pPr>
+            <w:r>
+              <w:t xml:space="preserve">Single horizontal row; infinite carousel (duplicated strip, CSS translate -50%); pauses on hover; respects prefers-reduced-motion</w:t>
+            </w:r>
+          </w:p>
+        </w:tc>
+      </w:tr>
+      <w:tr>
+        <w:tc>
+          <w:tcPr>
+            <w:tcW w:type="pct" w:w="28%"/>
+            <w:tcBorders>
+              <w:top w:val="single" w:color="E5E5E8" w:sz="1"/>
+              <w:left w:val="single" w:color="E5E5E8" w:sz="1"/>
+              <w:bottom w:val="single" w:color="E5E5E8" w:sz="1"/>
+              <w:right w:val="single" w:color="E5E5E8" w:sz="1"/>
+            </w:tcBorders>
+            <w:shd w:fill="F4F4F5" w:val="clear"/>
+            <w:tcMar>
+              <w:top w:type="dxa" w:w="60"/>
+              <w:left w:type="dxa" w:w="120"/>
+              <w:bottom w:type="dxa" w:w="60"/>
+              <w:right w:type="dxa" w:w="120"/>
+            </w:tcMar>
+          </w:tcPr>
+          <w:p>
+            <w:pPr>
+              <w:spacing w:after="80"/>
+            </w:pPr>
+            <w:r>
+              <w:t xml:space="preserve">Card layout (monday.com)</w:t>
+            </w:r>
+          </w:p>
+        </w:tc>
+        <w:tc>
+          <w:tcPr>
+            <w:tcW w:type="pct" w:w="72%"/>
+            <w:tcBorders>
+              <w:top w:val="single" w:color="E5E5E8" w:sz="1"/>
+              <w:left w:val="single" w:color="E5E5E8" w:sz="1"/>
+              <w:bottom w:val="single" w:color="E5E5E8" w:sz="1"/>
+              <w:right w:val="single" w:color="E5E5E8" w:sz="1"/>
+            </w:tcBorders>
+            <w:tcMar>
+              <w:top w:type="dxa" w:w="60"/>
+              <w:left w:type="dxa" w:w="120"/>
+              <w:bottom w:type="dxa" w:w="60"/>
+              <w:right w:type="dxa" w:w="120"/>
+            </w:tcMar>
+          </w:tcPr>
+          <w:p>
+            <w:pPr>
+              <w:spacing w:after="80"/>
+            </w:pPr>
+            <w:r>
+              <w:t xml:space="preserve">Row 1: brand logo · underlined “See the case study” · Row 2: photo · Row 3: large metric + project outcome label (side by side) · divider · project/program tag pill</w:t>
+            </w:r>
+          </w:p>
+        </w:tc>
+      </w:tr>
+      <w:tr>
+        <w:tc>
+          <w:tcPr>
+            <w:tcW w:type="pct" w:w="28%"/>
+            <w:tcBorders>
+              <w:top w:val="single" w:color="E5E5E8" w:sz="1"/>
+              <w:left w:val="single" w:color="E5E5E8" w:sz="1"/>
+              <w:bottom w:val="single" w:color="E5E5E8" w:sz="1"/>
+              <w:right w:val="single" w:color="E5E5E8" w:sz="1"/>
+            </w:tcBorders>
+            <w:shd w:fill="F4F4F5" w:val="clear"/>
+            <w:tcMar>
+              <w:top w:type="dxa" w:w="60"/>
+              <w:left w:type="dxa" w:w="120"/>
+              <w:bottom w:type="dxa" w:w="60"/>
+              <w:right w:type="dxa" w:w="120"/>
+            </w:tcMar>
+          </w:tcPr>
+          <w:p>
+            <w:pPr>
+              <w:spacing w:after="80"/>
+            </w:pPr>
+            <w:r>
+              <w:t xml:space="preserve">Cards (project-focused)</w:t>
+            </w:r>
+          </w:p>
+        </w:tc>
+        <w:tc>
+          <w:tcPr>
+            <w:tcW w:type="pct" w:w="72%"/>
+            <w:tcBorders>
+              <w:top w:val="single" w:color="E5E5E8" w:sz="1"/>
+              <w:left w:val="single" w:color="E5E5E8" w:sz="1"/>
+              <w:bottom w:val="single" w:color="E5E5E8" w:sz="1"/>
+              <w:right w:val="single" w:color="E5E5E8" w:sz="1"/>
+            </w:tcBorders>
+            <w:tcMar>
+              <w:top w:type="dxa" w:w="60"/>
+              <w:left w:type="dxa" w:w="120"/>
+              <w:bottom w:type="dxa" w:w="60"/>
+              <w:right w:type="dxa" w:w="120"/>
+            </w:tcMar>
+          </w:tcPr>
+          <w:p>
+            <w:pPr>
+              <w:spacing w:after="80"/>
+            </w:pPr>
+            <w:r>
+              <w:t xml:space="preserve">615% portfolio programs · 105K project hours · 300% initiatives/year · 28% time-to-market · 517% active projects · 346% PM ops TEI</w:t>
+            </w:r>
+          </w:p>
+        </w:tc>
+      </w:tr>
+      <w:tr>
+        <w:tc>
+          <w:tcPr>
+            <w:tcW w:type="pct" w:w="28%"/>
+            <w:tcBorders>
+              <w:top w:val="single" w:color="E5E5E8" w:sz="1"/>
+              <w:left w:val="single" w:color="E5E5E8" w:sz="1"/>
+              <w:bottom w:val="single" w:color="E5E5E8" w:sz="1"/>
+              <w:right w:val="single" w:color="E5E5E8" w:sz="1"/>
+            </w:tcBorders>
+            <w:shd w:fill="F4F4F5" w:val="clear"/>
+            <w:tcMar>
+              <w:top w:type="dxa" w:w="60"/>
+              <w:left w:type="dxa" w:w="120"/>
+              <w:bottom w:type="dxa" w:w="60"/>
+              <w:right w:type="dxa" w:w="120"/>
+            </w:tcMar>
+          </w:tcPr>
+          <w:p>
+            <w:pPr>
+              <w:spacing w:after="80"/>
+            </w:pPr>
+            <w:r>
+              <w:t xml:space="preserve">Card link</w:t>
+            </w:r>
+          </w:p>
+        </w:tc>
+        <w:tc>
+          <w:tcPr>
+            <w:tcW w:type="pct" w:w="72%"/>
+            <w:tcBorders>
+              <w:top w:val="single" w:color="E5E5E8" w:sz="1"/>
+              <w:left w:val="single" w:color="E5E5E8" w:sz="1"/>
+              <w:bottom w:val="single" w:color="E5E5E8" w:sz="1"/>
+              <w:right w:val="single" w:color="E5E5E8" w:sz="1"/>
+            </w:tcBorders>
+            <w:tcMar>
+              <w:top w:type="dxa" w:w="60"/>
+              <w:left w:type="dxa" w:w="120"/>
+              <w:bottom w:type="dxa" w:w="60"/>
+              <w:right w:type="dxa" w:w="120"/>
+            </w:tcMar>
+          </w:tcPr>
+          <w:p>
+            <w:pPr>
+              <w:spacing w:after="80"/>
+            </w:pPr>
+            <w:r>
+              <w:t xml:space="preserve">See the case study → monday.com/customer-stories</w:t>
             </w:r>
           </w:p>
         </w:tc>
